--- a/participant-workbook.docx
+++ b/participant-workbook.docx
@@ -10,7 +10,7 @@
           <w:sz w:val="21"/>
           <w:szCs w:val="24"/>
         </w:rPr>
-        <w:id w:val="1511484891"/>
+        <w:id w:val="642935201"/>
         <w:docPartObj>
           <w:docPartGallery w:val="Table of Contents"/>
           <w:docPartUnique/>
@@ -51,7 +51,7 @@
           <w:r>
             <w:fldChar w:fldCharType="separate"/>
           </w:r>
-          <w:hyperlink w:anchor="_Toc241747869" w:history="1">
+          <w:hyperlink w:anchor="_Toc241754127" w:history="1">
             <w:r>
               <w:rPr>
                 <w:rStyle w:val="Hyperlink"/>
@@ -78,7 +78,7 @@
                 <w:noProof/>
                 <w:webHidden/>
               </w:rPr>
-              <w:instrText xml:space="preserve"> PAGEREF _Toc241747869 \h </w:instrText>
+              <w:instrText xml:space="preserve"> PAGEREF _Toc241754127 \h </w:instrText>
             </w:r>
             <w:r>
               <w:rPr>
@@ -125,7 +125,7 @@
               <w14:ligatures w14:val="standardContextual"/>
             </w:rPr>
           </w:pPr>
-          <w:hyperlink w:anchor="_Toc241747870" w:history="1">
+          <w:hyperlink w:anchor="_Toc241754128" w:history="1">
             <w:r>
               <w:rPr>
                 <w:rStyle w:val="Hyperlink"/>
@@ -152,7 +152,7 @@
                 <w:noProof/>
                 <w:webHidden/>
               </w:rPr>
-              <w:instrText xml:space="preserve"> PAGEREF _Toc241747870 \h </w:instrText>
+              <w:instrText xml:space="preserve"> PAGEREF _Toc241754128 \h </w:instrText>
             </w:r>
             <w:r>
               <w:rPr>
@@ -199,7 +199,7 @@
               <w14:ligatures w14:val="standardContextual"/>
             </w:rPr>
           </w:pPr>
-          <w:hyperlink w:anchor="_Toc241747871" w:history="1">
+          <w:hyperlink w:anchor="_Toc241754129" w:history="1">
             <w:r>
               <w:rPr>
                 <w:rStyle w:val="Hyperlink"/>
@@ -226,7 +226,7 @@
                 <w:noProof/>
                 <w:webHidden/>
               </w:rPr>
-              <w:instrText xml:space="preserve"> PAGEREF _Toc241747871 \h </w:instrText>
+              <w:instrText xml:space="preserve"> PAGEREF _Toc241754129 \h </w:instrText>
             </w:r>
             <w:r>
               <w:rPr>
@@ -273,7 +273,7 @@
               <w14:ligatures w14:val="standardContextual"/>
             </w:rPr>
           </w:pPr>
-          <w:hyperlink w:anchor="_Toc241747872" w:history="1">
+          <w:hyperlink w:anchor="_Toc241754130" w:history="1">
             <w:r>
               <w:rPr>
                 <w:rStyle w:val="Hyperlink"/>
@@ -300,7 +300,7 @@
                 <w:noProof/>
                 <w:webHidden/>
               </w:rPr>
-              <w:instrText xml:space="preserve"> PAGEREF _Toc241747872 \h </w:instrText>
+              <w:instrText xml:space="preserve"> PAGEREF _Toc241754130 \h </w:instrText>
             </w:r>
             <w:r>
               <w:rPr>
@@ -347,7 +347,7 @@
               <w14:ligatures w14:val="standardContextual"/>
             </w:rPr>
           </w:pPr>
-          <w:hyperlink w:anchor="_Toc241747873" w:history="1">
+          <w:hyperlink w:anchor="_Toc241754131" w:history="1">
             <w:r>
               <w:rPr>
                 <w:rStyle w:val="Hyperlink"/>
@@ -374,7 +374,7 @@
                 <w:noProof/>
                 <w:webHidden/>
               </w:rPr>
-              <w:instrText xml:space="preserve"> PAGEREF _Toc241747873 \h </w:instrText>
+              <w:instrText xml:space="preserve"> PAGEREF _Toc241754131 \h </w:instrText>
             </w:r>
             <w:r>
               <w:rPr>
@@ -421,7 +421,7 @@
               <w14:ligatures w14:val="standardContextual"/>
             </w:rPr>
           </w:pPr>
-          <w:hyperlink w:anchor="_Toc241747874" w:history="1">
+          <w:hyperlink w:anchor="_Toc241754132" w:history="1">
             <w:r>
               <w:rPr>
                 <w:rStyle w:val="Hyperlink"/>
@@ -456,7 +456,7 @@
                 <w:noProof/>
                 <w:webHidden/>
               </w:rPr>
-              <w:instrText xml:space="preserve"> PAGEREF _Toc241747874 \h </w:instrText>
+              <w:instrText xml:space="preserve"> PAGEREF _Toc241754132 \h </w:instrText>
             </w:r>
             <w:r>
               <w:rPr>
@@ -503,7 +503,7 @@
               <w14:ligatures w14:val="standardContextual"/>
             </w:rPr>
           </w:pPr>
-          <w:hyperlink w:anchor="_Toc241747875" w:history="1">
+          <w:hyperlink w:anchor="_Toc241754133" w:history="1">
             <w:r>
               <w:rPr>
                 <w:rStyle w:val="Hyperlink"/>
@@ -530,7 +530,7 @@
                 <w:noProof/>
                 <w:webHidden/>
               </w:rPr>
-              <w:instrText xml:space="preserve"> PAGEREF _Toc241747875 \h </w:instrText>
+              <w:instrText xml:space="preserve"> PAGEREF _Toc241754133 \h </w:instrText>
             </w:r>
             <w:r>
               <w:rPr>
@@ -550,7 +550,7 @@
                 <w:noProof/>
                 <w:webHidden/>
               </w:rPr>
-              <w:t>7</w:t>
+              <w:t>8</w:t>
             </w:r>
             <w:r>
               <w:rPr>
@@ -577,7 +577,7 @@
               <w14:ligatures w14:val="standardContextual"/>
             </w:rPr>
           </w:pPr>
-          <w:hyperlink w:anchor="_Toc241747876" w:history="1">
+          <w:hyperlink w:anchor="_Toc241754134" w:history="1">
             <w:r>
               <w:rPr>
                 <w:rStyle w:val="Hyperlink"/>
@@ -604,7 +604,7 @@
                 <w:noProof/>
                 <w:webHidden/>
               </w:rPr>
-              <w:instrText xml:space="preserve"> PAGEREF _Toc241747876 \h </w:instrText>
+              <w:instrText xml:space="preserve"> PAGEREF _Toc241754134 \h </w:instrText>
             </w:r>
             <w:r>
               <w:rPr>
@@ -651,7 +651,7 @@
               <w14:ligatures w14:val="standardContextual"/>
             </w:rPr>
           </w:pPr>
-          <w:hyperlink w:anchor="_Toc241747877" w:history="1">
+          <w:hyperlink w:anchor="_Toc241754135" w:history="1">
             <w:r>
               <w:rPr>
                 <w:rStyle w:val="Hyperlink"/>
@@ -678,7 +678,7 @@
                 <w:noProof/>
                 <w:webHidden/>
               </w:rPr>
-              <w:instrText xml:space="preserve"> PAGEREF _Toc241747877 \h </w:instrText>
+              <w:instrText xml:space="preserve"> PAGEREF _Toc241754135 \h </w:instrText>
             </w:r>
             <w:r>
               <w:rPr>
@@ -698,7 +698,7 @@
                 <w:noProof/>
                 <w:webHidden/>
               </w:rPr>
-              <w:t>10</w:t>
+              <w:t>11</w:t>
             </w:r>
             <w:r>
               <w:rPr>
@@ -725,7 +725,7 @@
               <w14:ligatures w14:val="standardContextual"/>
             </w:rPr>
           </w:pPr>
-          <w:hyperlink w:anchor="_Toc241747878" w:history="1">
+          <w:hyperlink w:anchor="_Toc241754136" w:history="1">
             <w:r>
               <w:rPr>
                 <w:rStyle w:val="Hyperlink"/>
@@ -760,7 +760,7 @@
                 <w:noProof/>
                 <w:webHidden/>
               </w:rPr>
-              <w:instrText xml:space="preserve"> PAGEREF _Toc241747878 \h </w:instrText>
+              <w:instrText xml:space="preserve"> PAGEREF _Toc241754136 \h </w:instrText>
             </w:r>
             <w:r>
               <w:rPr>
@@ -780,7 +780,7 @@
                 <w:noProof/>
                 <w:webHidden/>
               </w:rPr>
-              <w:t>11</w:t>
+              <w:t>12</w:t>
             </w:r>
             <w:r>
               <w:rPr>
@@ -807,7 +807,7 @@
               <w14:ligatures w14:val="standardContextual"/>
             </w:rPr>
           </w:pPr>
-          <w:hyperlink w:anchor="_Toc241747879" w:history="1">
+          <w:hyperlink w:anchor="_Toc241754137" w:history="1">
             <w:r>
               <w:rPr>
                 <w:rStyle w:val="Hyperlink"/>
@@ -834,7 +834,7 @@
                 <w:noProof/>
                 <w:webHidden/>
               </w:rPr>
-              <w:instrText xml:space="preserve"> PAGEREF _Toc241747879 \h </w:instrText>
+              <w:instrText xml:space="preserve"> PAGEREF _Toc241754137 \h </w:instrText>
             </w:r>
             <w:r>
               <w:rPr>
@@ -881,7 +881,7 @@
               <w14:ligatures w14:val="standardContextual"/>
             </w:rPr>
           </w:pPr>
-          <w:hyperlink w:anchor="_Toc241747880" w:history="1">
+          <w:hyperlink w:anchor="_Toc241754138" w:history="1">
             <w:r>
               <w:rPr>
                 <w:rStyle w:val="Hyperlink"/>
@@ -908,7 +908,7 @@
                 <w:noProof/>
                 <w:webHidden/>
               </w:rPr>
-              <w:instrText xml:space="preserve"> PAGEREF _Toc241747880 \h </w:instrText>
+              <w:instrText xml:space="preserve"> PAGEREF _Toc241754138 \h </w:instrText>
             </w:r>
             <w:r>
               <w:rPr>
@@ -955,7 +955,7 @@
               <w14:ligatures w14:val="standardContextual"/>
             </w:rPr>
           </w:pPr>
-          <w:hyperlink w:anchor="_Toc241747881" w:history="1">
+          <w:hyperlink w:anchor="_Toc241754139" w:history="1">
             <w:r>
               <w:rPr>
                 <w:rStyle w:val="Hyperlink"/>
@@ -990,7 +990,7 @@
                 <w:noProof/>
                 <w:webHidden/>
               </w:rPr>
-              <w:instrText xml:space="preserve"> PAGEREF _Toc241747881 \h </w:instrText>
+              <w:instrText xml:space="preserve"> PAGEREF _Toc241754139 \h </w:instrText>
             </w:r>
             <w:r>
               <w:rPr>
@@ -1037,7 +1037,7 @@
               <w14:ligatures w14:val="standardContextual"/>
             </w:rPr>
           </w:pPr>
-          <w:hyperlink w:anchor="_Toc241747882" w:history="1">
+          <w:hyperlink w:anchor="_Toc241754140" w:history="1">
             <w:r>
               <w:rPr>
                 <w:rStyle w:val="Hyperlink"/>
@@ -1064,7 +1064,7 @@
                 <w:noProof/>
                 <w:webHidden/>
               </w:rPr>
-              <w:instrText xml:space="preserve"> PAGEREF _Toc241747882 \h </w:instrText>
+              <w:instrText xml:space="preserve"> PAGEREF _Toc241754140 \h </w:instrText>
             </w:r>
             <w:r>
               <w:rPr>
@@ -1111,7 +1111,7 @@
               <w14:ligatures w14:val="standardContextual"/>
             </w:rPr>
           </w:pPr>
-          <w:hyperlink w:anchor="_Toc241747883" w:history="1">
+          <w:hyperlink w:anchor="_Toc241754141" w:history="1">
             <w:r>
               <w:rPr>
                 <w:rStyle w:val="Hyperlink"/>
@@ -1138,7 +1138,7 @@
                 <w:noProof/>
                 <w:webHidden/>
               </w:rPr>
-              <w:instrText xml:space="preserve"> PAGEREF _Toc241747883 \h </w:instrText>
+              <w:instrText xml:space="preserve"> PAGEREF _Toc241754141 \h </w:instrText>
             </w:r>
             <w:r>
               <w:rPr>
@@ -1181,7 +1181,7 @@
         <w:pStyle w:val="Heading1"/>
       </w:pPr>
       <w:bookmarkStart w:id="0" w:name="participant-workbook"/>
-      <w:bookmarkStart w:id="1" w:name="_Toc241747869"/>
+      <w:bookmarkStart w:id="1" w:name="_Toc241754127"/>
       <w:r>
         <w:t>Participant Workbook</w:t>
       </w:r>
@@ -1192,7 +1192,7 @@
         <w:pStyle w:val="Heading2"/>
       </w:pPr>
       <w:bookmarkStart w:id="2" w:name="Xa046f7e33c7391c4827688ee785cfee5a5aaa0a"/>
-      <w:bookmarkStart w:id="3" w:name="_Toc241747870"/>
+      <w:bookmarkStart w:id="3" w:name="_Toc241754128"/>
       <w:r>
         <w:t>Getting Things Done with Copilot Cowork for HR Tasks</w:t>
       </w:r>
@@ -1437,17 +1437,7 @@
         <w:t>scenario card</w:t>
       </w:r>
       <w:r>
-        <w:t xml:space="preserve"> in the same format as Microsoft's </w:t>
-      </w:r>
-      <w:r>
-        <w:rPr>
-          <w:i/>
-          <w:iCs/>
-        </w:rPr>
-        <w:t>Copilot Cowork "Nifty Fifty" scenarios</w:t>
-      </w:r>
-      <w:r>
-        <w:t xml:space="preserve"> — </w:t>
+        <w:t xml:space="preserve"> with the same parts every time: </w:t>
       </w:r>
       <w:r>
         <w:rPr>
@@ -1565,10 +1555,7 @@
         <w:t>Delegate safely:</w:t>
       </w:r>
       <w:r>
-        <w:t xml:space="preserve"> </w:t>
-      </w:r>
-      <w:r>
-        <w:t>describe an outcome, then approve Cowork's actions one at a time.</w:t>
+        <w:t xml:space="preserve"> describe an outcome, then approve Cowork's actions one at a time.</w:t>
       </w:r>
     </w:p>
     <w:p>
@@ -1649,7 +1636,7 @@
     </w:p>
     <w:p>
       <w:r>
-        <w:pict w14:anchorId="320FEDB4">
+        <w:pict w14:anchorId="75B0CCBC">
           <v:rect id="_x0000_i1025" style="width:0;height:1.5pt" o:hralign="center" o:hrstd="t" o:hr="t"/>
         </w:pict>
       </w:r>
@@ -1659,7 +1646,7 @@
         <w:pStyle w:val="Heading2"/>
       </w:pPr>
       <w:bookmarkStart w:id="5" w:name="X004f5aab55e729b1fea9905fcfd8fe18120d1fc"/>
-      <w:bookmarkStart w:id="6" w:name="_Toc241747871"/>
+      <w:bookmarkStart w:id="6" w:name="_Toc241754129"/>
       <w:bookmarkEnd w:id="2"/>
       <w:bookmarkEnd w:id="4"/>
       <w:r>
@@ -1797,10 +1784,7 @@
         <w:t>Checkpoint:</w:t>
       </w:r>
       <w:r>
-        <w:t xml:space="preserve"> </w:t>
-      </w:r>
-      <w:r>
-        <w:t xml:space="preserve">You get a response. If not, tell a proctor — see the </w:t>
+        <w:t xml:space="preserve"> You get a response. If not, tell a proctor — see the </w:t>
       </w:r>
       <w:hyperlink r:id="rId8">
         <w:r>
@@ -1879,17 +1863,10 @@
         <w:t>zava-sample-knowledge.zip</w:t>
       </w:r>
       <w:r>
-        <w:t xml:space="preserve"> (shared in your tenant, e.g. a Teams/SharePoint folder). </w:t>
-      </w:r>
-      <w:r>
-        <w:rPr>
-          <w:b/>
-          <w:bCs/>
-        </w:rPr>
-        <w:t>Download it, extract it, and upload all the files</w:t>
-      </w:r>
-      <w:r>
-        <w:t xml:space="preserve"> to your </w:t>
+        <w:t xml:space="preserve"> (shared in your tenant, e.g. a </w:t>
+      </w:r>
+      <w:r>
+        <w:t xml:space="preserve">Teams/SharePoint folder). Put the files in a workshop folder in your </w:t>
       </w:r>
       <w:r>
         <w:rPr>
@@ -1899,16 +1876,210 @@
         <w:t>own</w:t>
       </w:r>
       <w:r>
-        <w:t xml:space="preserve"> OneDrive folder, e.g. </w:t>
+        <w:t xml:space="preserve"> OneDrive:</w:t>
+      </w:r>
+    </w:p>
+    <w:p>
+      <w:pPr>
+        <w:pStyle w:val="Compact"/>
+        <w:numPr>
+          <w:ilvl w:val="0"/>
+          <w:numId w:val="6"/>
+        </w:numPr>
+      </w:pPr>
+      <w:r>
+        <w:rPr>
+          <w:b/>
+          <w:bCs/>
+        </w:rPr>
+        <w:t>Download</w:t>
+      </w:r>
+      <w:r>
+        <w:t xml:space="preserve"> </w:t>
       </w:r>
       <w:r>
         <w:rPr>
           <w:rStyle w:val="VerbatimChar"/>
         </w:rPr>
-        <w:t>Documents/Cowork/</w:t>
-      </w:r>
-      <w:r>
-        <w:t>. These six Word and Excel files are used throughout the day, in both Cowork and Agent Builder:</w:t>
+        <w:t>zava-sample-knowledge.zip</w:t>
+      </w:r>
+      <w:r>
+        <w:t xml:space="preserve"> and </w:t>
+      </w:r>
+      <w:r>
+        <w:rPr>
+          <w:b/>
+          <w:bCs/>
+        </w:rPr>
+        <w:t>extract</w:t>
+      </w:r>
+      <w:r>
+        <w:t xml:space="preserve"> it on your laptop (right-click → </w:t>
+      </w:r>
+      <w:r>
+        <w:rPr>
+          <w:b/>
+          <w:bCs/>
+        </w:rPr>
+        <w:t>Extract All</w:t>
+      </w:r>
+      <w:r>
+        <w:t>).</w:t>
+      </w:r>
+    </w:p>
+    <w:p>
+      <w:pPr>
+        <w:pStyle w:val="Compact"/>
+        <w:numPr>
+          <w:ilvl w:val="0"/>
+          <w:numId w:val="6"/>
+        </w:numPr>
+      </w:pPr>
+      <w:r>
+        <w:t xml:space="preserve">Open </w:t>
+      </w:r>
+      <w:r>
+        <w:rPr>
+          <w:b/>
+          <w:bCs/>
+        </w:rPr>
+        <w:t>OneDrive</w:t>
+      </w:r>
+      <w:r>
+        <w:t xml:space="preserve"> in the browser (from the Microsoft 365 app launcher, or </w:t>
+      </w:r>
+      <w:hyperlink r:id="rId9">
+        <w:r>
+          <w:rPr>
+            <w:rStyle w:val="Hyperlink"/>
+          </w:rPr>
+          <w:t>https://onedrive.cloud.microsoft</w:t>
+        </w:r>
+      </w:hyperlink>
+      <w:r>
+        <w:t xml:space="preserve">) and go to </w:t>
+      </w:r>
+      <w:r>
+        <w:rPr>
+          <w:b/>
+          <w:bCs/>
+        </w:rPr>
+        <w:t>My files → Documents</w:t>
+      </w:r>
+      <w:r>
+        <w:t>.</w:t>
+      </w:r>
+    </w:p>
+    <w:p>
+      <w:pPr>
+        <w:pStyle w:val="Compact"/>
+        <w:numPr>
+          <w:ilvl w:val="0"/>
+          <w:numId w:val="6"/>
+        </w:numPr>
+      </w:pPr>
+      <w:r>
+        <w:t xml:space="preserve">Select </w:t>
+      </w:r>
+      <w:r>
+        <w:rPr>
+          <w:b/>
+          <w:bCs/>
+        </w:rPr>
+        <w:t>+ Create or upload → Folder</w:t>
+      </w:r>
+      <w:r>
+        <w:t xml:space="preserve">, name it </w:t>
+      </w:r>
+      <w:r>
+        <w:rPr>
+          <w:rStyle w:val="VerbatimChar"/>
+          <w:b/>
+          <w:bCs/>
+        </w:rPr>
+        <w:t>ai_hr_cowork_workshop</w:t>
+      </w:r>
+      <w:r>
+        <w:t>, and open it.</w:t>
+      </w:r>
+    </w:p>
+    <w:p>
+      <w:pPr>
+        <w:pStyle w:val="Compact"/>
+        <w:numPr>
+          <w:ilvl w:val="0"/>
+          <w:numId w:val="6"/>
+        </w:numPr>
+      </w:pPr>
+      <w:r>
+        <w:t xml:space="preserve">Select </w:t>
+      </w:r>
+      <w:r>
+        <w:rPr>
+          <w:b/>
+          <w:bCs/>
+        </w:rPr>
+        <w:t>+ Create or upload → Files upload</w:t>
+      </w:r>
+      <w:r>
+        <w:t xml:space="preserve"> </w:t>
+      </w:r>
+      <w:r>
+        <w:t>(or drag and drop) and upload all six files.</w:t>
+      </w:r>
+    </w:p>
+    <w:p>
+      <w:pPr>
+        <w:pStyle w:val="Compact"/>
+        <w:numPr>
+          <w:ilvl w:val="0"/>
+          <w:numId w:val="6"/>
+        </w:numPr>
+      </w:pPr>
+      <w:r>
+        <w:t>✅</w:t>
+      </w:r>
+      <w:r>
+        <w:t xml:space="preserve"> </w:t>
+      </w:r>
+      <w:r>
+        <w:rPr>
+          <w:b/>
+          <w:bCs/>
+        </w:rPr>
+        <w:t>Checkpoint:</w:t>
+      </w:r>
+      <w:r>
+        <w:t xml:space="preserve"> your OneDrive shows </w:t>
+      </w:r>
+      <w:r>
+        <w:rPr>
+          <w:b/>
+          <w:bCs/>
+        </w:rPr>
+        <w:t>Documents › ai_hr_cowork_workshop</w:t>
+      </w:r>
+      <w:r>
+        <w:t xml:space="preserve"> with six files. Every prompt today that names a folder uses </w:t>
+      </w:r>
+      <w:r>
+        <w:rPr>
+          <w:rStyle w:val="VerbatimChar"/>
+          <w:b/>
+          <w:bCs/>
+        </w:rPr>
+        <w:t>Documents/ai_hr_cowork_workshop</w:t>
+      </w:r>
+      <w:r>
+        <w:t>.</w:t>
+      </w:r>
+    </w:p>
+    <w:p>
+      <w:pPr>
+        <w:pStyle w:val="FirstParagraph"/>
+      </w:pPr>
+      <w:r>
+        <w:t>These six Word and Excel files are used throughout the day, in both Cowork and Agent Builder:</w:t>
       </w:r>
     </w:p>
     <w:tbl>
@@ -2278,6 +2449,7 @@
               <w:rPr>
                 <w:rStyle w:val="VerbatimChar"/>
               </w:rPr>
+              <w:lastRenderedPageBreak/>
               <w:t>hr-tickets-sample.xlsx</w:t>
             </w:r>
           </w:p>
@@ -2373,10 +2545,7 @@
         <w:t xml:space="preserve"> How to point Cowork at a file (you'll do this all day).</w:t>
       </w:r>
       <w:r>
-        <w:t xml:space="preserve"> </w:t>
-      </w:r>
-      <w:r>
-        <w:t xml:space="preserve">Naming a file in a prompt usually works, but attaching it removes any guesswork. In the </w:t>
+        <w:t xml:space="preserve"> Naming a file in a prompt usually works, but attaching it removes any guesswork. In the </w:t>
       </w:r>
       <w:r>
         <w:rPr>
@@ -2406,11 +2575,7 @@
         <w:t>/</w:t>
       </w:r>
       <w:r>
-        <w:t xml:space="preserve"> and start typing the file name to </w:t>
-      </w:r>
-      <w:r>
-        <w:lastRenderedPageBreak/>
-        <w:t>reference it. You'll see a chip for each attached file. If Cowork ever says it can't find a file, attach it this way and re-send.</w:t>
+        <w:t xml:space="preserve"> and start typing the file name to reference it. You'll see a chip for each attached file. If Cowork ever says it can't find a file, attach it this way and re-send.</w:t>
       </w:r>
     </w:p>
     <w:p>
@@ -2436,7 +2601,7 @@
         <w:pStyle w:val="Compact"/>
         <w:numPr>
           <w:ilvl w:val="0"/>
-          <w:numId w:val="6"/>
+          <w:numId w:val="7"/>
         </w:numPr>
       </w:pPr>
       <w:r>
@@ -2505,7 +2670,7 @@
         <w:pStyle w:val="Compact"/>
         <w:numPr>
           <w:ilvl w:val="0"/>
-          <w:numId w:val="6"/>
+          <w:numId w:val="7"/>
         </w:numPr>
       </w:pPr>
       <w:r>
@@ -2524,7 +2689,7 @@
         <w:pStyle w:val="Compact"/>
         <w:numPr>
           <w:ilvl w:val="0"/>
-          <w:numId w:val="6"/>
+          <w:numId w:val="7"/>
         </w:numPr>
       </w:pPr>
       <w:r>
@@ -2543,7 +2708,7 @@
         <w:pStyle w:val="Compact"/>
         <w:numPr>
           <w:ilvl w:val="0"/>
-          <w:numId w:val="6"/>
+          <w:numId w:val="7"/>
         </w:numPr>
       </w:pPr>
       <w:r>
@@ -2564,7 +2729,7 @@
       <w:r>
         <w:t xml:space="preserve">See </w:t>
       </w:r>
-      <w:hyperlink r:id="rId9">
+      <w:hyperlink r:id="rId10">
         <w:r>
           <w:rPr>
             <w:rStyle w:val="Hyperlink"/>
@@ -2573,7 +2738,10 @@
         </w:r>
       </w:hyperlink>
       <w:r>
-        <w:t xml:space="preserve"> for the full tour.</w:t>
+        <w:t xml:space="preserve"> </w:t>
+      </w:r>
+      <w:r>
+        <w:t>for the full tour.</w:t>
       </w:r>
     </w:p>
     <w:p>
@@ -2613,22 +2781,22 @@
           <w:noProof/>
         </w:rPr>
         <w:drawing>
-          <wp:inline distT="0" distB="0" distL="0" distR="0" wp14:anchorId="281EEA95" wp14:editId="451A27F3">
+          <wp:inline distT="0" distB="0" distL="0" distR="0" wp14:anchorId="1AAB47AD" wp14:editId="37E98998">
             <wp:extent cx="6210300" cy="886384"/>
             <wp:effectExtent l="0" t="0" r="0" b="0"/>
-            <wp:docPr id="18" name="Picture" descr="The &quot;Customize instructions for Cowork&quot; card: Give Cowork guidance that is automatically added to the start of every task."/>
+            <wp:docPr id="19" name="Picture" descr="The &quot;Customize instructions for Cowork&quot; card: Give Cowork guidance that is automatically added to the start of every task."/>
             <wp:cNvGraphicFramePr/>
             <a:graphic xmlns:a="http://schemas.openxmlformats.org/drawingml/2006/main">
               <a:graphicData uri="http://schemas.openxmlformats.org/drawingml/2006/picture">
                 <pic:pic xmlns:pic="http://schemas.openxmlformats.org/drawingml/2006/picture">
                   <pic:nvPicPr>
-                    <pic:cNvPr id="19" name="Picture" descr="reference/media/customize-instructions.png"/>
+                    <pic:cNvPr id="20" name="Picture" descr="reference/media/customize-instructions.png"/>
                     <pic:cNvPicPr>
                       <a:picLocks noChangeAspect="1" noChangeArrowheads="1"/>
                     </pic:cNvPicPr>
                   </pic:nvPicPr>
                   <pic:blipFill>
-                    <a:blip r:embed="rId10"/>
+                    <a:blip r:embed="rId11"/>
                     <a:stretch>
                       <a:fillRect/>
                     </a:stretch>
@@ -2660,7 +2828,7 @@
         <w:pStyle w:val="Compact"/>
         <w:numPr>
           <w:ilvl w:val="0"/>
-          <w:numId w:val="7"/>
+          <w:numId w:val="8"/>
         </w:numPr>
       </w:pPr>
       <w:r>
@@ -2692,7 +2860,7 @@
         <w:pStyle w:val="Compact"/>
         <w:numPr>
           <w:ilvl w:val="0"/>
-          <w:numId w:val="7"/>
+          <w:numId w:val="8"/>
         </w:numPr>
       </w:pPr>
       <w:r>
@@ -2714,7 +2882,7 @@
         <w:pStyle w:val="Compact"/>
         <w:numPr>
           <w:ilvl w:val="0"/>
-          <w:numId w:val="7"/>
+          <w:numId w:val="8"/>
         </w:numPr>
       </w:pPr>
       <w:r>
@@ -2744,15 +2912,15 @@
         <w:spacing w:before="30" w:after="30"/>
       </w:pPr>
       <w:r>
-        <w:t>I work in HR at Zava. Write in a warm, professional, inclusive tone suitable for employee communications. When you answer a policy or benefits question, cite the source document and add "Policies can change — please confirm with HR." Save emails and messages as drafts for me to review; during this workshop, never send anything to anyone but me. Use only the Zava sample files in my OneDrive folder Documents/Cowork, and never include real employee personal data.</w:t>
-      </w:r>
-    </w:p>
-    <w:p>
-      <w:pPr>
-        <w:pStyle w:val="Compact"/>
-        <w:numPr>
-          <w:ilvl w:val="0"/>
-          <w:numId w:val="7"/>
+        <w:t>I work in HR at Zava. Write in a warm, professional, inclusive tone suitable for employee communications. When you answer a policy or benefits question, cite the source document and add "Policies can change — please confirm with HR." Save emails and messages as drafts for me to review; during this workshop, never send anything to anyone but me. Use only the Zava sample files in my OneDrive folder Documents/ai_hr_cowork_workshop, and never include real employee personal data.</w:t>
+      </w:r>
+    </w:p>
+    <w:p>
+      <w:pPr>
+        <w:pStyle w:val="Compact"/>
+        <w:numPr>
+          <w:ilvl w:val="0"/>
+          <w:numId w:val="8"/>
         </w:numPr>
       </w:pPr>
       <w:r>
@@ -2795,6 +2963,7 @@
           <w:b/>
           <w:bCs/>
         </w:rPr>
+        <w:lastRenderedPageBreak/>
         <w:t>More sample instructions for after the workshop.</w:t>
       </w:r>
       <w:r>
@@ -2963,16 +3132,7 @@
                 <w:iCs/>
                 <w:sz w:val="19"/>
               </w:rPr>
-              <w:t xml:space="preserve">I'm a recruiter hiring for {roles}. Use inclusive, bias-free language in job posts and candidate </w:t>
-            </w:r>
-            <w:r>
-              <w:rPr>
-                <w:i/>
-                <w:iCs/>
-                <w:sz w:val="19"/>
-              </w:rPr>
-              <w:lastRenderedPageBreak/>
-              <w:t>emails, with no degree or years-of-experience requirements unless I say they're essential. Keep candidate emails under 150 words with one clear next step. When scheduling interviews, offer times between 9:00 and 16:00 {my time zone} and always add a Teams link. Save candidate messages as drafts.</w:t>
+              <w:t>I'm a recruiter hiring for {roles}. Use inclusive, bias-free language in job posts and candidate emails, with no degree or years-of-experience requirements unless I say they're essential. Keep candidate emails under 150 words with one clear next step. When scheduling interviews, offer times between 9:00 and 16:00 {my time zone} and always add a Teams link. Save candidate messages as drafts.</w:t>
             </w:r>
           </w:p>
         </w:tc>
@@ -2993,7 +3153,6 @@
                 <w:bCs/>
                 <w:sz w:val="19"/>
               </w:rPr>
-              <w:lastRenderedPageBreak/>
               <w:t>HR operations / reporting</w:t>
             </w:r>
           </w:p>
@@ -3066,7 +3225,7 @@
       <w:r>
         <w:t xml:space="preserve">Full set, including formatting preferences you can add to any of them: </w:t>
       </w:r>
-      <w:hyperlink r:id="rId11">
+      <w:hyperlink r:id="rId12">
         <w:r>
           <w:rPr>
             <w:rStyle w:val="Hyperlink"/>
@@ -3290,7 +3449,7 @@
       <w:r>
         <w:t xml:space="preserve"> section. Details: </w:t>
       </w:r>
-      <w:hyperlink r:id="rId12">
+      <w:hyperlink r:id="rId13">
         <w:r>
           <w:rPr>
             <w:rStyle w:val="Hyperlink"/>
@@ -3304,7 +3463,7 @@
     </w:p>
     <w:p>
       <w:r>
-        <w:pict w14:anchorId="177B7C9B">
+        <w:pict w14:anchorId="15506C94">
           <v:rect id="_x0000_i1026" style="width:0;height:1.5pt" o:hralign="center" o:hrstd="t" o:hr="t"/>
         </w:pict>
       </w:r>
@@ -3314,7 +3473,7 @@
         <w:pStyle w:val="Heading2"/>
       </w:pPr>
       <w:bookmarkStart w:id="12" w:name="X32d5feb5c42a67d990bbf5c51199fb4ed691306"/>
-      <w:bookmarkStart w:id="13" w:name="_Toc241747872"/>
+      <w:bookmarkStart w:id="13" w:name="_Toc241754130"/>
       <w:bookmarkEnd w:id="5"/>
       <w:bookmarkEnd w:id="11"/>
       <w:r>
@@ -3349,23 +3508,13 @@
         </w:rPr>
         <w:t>Executive</w:t>
       </w:r>
-      <w:r>
-        <w:t xml:space="preserve"> · </w:t>
-      </w:r>
-      <w:r>
-        <w:rPr>
-          <w:i/>
-          <w:iCs/>
-        </w:rPr>
-        <w:t>(from the Copilot Cowork "Nifty Fifty" scenarios)</w:t>
-      </w:r>
-    </w:p>
-    <w:p>
-      <w:pPr>
-        <w:pStyle w:val="Compact"/>
-        <w:numPr>
-          <w:ilvl w:val="0"/>
-          <w:numId w:val="8"/>
+    </w:p>
+    <w:p>
+      <w:pPr>
+        <w:pStyle w:val="Compact"/>
+        <w:numPr>
+          <w:ilvl w:val="0"/>
+          <w:numId w:val="9"/>
         </w:numPr>
         <w:pBdr>
           <w:left w:val="single" w:sz="18" w:space="8" w:color="3B1041"/>
@@ -3389,7 +3538,7 @@
         <w:pStyle w:val="Compact"/>
         <w:numPr>
           <w:ilvl w:val="0"/>
-          <w:numId w:val="8"/>
+          <w:numId w:val="9"/>
         </w:numPr>
         <w:pBdr>
           <w:left w:val="single" w:sz="18" w:space="8" w:color="3B1041"/>
@@ -3405,18 +3554,18 @@
         <w:t>Output:</w:t>
       </w:r>
       <w:r>
-        <w:t xml:space="preserve"> </w:t>
-      </w:r>
-      <w:r>
-        <w:t>An interactive executive command center covering meetings, priorities, and org pulse, with labeled recommendations and links to supporting context.</w:t>
-      </w:r>
-    </w:p>
-    <w:p>
-      <w:pPr>
-        <w:pStyle w:val="Compact"/>
-        <w:numPr>
-          <w:ilvl w:val="0"/>
-          <w:numId w:val="8"/>
+        <w:t xml:space="preserve"> An interactive executive command center covering meetings, priorities, and org </w:t>
+      </w:r>
+      <w:r>
+        <w:t>pulse, with labeled recommendations and links to supporting context.</w:t>
+      </w:r>
+    </w:p>
+    <w:p>
+      <w:pPr>
+        <w:pStyle w:val="Compact"/>
+        <w:numPr>
+          <w:ilvl w:val="0"/>
+          <w:numId w:val="9"/>
         </w:numPr>
         <w:pBdr>
           <w:left w:val="single" w:sz="18" w:space="8" w:color="3B1041"/>
@@ -3429,6 +3578,7 @@
           <w:b/>
           <w:bCs/>
         </w:rPr>
+        <w:lastRenderedPageBreak/>
         <w:t>Why Cowork?</w:t>
       </w:r>
       <w:r>
@@ -3440,7 +3590,7 @@
         <w:pStyle w:val="Compact"/>
         <w:numPr>
           <w:ilvl w:val="0"/>
-          <w:numId w:val="8"/>
+          <w:numId w:val="9"/>
         </w:numPr>
         <w:pBdr>
           <w:left w:val="single" w:sz="18" w:space="8" w:color="3B1041"/>
@@ -3476,10 +3626,7 @@
         <w:t>Analyze</w:t>
       </w:r>
       <w:r>
-        <w:t xml:space="preserve"> → </w:t>
-      </w:r>
-      <w:r>
-        <w:t xml:space="preserve">surface urgent items, blockers, quiet signals · 3. </w:t>
+        <w:t xml:space="preserve"> → surface urgent items, blockers, quiet signals · 3. </w:t>
       </w:r>
       <w:r>
         <w:rPr>
@@ -3489,7 +3636,10 @@
         <w:t>Build</w:t>
       </w:r>
       <w:r>
-        <w:t xml:space="preserve"> → interactive HTML command center · 4. </w:t>
+        <w:t xml:space="preserve"> </w:t>
+      </w:r>
+      <w:r>
+        <w:t xml:space="preserve">→ interactive HTML command center · 4. </w:t>
       </w:r>
       <w:r>
         <w:rPr>
@@ -3507,7 +3657,7 @@
         <w:pStyle w:val="Compact"/>
         <w:numPr>
           <w:ilvl w:val="0"/>
-          <w:numId w:val="8"/>
+          <w:numId w:val="9"/>
         </w:numPr>
         <w:pBdr>
           <w:left w:val="single" w:sz="18" w:space="8" w:color="3B1041"/>
@@ -3520,7 +3670,6 @@
           <w:b/>
           <w:bCs/>
         </w:rPr>
-        <w:lastRenderedPageBreak/>
         <w:t>Data sources:</w:t>
       </w:r>
       <w:r>
@@ -3532,7 +3681,7 @@
         <w:pStyle w:val="Compact"/>
         <w:numPr>
           <w:ilvl w:val="0"/>
-          <w:numId w:val="8"/>
+          <w:numId w:val="9"/>
         </w:numPr>
         <w:pBdr>
           <w:left w:val="single" w:sz="18" w:space="8" w:color="3B1041"/>
@@ -3623,7 +3772,10 @@
         <w:t>scheduling itself</w:t>
       </w:r>
       <w:r>
-        <w:t xml:space="preserve"> in one prompt. HR leaders juggle the same scattered signals, so watch for the pattern you'd reuse.</w:t>
+        <w:t xml:space="preserve"> </w:t>
+      </w:r>
+      <w:r>
+        <w:t>in one prompt. HR leaders juggle the same scattered signals, so watch for the pattern you'd reuse.</w:t>
       </w:r>
     </w:p>
     <w:p>
@@ -3649,7 +3801,7 @@
         <w:pStyle w:val="Compact"/>
         <w:numPr>
           <w:ilvl w:val="0"/>
-          <w:numId w:val="9"/>
+          <w:numId w:val="10"/>
         </w:numPr>
         <w:pBdr>
           <w:left w:val="single" w:sz="18" w:space="8" w:color="3B1041"/>
@@ -3675,7 +3827,7 @@
         <w:rPr>
           <w:rStyle w:val="VerbatimChar"/>
         </w:rPr>
-        <w:t>Documents/Cowork</w:t>
+        <w:t>Documents/ai_hr_cowork_workshop</w:t>
       </w:r>
       <w:r>
         <w:t>) — or any folder of priority documents.</w:t>
@@ -3686,7 +3838,7 @@
         <w:pStyle w:val="Compact"/>
         <w:numPr>
           <w:ilvl w:val="0"/>
-          <w:numId w:val="9"/>
+          <w:numId w:val="10"/>
         </w:numPr>
         <w:pBdr>
           <w:left w:val="single" w:sz="18" w:space="8" w:color="3B1041"/>
@@ -3724,7 +3876,7 @@
         <w:pStyle w:val="Compact"/>
         <w:numPr>
           <w:ilvl w:val="0"/>
-          <w:numId w:val="9"/>
+          <w:numId w:val="10"/>
         </w:numPr>
         <w:pBdr>
           <w:left w:val="single" w:sz="18" w:space="8" w:color="3B1041"/>
@@ -3780,10 +3932,10 @@
         <w:t>pause or delete it after class</w:t>
       </w:r>
       <w:r>
-        <w:t xml:space="preserve"> </w:t>
-      </w:r>
-      <w:r>
-        <w:t xml:space="preserve">(it's usage-billed). Workshop accounts have little calendar/Teams history, so results will be light — focus on the </w:t>
+        <w:t xml:space="preserve"> (it's </w:t>
+      </w:r>
+      <w:r>
+        <w:t xml:space="preserve">usage-billed). Workshop accounts have little calendar/Teams history, so results will be light — focus on the </w:t>
       </w:r>
       <w:r>
         <w:rPr>
@@ -3810,7 +3962,7 @@
         <w:pStyle w:val="Compact"/>
         <w:numPr>
           <w:ilvl w:val="0"/>
-          <w:numId w:val="10"/>
+          <w:numId w:val="11"/>
         </w:numPr>
       </w:pPr>
       <w:r>
@@ -3883,7 +4035,7 @@
         <w:pStyle w:val="Compact"/>
         <w:numPr>
           <w:ilvl w:val="1"/>
-          <w:numId w:val="11"/>
+          <w:numId w:val="12"/>
         </w:numPr>
         <w:pBdr>
           <w:left w:val="single" w:sz="18" w:space="8" w:color="3B1041"/>
@@ -3900,7 +4052,7 @@
         <w:pStyle w:val="Compact"/>
         <w:numPr>
           <w:ilvl w:val="1"/>
-          <w:numId w:val="11"/>
+          <w:numId w:val="12"/>
         </w:numPr>
         <w:pBdr>
           <w:left w:val="single" w:sz="18" w:space="8" w:color="3B1041"/>
@@ -3917,7 +4069,7 @@
         <w:pStyle w:val="Compact"/>
         <w:numPr>
           <w:ilvl w:val="1"/>
-          <w:numId w:val="11"/>
+          <w:numId w:val="12"/>
         </w:numPr>
         <w:pBdr>
           <w:left w:val="single" w:sz="18" w:space="8" w:color="3B1041"/>
@@ -3934,7 +4086,7 @@
         <w:pStyle w:val="Compact"/>
         <w:numPr>
           <w:ilvl w:val="1"/>
-          <w:numId w:val="11"/>
+          <w:numId w:val="12"/>
         </w:numPr>
         <w:pBdr>
           <w:left w:val="single" w:sz="18" w:space="8" w:color="3B1041"/>
@@ -3967,7 +4119,7 @@
         <w:pStyle w:val="Compact"/>
         <w:numPr>
           <w:ilvl w:val="1"/>
-          <w:numId w:val="12"/>
+          <w:numId w:val="13"/>
         </w:numPr>
         <w:pBdr>
           <w:left w:val="single" w:sz="18" w:space="8" w:color="3B1041"/>
@@ -3984,7 +4136,7 @@
         <w:pStyle w:val="Compact"/>
         <w:numPr>
           <w:ilvl w:val="1"/>
-          <w:numId w:val="12"/>
+          <w:numId w:val="13"/>
         </w:numPr>
         <w:pBdr>
           <w:left w:val="single" w:sz="18" w:space="8" w:color="3B1041"/>
@@ -4001,7 +4153,7 @@
         <w:pStyle w:val="Compact"/>
         <w:numPr>
           <w:ilvl w:val="1"/>
-          <w:numId w:val="12"/>
+          <w:numId w:val="13"/>
         </w:numPr>
         <w:pBdr>
           <w:left w:val="single" w:sz="18" w:space="8" w:color="3B1041"/>
@@ -4034,7 +4186,7 @@
         <w:pStyle w:val="Compact"/>
         <w:numPr>
           <w:ilvl w:val="1"/>
-          <w:numId w:val="13"/>
+          <w:numId w:val="14"/>
         </w:numPr>
         <w:pBdr>
           <w:left w:val="single" w:sz="18" w:space="8" w:color="3B1041"/>
@@ -4059,7 +4211,11 @@
         <w:spacing w:before="30" w:after="30"/>
       </w:pPr>
       <w:r>
-        <w:t xml:space="preserve">Explain the signal behind the recommendation and give me one clear next action. Keep recommendations focused on workstreams, decisions, and commitments rather than evaluating individual people. Make the dashboard executive-ready and easy to scan, with expandable </w:t>
+        <w:t xml:space="preserve">Explain the signal behind the recommendation and give me one clear next action. Keep recommendations focused on workstreams, decisions, and commitments rather than evaluating </w:t>
+      </w:r>
+      <w:r>
+        <w:lastRenderedPageBreak/>
+        <w:t xml:space="preserve">individual people. Make the dashboard executive-ready and easy to scan, with expandable </w:t>
       </w:r>
       <w:r>
         <w:t>sections, traffic-light indicators, and links to the supporting emails, meetings, chats, and files. The most important content should answer: What needs my attention, and what should I do differently today?</w:t>
@@ -4086,11 +4242,10 @@
         <w:pStyle w:val="Compact"/>
         <w:numPr>
           <w:ilvl w:val="0"/>
-          <w:numId w:val="10"/>
-        </w:numPr>
-      </w:pPr>
-      <w:r>
-        <w:lastRenderedPageBreak/>
+          <w:numId w:val="11"/>
+        </w:numPr>
+      </w:pPr>
+      <w:r>
         <w:t xml:space="preserve">Watch the side panel: Cowork gathers signals through </w:t>
       </w:r>
       <w:r>
@@ -4129,7 +4284,7 @@
         <w:pStyle w:val="Compact"/>
         <w:numPr>
           <w:ilvl w:val="0"/>
-          <w:numId w:val="10"/>
+          <w:numId w:val="11"/>
         </w:numPr>
       </w:pPr>
       <w:r>
@@ -4145,7 +4300,7 @@
         <w:pStyle w:val="Compact"/>
         <w:numPr>
           <w:ilvl w:val="1"/>
-          <w:numId w:val="14"/>
+          <w:numId w:val="15"/>
         </w:numPr>
       </w:pPr>
       <w:r>
@@ -4174,7 +4329,7 @@
         <w:pStyle w:val="Compact"/>
         <w:numPr>
           <w:ilvl w:val="1"/>
-          <w:numId w:val="14"/>
+          <w:numId w:val="15"/>
         </w:numPr>
       </w:pPr>
       <w:r>
@@ -4236,7 +4391,7 @@
         <w:pStyle w:val="Compact"/>
         <w:numPr>
           <w:ilvl w:val="1"/>
-          <w:numId w:val="14"/>
+          <w:numId w:val="15"/>
         </w:numPr>
       </w:pPr>
       <w:r>
@@ -4288,7 +4443,7 @@
         <w:pStyle w:val="Compact"/>
         <w:numPr>
           <w:ilvl w:val="1"/>
-          <w:numId w:val="14"/>
+          <w:numId w:val="15"/>
         </w:numPr>
       </w:pPr>
       <w:r>
@@ -4320,7 +4475,7 @@
         <w:pStyle w:val="Compact"/>
         <w:numPr>
           <w:ilvl w:val="1"/>
-          <w:numId w:val="14"/>
+          <w:numId w:val="15"/>
         </w:numPr>
       </w:pPr>
       <w:r>
@@ -4352,7 +4507,7 @@
         <w:pStyle w:val="Compact"/>
         <w:numPr>
           <w:ilvl w:val="0"/>
-          <w:numId w:val="10"/>
+          <w:numId w:val="11"/>
         </w:numPr>
       </w:pPr>
       <w:r>
@@ -4394,7 +4549,7 @@
         <w:pStyle w:val="Compact"/>
         <w:numPr>
           <w:ilvl w:val="0"/>
-          <w:numId w:val="10"/>
+          <w:numId w:val="11"/>
         </w:numPr>
       </w:pPr>
       <w:r>
@@ -4419,7 +4574,7 @@
         <w:pStyle w:val="Compact"/>
         <w:numPr>
           <w:ilvl w:val="0"/>
-          <w:numId w:val="10"/>
+          <w:numId w:val="11"/>
         </w:numPr>
       </w:pPr>
       <w:r>
@@ -4591,7 +4746,7 @@
     </w:p>
     <w:p>
       <w:r>
-        <w:pict w14:anchorId="77680C4A">
+        <w:pict w14:anchorId="496233DF">
           <v:rect id="_x0000_i1027" style="width:0;height:1.5pt" o:hralign="center" o:hrstd="t" o:hr="t"/>
         </w:pict>
       </w:r>
@@ -4601,7 +4756,7 @@
         <w:pStyle w:val="Heading2"/>
       </w:pPr>
       <w:bookmarkStart w:id="15" w:name="X3bc279fb422ae0c320998ddb1f4965378ddecb6"/>
-      <w:bookmarkStart w:id="16" w:name="_Toc241747873"/>
+      <w:bookmarkStart w:id="16" w:name="_Toc241754131"/>
       <w:bookmarkEnd w:id="12"/>
       <w:bookmarkEnd w:id="14"/>
       <w:r>
@@ -4642,7 +4797,7 @@
         <w:pStyle w:val="Compact"/>
         <w:numPr>
           <w:ilvl w:val="0"/>
-          <w:numId w:val="15"/>
+          <w:numId w:val="16"/>
         </w:numPr>
         <w:pBdr>
           <w:left w:val="single" w:sz="18" w:space="8" w:color="3B1041"/>
@@ -4666,7 +4821,7 @@
         <w:pStyle w:val="Compact"/>
         <w:numPr>
           <w:ilvl w:val="0"/>
-          <w:numId w:val="15"/>
+          <w:numId w:val="16"/>
         </w:numPr>
         <w:pBdr>
           <w:left w:val="single" w:sz="18" w:space="8" w:color="3B1041"/>
@@ -4703,7 +4858,7 @@
         <w:pStyle w:val="Compact"/>
         <w:numPr>
           <w:ilvl w:val="0"/>
-          <w:numId w:val="15"/>
+          <w:numId w:val="16"/>
         </w:numPr>
         <w:pBdr>
           <w:left w:val="single" w:sz="18" w:space="8" w:color="3B1041"/>
@@ -4716,6 +4871,7 @@
           <w:b/>
           <w:bCs/>
         </w:rPr>
+        <w:lastRenderedPageBreak/>
         <w:t>Why Cowork?</w:t>
       </w:r>
       <w:r>
@@ -4727,7 +4883,7 @@
         <w:pStyle w:val="Compact"/>
         <w:numPr>
           <w:ilvl w:val="0"/>
-          <w:numId w:val="15"/>
+          <w:numId w:val="16"/>
         </w:numPr>
         <w:pBdr>
           <w:left w:val="single" w:sz="18" w:space="8" w:color="3B1041"/>
@@ -4813,7 +4969,7 @@
         <w:pStyle w:val="Compact"/>
         <w:numPr>
           <w:ilvl w:val="0"/>
-          <w:numId w:val="15"/>
+          <w:numId w:val="16"/>
         </w:numPr>
         <w:pBdr>
           <w:left w:val="single" w:sz="18" w:space="8" w:color="3B1041"/>
@@ -4837,7 +4993,7 @@
         <w:pStyle w:val="Compact"/>
         <w:numPr>
           <w:ilvl w:val="0"/>
-          <w:numId w:val="15"/>
+          <w:numId w:val="16"/>
         </w:numPr>
         <w:pBdr>
           <w:left w:val="single" w:sz="18" w:space="8" w:color="3B1041"/>
@@ -4850,7 +5006,6 @@
           <w:b/>
           <w:bCs/>
         </w:rPr>
-        <w:lastRenderedPageBreak/>
         <w:t>You'll learn:</w:t>
       </w:r>
       <w:r>
@@ -4891,7 +5046,7 @@
         <w:pStyle w:val="Compact"/>
         <w:numPr>
           <w:ilvl w:val="0"/>
-          <w:numId w:val="16"/>
+          <w:numId w:val="17"/>
         </w:numPr>
       </w:pPr>
       <w:r>
@@ -4969,7 +5124,7 @@
         <w:pStyle w:val="Compact"/>
         <w:numPr>
           <w:ilvl w:val="0"/>
-          <w:numId w:val="16"/>
+          <w:numId w:val="17"/>
         </w:numPr>
       </w:pPr>
       <w:r>
@@ -4991,7 +5146,7 @@
         <w:pStyle w:val="Compact"/>
         <w:numPr>
           <w:ilvl w:val="0"/>
-          <w:numId w:val="16"/>
+          <w:numId w:val="17"/>
         </w:numPr>
       </w:pPr>
       <w:r>
@@ -5020,7 +5175,7 @@
         <w:pStyle w:val="Compact"/>
         <w:numPr>
           <w:ilvl w:val="0"/>
-          <w:numId w:val="17"/>
+          <w:numId w:val="18"/>
         </w:numPr>
       </w:pPr>
       <w:r>
@@ -5108,7 +5263,7 @@
         <w:pStyle w:val="Compact"/>
         <w:numPr>
           <w:ilvl w:val="0"/>
-          <w:numId w:val="17"/>
+          <w:numId w:val="18"/>
         </w:numPr>
       </w:pPr>
       <w:r>
@@ -5153,7 +5308,7 @@
         <w:pStyle w:val="Compact"/>
         <w:numPr>
           <w:ilvl w:val="0"/>
-          <w:numId w:val="17"/>
+          <w:numId w:val="18"/>
         </w:numPr>
       </w:pPr>
       <w:r>
@@ -5205,7 +5360,7 @@
         <w:pStyle w:val="Compact"/>
         <w:numPr>
           <w:ilvl w:val="1"/>
-          <w:numId w:val="18"/>
+          <w:numId w:val="19"/>
         </w:numPr>
       </w:pPr>
       <w:r>
@@ -5237,7 +5392,7 @@
         <w:pStyle w:val="Compact"/>
         <w:numPr>
           <w:ilvl w:val="1"/>
-          <w:numId w:val="18"/>
+          <w:numId w:val="19"/>
         </w:numPr>
       </w:pPr>
       <w:r>
@@ -5337,7 +5492,7 @@
     </w:p>
     <w:p>
       <w:r>
-        <w:pict w14:anchorId="6DAC65BF">
+        <w:pict w14:anchorId="576CBE23">
           <v:rect id="_x0000_i1028" style="width:0;height:1.5pt" o:hralign="center" o:hrstd="t" o:hr="t"/>
         </w:pict>
       </w:r>
@@ -5347,7 +5502,7 @@
         <w:pStyle w:val="Heading2"/>
       </w:pPr>
       <w:bookmarkStart w:id="19" w:name="coffee-break-10-min"/>
-      <w:bookmarkStart w:id="20" w:name="_Toc241747874"/>
+      <w:bookmarkStart w:id="20" w:name="_Toc241754132"/>
       <w:bookmarkEnd w:id="15"/>
       <w:bookmarkEnd w:id="18"/>
       <w:r>
@@ -5368,7 +5523,8 @@
     </w:p>
     <w:p>
       <w:r>
-        <w:pict w14:anchorId="09C83BC3">
+        <w:lastRenderedPageBreak/>
+        <w:pict w14:anchorId="01C7338A">
           <v:rect id="_x0000_i1029" style="width:0;height:1.5pt" o:hralign="center" o:hrstd="t" o:hr="t"/>
         </w:pict>
       </w:r>
@@ -5378,7 +5534,7 @@
         <w:pStyle w:val="Heading2"/>
       </w:pPr>
       <w:bookmarkStart w:id="21" w:name="X01d412a0f2e13c2810eaf63626ad375735c7ae4"/>
-      <w:bookmarkStart w:id="22" w:name="_Toc241747875"/>
+      <w:bookmarkStart w:id="22" w:name="_Toc241754133"/>
       <w:bookmarkEnd w:id="19"/>
       <w:r>
         <w:t>Exercise 3 — Navigate websites with Cowork's browser (25 min)</w:t>
@@ -5418,7 +5574,7 @@
         <w:pStyle w:val="Compact"/>
         <w:numPr>
           <w:ilvl w:val="0"/>
-          <w:numId w:val="19"/>
+          <w:numId w:val="20"/>
         </w:numPr>
         <w:pBdr>
           <w:left w:val="single" w:sz="18" w:space="8" w:color="3B1041"/>
@@ -5442,7 +5598,7 @@
         <w:pStyle w:val="Compact"/>
         <w:numPr>
           <w:ilvl w:val="0"/>
-          <w:numId w:val="19"/>
+          <w:numId w:val="20"/>
         </w:numPr>
         <w:pBdr>
           <w:left w:val="single" w:sz="18" w:space="8" w:color="3B1041"/>
@@ -5455,7 +5611,6 @@
           <w:b/>
           <w:bCs/>
         </w:rPr>
-        <w:lastRenderedPageBreak/>
         <w:t>Output:</w:t>
       </w:r>
       <w:r>
@@ -5477,7 +5632,7 @@
         <w:pStyle w:val="Compact"/>
         <w:numPr>
           <w:ilvl w:val="0"/>
-          <w:numId w:val="19"/>
+          <w:numId w:val="20"/>
         </w:numPr>
         <w:pBdr>
           <w:left w:val="single" w:sz="18" w:space="8" w:color="3B1041"/>
@@ -5514,7 +5669,7 @@
         <w:pStyle w:val="Compact"/>
         <w:numPr>
           <w:ilvl w:val="0"/>
-          <w:numId w:val="19"/>
+          <w:numId w:val="20"/>
         </w:numPr>
         <w:pBdr>
           <w:left w:val="single" w:sz="18" w:space="8" w:color="3B1041"/>
@@ -5581,7 +5736,7 @@
         <w:pStyle w:val="Compact"/>
         <w:numPr>
           <w:ilvl w:val="0"/>
-          <w:numId w:val="19"/>
+          <w:numId w:val="20"/>
         </w:numPr>
         <w:pBdr>
           <w:left w:val="single" w:sz="18" w:space="8" w:color="3B1041"/>
@@ -5605,7 +5760,7 @@
         <w:pStyle w:val="Compact"/>
         <w:numPr>
           <w:ilvl w:val="0"/>
-          <w:numId w:val="19"/>
+          <w:numId w:val="20"/>
         </w:numPr>
         <w:pBdr>
           <w:left w:val="single" w:sz="18" w:space="8" w:color="3B1041"/>
@@ -5705,7 +5860,7 @@
         <w:pStyle w:val="Compact"/>
         <w:numPr>
           <w:ilvl w:val="0"/>
-          <w:numId w:val="20"/>
+          <w:numId w:val="21"/>
         </w:numPr>
         <w:pBdr>
           <w:left w:val="single" w:sz="18" w:space="8" w:color="3B1041"/>
@@ -5726,7 +5881,7 @@
       <w:r>
         <w:t xml:space="preserve"> at </w:t>
       </w:r>
-      <w:hyperlink r:id="rId13">
+      <w:hyperlink r:id="rId14">
         <w:r>
           <w:rPr>
             <w:rStyle w:val="Hyperlink"/>
@@ -5743,7 +5898,7 @@
         <w:pStyle w:val="Compact"/>
         <w:numPr>
           <w:ilvl w:val="0"/>
-          <w:numId w:val="20"/>
+          <w:numId w:val="21"/>
         </w:numPr>
         <w:pBdr>
           <w:left w:val="single" w:sz="18" w:space="8" w:color="3B1041"/>
@@ -5780,7 +5935,7 @@
         <w:pStyle w:val="Compact"/>
         <w:numPr>
           <w:ilvl w:val="0"/>
-          <w:numId w:val="20"/>
+          <w:numId w:val="21"/>
         </w:numPr>
         <w:pBdr>
           <w:left w:val="single" w:sz="18" w:space="8" w:color="3B1041"/>
@@ -5827,7 +5982,7 @@
         <w:pStyle w:val="Compact"/>
         <w:numPr>
           <w:ilvl w:val="0"/>
-          <w:numId w:val="20"/>
+          <w:numId w:val="21"/>
         </w:numPr>
         <w:pBdr>
           <w:left w:val="single" w:sz="18" w:space="8" w:color="3B1041"/>
@@ -5838,7 +5993,7 @@
       <w:r>
         <w:t xml:space="preserve">Not working? See </w:t>
       </w:r>
-      <w:hyperlink r:id="rId14">
+      <w:hyperlink r:id="rId15">
         <w:r>
           <w:rPr>
             <w:rStyle w:val="Hyperlink"/>
@@ -5864,7 +6019,7 @@
         <w:pStyle w:val="Compact"/>
         <w:numPr>
           <w:ilvl w:val="0"/>
-          <w:numId w:val="21"/>
+          <w:numId w:val="22"/>
         </w:numPr>
       </w:pPr>
       <w:r>
@@ -5937,7 +6092,7 @@
         <w:pStyle w:val="Compact"/>
         <w:numPr>
           <w:ilvl w:val="1"/>
-          <w:numId w:val="22"/>
+          <w:numId w:val="23"/>
         </w:numPr>
         <w:pBdr>
           <w:left w:val="single" w:sz="18" w:space="8" w:color="3B1041"/>
@@ -5948,7 +6103,7 @@
       <w:r>
         <w:t xml:space="preserve">Go to </w:t>
       </w:r>
-      <w:hyperlink r:id="rId15">
+      <w:hyperlink r:id="rId16">
         <w:r>
           <w:rPr>
             <w:rStyle w:val="Hyperlink"/>
@@ -5965,7 +6120,7 @@
         <w:pStyle w:val="Compact"/>
         <w:numPr>
           <w:ilvl w:val="1"/>
-          <w:numId w:val="22"/>
+          <w:numId w:val="23"/>
         </w:numPr>
         <w:pBdr>
           <w:left w:val="single" w:sz="18" w:space="8" w:color="3B1041"/>
@@ -5976,7 +6131,7 @@
       <w:r>
         <w:t xml:space="preserve">Go to </w:t>
       </w:r>
-      <w:hyperlink r:id="rId16">
+      <w:hyperlink r:id="rId17">
         <w:r>
           <w:rPr>
             <w:rStyle w:val="Hyperlink"/>
@@ -5993,7 +6148,7 @@
         <w:pStyle w:val="Compact"/>
         <w:numPr>
           <w:ilvl w:val="1"/>
-          <w:numId w:val="22"/>
+          <w:numId w:val="23"/>
         </w:numPr>
         <w:pBdr>
           <w:left w:val="single" w:sz="18" w:space="8" w:color="3B1041"/>
@@ -6002,6 +6157,7 @@
         <w:spacing w:before="30" w:after="30"/>
       </w:pPr>
       <w:r>
+        <w:lastRenderedPageBreak/>
         <w:t xml:space="preserve">Compare both with the overtime rule in </w:t>
       </w:r>
       <w:r>
@@ -6035,7 +6191,7 @@
         <w:pStyle w:val="Compact"/>
         <w:numPr>
           <w:ilvl w:val="0"/>
-          <w:numId w:val="21"/>
+          <w:numId w:val="22"/>
         </w:numPr>
       </w:pPr>
       <w:r>
@@ -6067,7 +6223,7 @@
         <w:pStyle w:val="Compact"/>
         <w:numPr>
           <w:ilvl w:val="0"/>
-          <w:numId w:val="21"/>
+          <w:numId w:val="22"/>
         </w:numPr>
       </w:pPr>
       <w:r>
@@ -6119,11 +6275,10 @@
         <w:pStyle w:val="Compact"/>
         <w:numPr>
           <w:ilvl w:val="0"/>
-          <w:numId w:val="21"/>
-        </w:numPr>
-      </w:pPr>
-      <w:r>
-        <w:lastRenderedPageBreak/>
+          <w:numId w:val="22"/>
+        </w:numPr>
+      </w:pPr>
+      <w:r>
         <w:t>If Cowork asks you a question, answer it in the chat. If it hands the browser back to you (for a sign-in or a CAPTCHA), don't enter anything: tell it to skip that site.</w:t>
       </w:r>
     </w:p>
@@ -6132,7 +6287,7 @@
         <w:pStyle w:val="Compact"/>
         <w:numPr>
           <w:ilvl w:val="0"/>
-          <w:numId w:val="21"/>
+          <w:numId w:val="22"/>
         </w:numPr>
       </w:pPr>
       <w:r>
@@ -6355,7 +6510,7 @@
       <w:r>
         <w:t xml:space="preserve"> (</w:t>
       </w:r>
-      <w:hyperlink r:id="rId17">
+      <w:hyperlink r:id="rId18">
         <w:r>
           <w:rPr>
             <w:rStyle w:val="Hyperlink"/>
@@ -6379,7 +6534,7 @@
     </w:p>
     <w:p>
       <w:r>
-        <w:pict w14:anchorId="61A9668E">
+        <w:pict w14:anchorId="5210DB0C">
           <v:rect id="_x0000_i1030" style="width:0;height:1.5pt" o:hralign="center" o:hrstd="t" o:hr="t"/>
         </w:pict>
       </w:r>
@@ -6389,7 +6544,7 @@
         <w:pStyle w:val="Heading2"/>
       </w:pPr>
       <w:bookmarkStart w:id="25" w:name="X9116c4916658806051619465b6a84d1f6bc9a0f"/>
-      <w:bookmarkStart w:id="26" w:name="_Toc241747876"/>
+      <w:bookmarkStart w:id="26" w:name="_Toc241754134"/>
       <w:bookmarkEnd w:id="21"/>
       <w:bookmarkEnd w:id="24"/>
       <w:r>
@@ -6430,7 +6585,7 @@
         <w:pStyle w:val="Compact"/>
         <w:numPr>
           <w:ilvl w:val="0"/>
-          <w:numId w:val="23"/>
+          <w:numId w:val="24"/>
         </w:numPr>
         <w:pBdr>
           <w:left w:val="single" w:sz="18" w:space="8" w:color="3B1041"/>
@@ -6457,7 +6612,7 @@
         <w:pStyle w:val="Compact"/>
         <w:numPr>
           <w:ilvl w:val="0"/>
-          <w:numId w:val="23"/>
+          <w:numId w:val="24"/>
         </w:numPr>
         <w:pBdr>
           <w:left w:val="single" w:sz="18" w:space="8" w:color="3B1041"/>
@@ -6491,7 +6646,7 @@
         <w:pStyle w:val="Compact"/>
         <w:numPr>
           <w:ilvl w:val="0"/>
-          <w:numId w:val="23"/>
+          <w:numId w:val="24"/>
         </w:numPr>
         <w:pBdr>
           <w:left w:val="single" w:sz="18" w:space="8" w:color="3B1041"/>
@@ -6515,7 +6670,7 @@
         <w:pStyle w:val="Compact"/>
         <w:numPr>
           <w:ilvl w:val="0"/>
-          <w:numId w:val="23"/>
+          <w:numId w:val="24"/>
         </w:numPr>
         <w:pBdr>
           <w:left w:val="single" w:sz="18" w:space="8" w:color="3B1041"/>
@@ -6582,7 +6737,7 @@
         <w:pStyle w:val="Compact"/>
         <w:numPr>
           <w:ilvl w:val="0"/>
-          <w:numId w:val="23"/>
+          <w:numId w:val="24"/>
         </w:numPr>
         <w:pBdr>
           <w:left w:val="single" w:sz="18" w:space="8" w:color="3B1041"/>
@@ -6595,6 +6750,7 @@
           <w:b/>
           <w:bCs/>
         </w:rPr>
+        <w:lastRenderedPageBreak/>
         <w:t>Data sources:</w:t>
       </w:r>
       <w:r>
@@ -6606,7 +6762,7 @@
         <w:pStyle w:val="Compact"/>
         <w:numPr>
           <w:ilvl w:val="0"/>
-          <w:numId w:val="23"/>
+          <w:numId w:val="24"/>
         </w:numPr>
         <w:pBdr>
           <w:left w:val="single" w:sz="18" w:space="8" w:color="3B1041"/>
@@ -6642,7 +6798,7 @@
       <w:r>
         <w:t xml:space="preserve">Full background: </w:t>
       </w:r>
-      <w:hyperlink r:id="rId18">
+      <w:hyperlink r:id="rId19">
         <w:r>
           <w:rPr>
             <w:rStyle w:val="Hyperlink"/>
@@ -6691,7 +6847,7 @@
         <w:pStyle w:val="Compact"/>
         <w:numPr>
           <w:ilvl w:val="0"/>
-          <w:numId w:val="24"/>
+          <w:numId w:val="25"/>
         </w:numPr>
       </w:pPr>
       <w:r>
@@ -6743,11 +6899,10 @@
         <w:pStyle w:val="Compact"/>
         <w:numPr>
           <w:ilvl w:val="0"/>
-          <w:numId w:val="24"/>
-        </w:numPr>
-      </w:pPr>
-      <w:r>
-        <w:lastRenderedPageBreak/>
+          <w:numId w:val="25"/>
+        </w:numPr>
+      </w:pPr>
+      <w:r>
         <w:t>When prompted, use these details:</w:t>
       </w:r>
     </w:p>
@@ -6756,7 +6911,7 @@
         <w:pStyle w:val="Compact"/>
         <w:numPr>
           <w:ilvl w:val="1"/>
-          <w:numId w:val="25"/>
+          <w:numId w:val="26"/>
         </w:numPr>
       </w:pPr>
       <w:r>
@@ -6775,7 +6930,7 @@
         <w:pStyle w:val="Compact"/>
         <w:numPr>
           <w:ilvl w:val="1"/>
-          <w:numId w:val="25"/>
+          <w:numId w:val="26"/>
         </w:numPr>
       </w:pPr>
       <w:r>
@@ -6794,7 +6949,7 @@
         <w:pStyle w:val="Compact"/>
         <w:numPr>
           <w:ilvl w:val="1"/>
-          <w:numId w:val="25"/>
+          <w:numId w:val="26"/>
         </w:numPr>
       </w:pPr>
       <w:r>
@@ -6813,7 +6968,7 @@
         <w:pStyle w:val="Compact"/>
         <w:numPr>
           <w:ilvl w:val="1"/>
-          <w:numId w:val="25"/>
+          <w:numId w:val="26"/>
         </w:numPr>
       </w:pPr>
       <w:r>
@@ -6874,7 +7029,7 @@
         <w:rPr>
           <w:rStyle w:val="VerbatimChar"/>
         </w:rPr>
-        <w:t>Documents/Cowork</w:t>
+        <w:t>Documents/ai_hr_cowork_workshop</w:t>
       </w:r>
       <w:r>
         <w:t xml:space="preserve">; if the answer isn't in them, say so instead of guessing. Answer in this format: a direct plain-language answer, then a short </w:t>
@@ -6928,7 +7083,7 @@
         <w:pStyle w:val="Compact"/>
         <w:numPr>
           <w:ilvl w:val="0"/>
-          <w:numId w:val="24"/>
+          <w:numId w:val="25"/>
         </w:numPr>
       </w:pPr>
       <w:r>
@@ -6959,7 +7114,7 @@
         <w:pStyle w:val="Compact"/>
         <w:numPr>
           <w:ilvl w:val="0"/>
-          <w:numId w:val="26"/>
+          <w:numId w:val="27"/>
         </w:numPr>
       </w:pPr>
       <w:r>
@@ -6981,7 +7136,7 @@
         <w:pStyle w:val="Compact"/>
         <w:numPr>
           <w:ilvl w:val="0"/>
-          <w:numId w:val="26"/>
+          <w:numId w:val="27"/>
         </w:numPr>
       </w:pPr>
       <w:r>
@@ -7029,7 +7184,7 @@
         <w:pStyle w:val="Compact"/>
         <w:numPr>
           <w:ilvl w:val="0"/>
-          <w:numId w:val="27"/>
+          <w:numId w:val="28"/>
         </w:numPr>
       </w:pPr>
       <w:r>
@@ -7067,7 +7222,7 @@
         <w:pStyle w:val="Compact"/>
         <w:numPr>
           <w:ilvl w:val="0"/>
-          <w:numId w:val="27"/>
+          <w:numId w:val="28"/>
         </w:numPr>
       </w:pPr>
       <w:r>
@@ -7092,7 +7247,7 @@
         <w:pStyle w:val="Compact"/>
         <w:numPr>
           <w:ilvl w:val="0"/>
-          <w:numId w:val="27"/>
+          <w:numId w:val="28"/>
         </w:numPr>
       </w:pPr>
       <w:r>
@@ -7223,9 +7378,10 @@
         <w:ind w:left="288" w:right="144"/>
       </w:pPr>
       <w:r>
+        <w:lastRenderedPageBreak/>
         <w:t xml:space="preserve">Compare your result with the reference skill in </w:t>
       </w:r>
-      <w:hyperlink r:id="rId19">
+      <w:hyperlink r:id="rId20">
         <w:r>
           <w:rPr>
             <w:rStyle w:val="Hyperlink"/>
@@ -7239,7 +7395,7 @@
     </w:p>
     <w:p>
       <w:r>
-        <w:pict w14:anchorId="3AD030B3">
+        <w:pict w14:anchorId="6BB031C0">
           <v:rect id="_x0000_i1031" style="width:0;height:1.5pt" o:hralign="center" o:hrstd="t" o:hr="t"/>
         </w:pict>
       </w:r>
@@ -7249,7 +7405,7 @@
         <w:pStyle w:val="Heading2"/>
       </w:pPr>
       <w:bookmarkStart w:id="30" w:name="X760f3e0179454091390b23f90bebafb9e8f1201"/>
-      <w:bookmarkStart w:id="31" w:name="_Toc241747877"/>
+      <w:bookmarkStart w:id="31" w:name="_Toc241754135"/>
       <w:bookmarkEnd w:id="25"/>
       <w:bookmarkEnd w:id="29"/>
       <w:r>
@@ -7290,7 +7446,7 @@
         <w:pStyle w:val="Compact"/>
         <w:numPr>
           <w:ilvl w:val="0"/>
-          <w:numId w:val="28"/>
+          <w:numId w:val="29"/>
         </w:numPr>
         <w:pBdr>
           <w:left w:val="single" w:sz="18" w:space="8" w:color="3B1041"/>
@@ -7314,7 +7470,7 @@
         <w:pStyle w:val="Compact"/>
         <w:numPr>
           <w:ilvl w:val="0"/>
-          <w:numId w:val="28"/>
+          <w:numId w:val="29"/>
         </w:numPr>
         <w:pBdr>
           <w:left w:val="single" w:sz="18" w:space="8" w:color="3B1041"/>
@@ -7338,7 +7494,7 @@
         <w:pStyle w:val="Compact"/>
         <w:numPr>
           <w:ilvl w:val="0"/>
-          <w:numId w:val="28"/>
+          <w:numId w:val="29"/>
         </w:numPr>
         <w:pBdr>
           <w:left w:val="single" w:sz="18" w:space="8" w:color="3B1041"/>
@@ -7351,7 +7507,6 @@
           <w:b/>
           <w:bCs/>
         </w:rPr>
-        <w:lastRenderedPageBreak/>
         <w:t>Why Cowork?</w:t>
       </w:r>
       <w:r>
@@ -7366,7 +7521,7 @@
         <w:pStyle w:val="Compact"/>
         <w:numPr>
           <w:ilvl w:val="0"/>
-          <w:numId w:val="28"/>
+          <w:numId w:val="29"/>
         </w:numPr>
         <w:pBdr>
           <w:left w:val="single" w:sz="18" w:space="8" w:color="3B1041"/>
@@ -7430,7 +7585,7 @@
         <w:pStyle w:val="Compact"/>
         <w:numPr>
           <w:ilvl w:val="0"/>
-          <w:numId w:val="28"/>
+          <w:numId w:val="29"/>
         </w:numPr>
         <w:pBdr>
           <w:left w:val="single" w:sz="18" w:space="8" w:color="3B1041"/>
@@ -7454,7 +7609,7 @@
         <w:pStyle w:val="Compact"/>
         <w:numPr>
           <w:ilvl w:val="0"/>
-          <w:numId w:val="28"/>
+          <w:numId w:val="29"/>
         </w:numPr>
         <w:pBdr>
           <w:left w:val="single" w:sz="18" w:space="8" w:color="3B1041"/>
@@ -7798,6 +7953,7 @@
           <w:b/>
           <w:bCs/>
         </w:rPr>
+        <w:lastRenderedPageBreak/>
         <w:t>Stretch:</w:t>
       </w:r>
       <w:r>
@@ -7845,7 +8001,7 @@
     </w:p>
     <w:p>
       <w:r>
-        <w:pict w14:anchorId="5FE91812">
+        <w:pict w14:anchorId="61719426">
           <v:rect id="_x0000_i1032" style="width:0;height:1.5pt" o:hralign="center" o:hrstd="t" o:hr="t"/>
         </w:pict>
       </w:r>
@@ -7855,7 +8011,7 @@
         <w:pStyle w:val="Heading2"/>
       </w:pPr>
       <w:bookmarkStart w:id="34" w:name="coffee-break-10-min-1"/>
-      <w:bookmarkStart w:id="35" w:name="_Toc241747878"/>
+      <w:bookmarkStart w:id="35" w:name="_Toc241754136"/>
       <w:bookmarkEnd w:id="30"/>
       <w:bookmarkEnd w:id="33"/>
       <w:r>
@@ -7876,7 +8032,7 @@
     </w:p>
     <w:p>
       <w:r>
-        <w:pict w14:anchorId="0C4D4A9A">
+        <w:pict w14:anchorId="5D4D6A51">
           <v:rect id="_x0000_i1033" style="width:0;height:1.5pt" o:hralign="center" o:hrstd="t" o:hr="t"/>
         </w:pict>
       </w:r>
@@ -7886,10 +8042,9 @@
         <w:pStyle w:val="Heading2"/>
       </w:pPr>
       <w:bookmarkStart w:id="36" w:name="Xf7f32dcfb537d7c4ae5b893dda38a88c9f0e2b6"/>
-      <w:bookmarkStart w:id="37" w:name="_Toc241747879"/>
+      <w:bookmarkStart w:id="37" w:name="_Toc241754137"/>
       <w:bookmarkEnd w:id="34"/>
       <w:r>
-        <w:lastRenderedPageBreak/>
         <w:t>Exercise 6 — Onboarding orientation pack (20 min)</w:t>
       </w:r>
       <w:bookmarkEnd w:id="37"/>
@@ -7927,7 +8082,7 @@
         <w:pStyle w:val="Compact"/>
         <w:numPr>
           <w:ilvl w:val="0"/>
-          <w:numId w:val="29"/>
+          <w:numId w:val="30"/>
         </w:numPr>
         <w:pBdr>
           <w:left w:val="single" w:sz="18" w:space="8" w:color="3B1041"/>
@@ -7951,7 +8106,7 @@
         <w:pStyle w:val="Compact"/>
         <w:numPr>
           <w:ilvl w:val="0"/>
-          <w:numId w:val="29"/>
+          <w:numId w:val="30"/>
         </w:numPr>
         <w:pBdr>
           <w:left w:val="single" w:sz="18" w:space="8" w:color="3B1041"/>
@@ -7975,7 +8130,7 @@
         <w:pStyle w:val="Compact"/>
         <w:numPr>
           <w:ilvl w:val="0"/>
-          <w:numId w:val="29"/>
+          <w:numId w:val="30"/>
         </w:numPr>
         <w:pBdr>
           <w:left w:val="single" w:sz="18" w:space="8" w:color="3B1041"/>
@@ -7999,7 +8154,7 @@
         <w:pStyle w:val="Compact"/>
         <w:numPr>
           <w:ilvl w:val="0"/>
-          <w:numId w:val="29"/>
+          <w:numId w:val="30"/>
         </w:numPr>
         <w:pBdr>
           <w:left w:val="single" w:sz="18" w:space="8" w:color="3B1041"/>
@@ -8063,7 +8218,7 @@
         <w:pStyle w:val="Compact"/>
         <w:numPr>
           <w:ilvl w:val="0"/>
-          <w:numId w:val="29"/>
+          <w:numId w:val="30"/>
         </w:numPr>
         <w:pBdr>
           <w:left w:val="single" w:sz="18" w:space="8" w:color="3B1041"/>
@@ -8087,7 +8242,7 @@
         <w:pStyle w:val="Compact"/>
         <w:numPr>
           <w:ilvl w:val="0"/>
-          <w:numId w:val="29"/>
+          <w:numId w:val="30"/>
         </w:numPr>
         <w:pBdr>
           <w:left w:val="single" w:sz="18" w:space="8" w:color="3B1041"/>
@@ -8257,7 +8412,7 @@
         <w:pStyle w:val="Compact"/>
         <w:numPr>
           <w:ilvl w:val="0"/>
-          <w:numId w:val="30"/>
+          <w:numId w:val="31"/>
         </w:numPr>
       </w:pPr>
       <w:r>
@@ -8323,7 +8478,7 @@
         <w:pStyle w:val="Compact"/>
         <w:numPr>
           <w:ilvl w:val="0"/>
-          <w:numId w:val="31"/>
+          <w:numId w:val="32"/>
         </w:numPr>
       </w:pPr>
       <w:r>
@@ -8367,6 +8522,7 @@
       <w:bookmarkStart w:id="40" w:name="Xaef59f703cc39d655b8f514e0ff5388082ed5e8"/>
       <w:bookmarkEnd w:id="39"/>
       <w:r>
+        <w:lastRenderedPageBreak/>
         <w:t>Task 6c — Team announcement (Communications skill)</w:t>
       </w:r>
     </w:p>
@@ -8479,7 +8635,7 @@
     </w:p>
     <w:p>
       <w:r>
-        <w:pict w14:anchorId="0C33A42E">
+        <w:pict w14:anchorId="7DF49092">
           <v:rect id="_x0000_i1034" style="width:0;height:1.5pt" o:hralign="center" o:hrstd="t" o:hr="t"/>
         </w:pict>
       </w:r>
@@ -8489,11 +8645,10 @@
         <w:pStyle w:val="Heading2"/>
       </w:pPr>
       <w:bookmarkStart w:id="41" w:name="exercise-7--automate--share-15-min"/>
-      <w:bookmarkStart w:id="42" w:name="_Toc241747880"/>
+      <w:bookmarkStart w:id="42" w:name="_Toc241754138"/>
       <w:bookmarkEnd w:id="36"/>
       <w:bookmarkEnd w:id="40"/>
       <w:r>
-        <w:lastRenderedPageBreak/>
         <w:t>Exercise 7 — Automate &amp; share (15 min)</w:t>
       </w:r>
       <w:bookmarkEnd w:id="42"/>
@@ -8531,7 +8686,7 @@
         <w:pStyle w:val="Compact"/>
         <w:numPr>
           <w:ilvl w:val="0"/>
-          <w:numId w:val="32"/>
+          <w:numId w:val="33"/>
         </w:numPr>
         <w:pBdr>
           <w:left w:val="single" w:sz="18" w:space="8" w:color="3B1041"/>
@@ -8555,7 +8710,7 @@
         <w:pStyle w:val="Compact"/>
         <w:numPr>
           <w:ilvl w:val="0"/>
-          <w:numId w:val="32"/>
+          <w:numId w:val="33"/>
         </w:numPr>
         <w:pBdr>
           <w:left w:val="single" w:sz="18" w:space="8" w:color="3B1041"/>
@@ -8579,7 +8734,7 @@
         <w:pStyle w:val="Compact"/>
         <w:numPr>
           <w:ilvl w:val="0"/>
-          <w:numId w:val="32"/>
+          <w:numId w:val="33"/>
         </w:numPr>
         <w:pBdr>
           <w:left w:val="single" w:sz="18" w:space="8" w:color="3B1041"/>
@@ -8606,7 +8761,7 @@
         <w:pStyle w:val="Compact"/>
         <w:numPr>
           <w:ilvl w:val="0"/>
-          <w:numId w:val="32"/>
+          <w:numId w:val="33"/>
         </w:numPr>
         <w:pBdr>
           <w:left w:val="single" w:sz="18" w:space="8" w:color="3B1041"/>
@@ -8670,7 +8825,7 @@
         <w:pStyle w:val="Compact"/>
         <w:numPr>
           <w:ilvl w:val="0"/>
-          <w:numId w:val="32"/>
+          <w:numId w:val="33"/>
         </w:numPr>
         <w:pBdr>
           <w:left w:val="single" w:sz="18" w:space="8" w:color="3B1041"/>
@@ -8694,7 +8849,7 @@
         <w:pStyle w:val="Compact"/>
         <w:numPr>
           <w:ilvl w:val="0"/>
-          <w:numId w:val="32"/>
+          <w:numId w:val="33"/>
         </w:numPr>
         <w:pBdr>
           <w:left w:val="single" w:sz="18" w:space="8" w:color="3B1041"/>
@@ -8747,7 +8902,7 @@
         <w:pStyle w:val="Compact"/>
         <w:numPr>
           <w:ilvl w:val="0"/>
-          <w:numId w:val="33"/>
+          <w:numId w:val="34"/>
         </w:numPr>
       </w:pPr>
       <w:r>
@@ -8779,7 +8934,7 @@
         <w:pStyle w:val="Compact"/>
         <w:numPr>
           <w:ilvl w:val="0"/>
-          <w:numId w:val="33"/>
+          <w:numId w:val="34"/>
         </w:numPr>
       </w:pPr>
       <w:r>
@@ -8838,7 +8993,7 @@
           <w:b/>
           <w:bCs/>
         </w:rPr>
-        <w:t>Documents/Cowork</w:t>
+        <w:t>Documents/ai_hr_cowork_workshop</w:t>
       </w:r>
       <w:r>
         <w:t xml:space="preserve">, summarize </w:t>
@@ -8869,7 +9024,7 @@
         <w:pStyle w:val="Compact"/>
         <w:numPr>
           <w:ilvl w:val="0"/>
-          <w:numId w:val="33"/>
+          <w:numId w:val="34"/>
         </w:numPr>
       </w:pPr>
       <w:r>
@@ -8893,18 +9048,15 @@
         <w:t>Activate</w:t>
       </w:r>
       <w:r>
-        <w:t xml:space="preserve"> </w:t>
-      </w:r>
-      <w:r>
-        <w:t>alone waits for the next scheduled time.)</w:t>
-      </w:r>
-    </w:p>
-    <w:p>
-      <w:pPr>
-        <w:pStyle w:val="Compact"/>
-        <w:numPr>
-          <w:ilvl w:val="0"/>
-          <w:numId w:val="33"/>
+        <w:t xml:space="preserve"> alone waits for the next scheduled time.)</w:t>
+      </w:r>
+    </w:p>
+    <w:p>
+      <w:pPr>
+        <w:pStyle w:val="Compact"/>
+        <w:numPr>
+          <w:ilvl w:val="0"/>
+          <w:numId w:val="34"/>
         </w:numPr>
       </w:pPr>
       <w:r>
@@ -8936,7 +9088,7 @@
         <w:pStyle w:val="Compact"/>
         <w:numPr>
           <w:ilvl w:val="0"/>
-          <w:numId w:val="34"/>
+          <w:numId w:val="35"/>
         </w:numPr>
       </w:pPr>
       <w:r>
@@ -9025,7 +9177,7 @@
         <w:pStyle w:val="Compact"/>
         <w:numPr>
           <w:ilvl w:val="0"/>
-          <w:numId w:val="35"/>
+          <w:numId w:val="36"/>
         </w:numPr>
       </w:pPr>
       <w:r>
@@ -9049,6 +9201,7 @@
       <w:bookmarkStart w:id="45" w:name="X773607ef091d9a45faa0427273676a682dd8257"/>
       <w:bookmarkEnd w:id="44"/>
       <w:r>
+        <w:lastRenderedPageBreak/>
         <w:t>Task 7c — Share your custom skill (sharing flow)</w:t>
       </w:r>
     </w:p>
@@ -9057,7 +9210,7 @@
         <w:pStyle w:val="Compact"/>
         <w:numPr>
           <w:ilvl w:val="0"/>
-          <w:numId w:val="36"/>
+          <w:numId w:val="37"/>
         </w:numPr>
       </w:pPr>
       <w:r>
@@ -9092,7 +9245,7 @@
         <w:pStyle w:val="Compact"/>
         <w:numPr>
           <w:ilvl w:val="0"/>
-          <w:numId w:val="36"/>
+          <w:numId w:val="37"/>
         </w:numPr>
       </w:pPr>
       <w:r>
@@ -9144,7 +9297,7 @@
         <w:pStyle w:val="Compact"/>
         <w:numPr>
           <w:ilvl w:val="0"/>
-          <w:numId w:val="36"/>
+          <w:numId w:val="37"/>
         </w:numPr>
       </w:pPr>
       <w:r>
@@ -9166,7 +9319,7 @@
         <w:pStyle w:val="Compact"/>
         <w:numPr>
           <w:ilvl w:val="0"/>
-          <w:numId w:val="37"/>
+          <w:numId w:val="38"/>
         </w:numPr>
       </w:pPr>
       <w:r>
@@ -9241,7 +9394,7 @@
     </w:p>
     <w:p>
       <w:r>
-        <w:pict w14:anchorId="342E2EF6">
+        <w:pict w14:anchorId="2A5B2781">
           <v:rect id="_x0000_i1035" style="width:0;height:1.5pt" o:hralign="center" o:hrstd="t" o:hr="t"/>
         </w:pict>
       </w:r>
@@ -9251,11 +9404,10 @@
         <w:pStyle w:val="Heading2"/>
       </w:pPr>
       <w:bookmarkStart w:id="46" w:name="Xe1b23373e9a2acd1ab99bbefc4c291e916a0b16"/>
-      <w:bookmarkStart w:id="47" w:name="_Toc241747881"/>
+      <w:bookmarkStart w:id="47" w:name="_Toc241754139"/>
       <w:bookmarkEnd w:id="41"/>
       <w:bookmarkEnd w:id="45"/>
       <w:r>
-        <w:lastRenderedPageBreak/>
         <w:t>🔌</w:t>
       </w:r>
       <w:r>
@@ -9320,22 +9472,22 @@
           <w:noProof/>
         </w:rPr>
         <w:drawing>
-          <wp:inline distT="0" distB="0" distL="0" distR="0" wp14:anchorId="6ACC5A52" wp14:editId="3CB1FC84">
+          <wp:inline distT="0" distB="0" distL="0" distR="0" wp14:anchorId="06073A16" wp14:editId="5E4C16A3">
             <wp:extent cx="6210300" cy="3261914"/>
             <wp:effectExtent l="0" t="0" r="0" b="0"/>
-            <wp:docPr id="56" name="Picture" descr="The Cowork Customize page with the Plugins tab selected, showing installed plugins with on/off toggles."/>
+            <wp:docPr id="57" name="Picture" descr="The Cowork Customize page with the Plugins tab selected, showing installed plugins with on/off toggles."/>
             <wp:cNvGraphicFramePr/>
             <a:graphic xmlns:a="http://schemas.openxmlformats.org/drawingml/2006/main">
               <a:graphicData uri="http://schemas.openxmlformats.org/drawingml/2006/picture">
                 <pic:pic xmlns:pic="http://schemas.openxmlformats.org/drawingml/2006/picture">
                   <pic:nvPicPr>
-                    <pic:cNvPr id="57" name="Picture" descr="reference/media/customize-plugins.png"/>
+                    <pic:cNvPr id="58" name="Picture" descr="reference/media/customize-plugins.png"/>
                     <pic:cNvPicPr>
                       <a:picLocks noChangeAspect="1" noChangeArrowheads="1"/>
                     </pic:cNvPicPr>
                   </pic:nvPicPr>
                   <pic:blipFill>
-                    <a:blip r:embed="rId20"/>
+                    <a:blip r:embed="rId21"/>
                     <a:stretch>
                       <a:fillRect/>
                     </a:stretch>
@@ -9395,7 +9547,7 @@
         <w:pStyle w:val="Compact"/>
         <w:numPr>
           <w:ilvl w:val="0"/>
-          <w:numId w:val="38"/>
+          <w:numId w:val="39"/>
         </w:numPr>
       </w:pPr>
       <w:r>
@@ -9444,7 +9596,7 @@
         <w:pStyle w:val="Compact"/>
         <w:numPr>
           <w:ilvl w:val="0"/>
-          <w:numId w:val="38"/>
+          <w:numId w:val="39"/>
         </w:numPr>
       </w:pPr>
       <w:r>
@@ -9493,7 +9645,7 @@
         <w:pStyle w:val="Compact"/>
         <w:numPr>
           <w:ilvl w:val="0"/>
-          <w:numId w:val="38"/>
+          <w:numId w:val="39"/>
         </w:numPr>
       </w:pPr>
       <w:r>
@@ -9554,6 +9706,7 @@
           <w:b/>
           <w:bCs/>
         </w:rPr>
+        <w:lastRenderedPageBreak/>
         <w:t>Articulate</w:t>
       </w:r>
       <w:r>
@@ -9567,15 +9720,83 @@
         <w:t>own HR system</w:t>
       </w:r>
       <w:r>
-        <w:t xml:space="preserve"> connected through an MCP server.</w:t>
-      </w:r>
-    </w:p>
-    <w:p>
-      <w:pPr>
-        <w:pStyle w:val="Compact"/>
-        <w:numPr>
-          <w:ilvl w:val="0"/>
-          <w:numId w:val="38"/>
+        <w:t xml:space="preserve"> connected through an MCP server. Full list: </w:t>
+      </w:r>
+      <w:hyperlink r:id="rId22">
+        <w:r>
+          <w:rPr>
+            <w:rStyle w:val="Hyperlink"/>
+          </w:rPr>
+          <w:t>Available plugins for Copilot Cowork</w:t>
+        </w:r>
+      </w:hyperlink>
+      <w:r>
+        <w:t>.</w:t>
+      </w:r>
+    </w:p>
+    <w:p>
+      <w:pPr>
+        <w:pStyle w:val="Compact"/>
+        <w:numPr>
+          <w:ilvl w:val="0"/>
+          <w:numId w:val="39"/>
+        </w:numPr>
+      </w:pPr>
+      <w:r>
+        <w:rPr>
+          <w:b/>
+          <w:bCs/>
+        </w:rPr>
+        <w:t>⭐</w:t>
+      </w:r>
+      <w:r>
+        <w:rPr>
+          <w:b/>
+          <w:bCs/>
+        </w:rPr>
+        <w:t xml:space="preserve"> SAP SuccessFactors?</w:t>
+      </w:r>
+      <w:r>
+        <w:t xml:space="preserve"> No SuccessFactors plugin is in the Cowork catalog yet. Today, use the </w:t>
+      </w:r>
+      <w:r>
+        <w:rPr>
+          <w:b/>
+          <w:bCs/>
+        </w:rPr>
+        <w:t>Employee Self-Service agent</w:t>
+      </w:r>
+      <w:r>
+        <w:t xml:space="preserve"> with its SAP SuccessFactors extension pack, or have IT build a </w:t>
+      </w:r>
+      <w:r>
+        <w:rPr>
+          <w:b/>
+          <w:bCs/>
+        </w:rPr>
+        <w:t>custom plugin</w:t>
+      </w:r>
+      <w:r>
+        <w:t xml:space="preserve"> with an MCP connector. Details in </w:t>
+      </w:r>
+      <w:hyperlink r:id="rId23">
+        <w:r>
+          <w:rPr>
+            <w:rStyle w:val="Hyperlink"/>
+          </w:rPr>
+          <w:t>reference/09-plugins.docx</w:t>
+        </w:r>
+      </w:hyperlink>
+      <w:r>
+        <w:t>.</w:t>
+      </w:r>
+    </w:p>
+    <w:p>
+      <w:pPr>
+        <w:pStyle w:val="Compact"/>
+        <w:numPr>
+          <w:ilvl w:val="0"/>
+          <w:numId w:val="39"/>
         </w:numPr>
       </w:pPr>
       <w:r>
@@ -9613,7 +9834,7 @@
         <w:pStyle w:val="Compact"/>
         <w:numPr>
           <w:ilvl w:val="0"/>
-          <w:numId w:val="38"/>
+          <w:numId w:val="39"/>
         </w:numPr>
       </w:pPr>
       <w:r>
@@ -9624,10 +9845,10 @@
         <w:t>Why it matters:</w:t>
       </w:r>
       <w:r>
-        <w:t xml:space="preserve"> fewer copy-and-paste hand-offs between systems; consistent answers across the </w:t>
-      </w:r>
-      <w:r>
-        <w:t xml:space="preserve">team; governed by IT (approval, deployment, Purview audit logs); and no extra access, because each connector uses </w:t>
+        <w:t xml:space="preserve"> fewer copy-and-paste hand-offs between systems; consistent answers across the team; governed by IT (approval, deployment, Purview audit logs); and no extra access, because each</w:t>
+      </w:r>
+      <w:r>
+        <w:t xml:space="preserve"> connector uses </w:t>
       </w:r>
       <w:r>
         <w:rPr>
@@ -9653,7 +9874,7 @@
       <w:r>
         <w:t xml:space="preserve">Don't add or upload plugins in the shared workshop tenant; most plugins need admin approval. Details, the full example, and how IT can build an HR plugin: </w:t>
       </w:r>
-      <w:hyperlink r:id="rId21">
+      <w:hyperlink r:id="rId24">
         <w:r>
           <w:rPr>
             <w:rStyle w:val="Hyperlink"/>
@@ -9667,7 +9888,7 @@
     </w:p>
     <w:p>
       <w:r>
-        <w:pict w14:anchorId="13313031">
+        <w:pict w14:anchorId="280D5158">
           <v:rect id="_x0000_i1036" style="width:0;height:1.5pt" o:hralign="center" o:hrstd="t" o:hr="t"/>
         </w:pict>
       </w:r>
@@ -9677,10 +9898,9 @@
         <w:pStyle w:val="Heading2"/>
       </w:pPr>
       <w:bookmarkStart w:id="48" w:name="Xdd19a083c7c4832db36b8e6e8282dd21006c5ab"/>
-      <w:bookmarkStart w:id="49" w:name="_Toc241747882"/>
+      <w:bookmarkStart w:id="49" w:name="_Toc241754140"/>
       <w:bookmarkEnd w:id="46"/>
       <w:r>
-        <w:lastRenderedPageBreak/>
         <w:t>Exercise 8 — Build a Policy Agent with Copilot Agent Builder (20 min)</w:t>
       </w:r>
       <w:bookmarkEnd w:id="49"/>
@@ -9718,7 +9938,7 @@
         <w:pStyle w:val="Compact"/>
         <w:numPr>
           <w:ilvl w:val="0"/>
-          <w:numId w:val="39"/>
+          <w:numId w:val="40"/>
         </w:numPr>
         <w:pBdr>
           <w:left w:val="single" w:sz="18" w:space="8" w:color="3B1041"/>
@@ -9742,7 +9962,7 @@
         <w:pStyle w:val="Compact"/>
         <w:numPr>
           <w:ilvl w:val="0"/>
-          <w:numId w:val="39"/>
+          <w:numId w:val="40"/>
         </w:numPr>
         <w:pBdr>
           <w:left w:val="single" w:sz="18" w:space="8" w:color="3B1041"/>
@@ -9776,7 +9996,7 @@
         <w:pStyle w:val="Compact"/>
         <w:numPr>
           <w:ilvl w:val="0"/>
-          <w:numId w:val="39"/>
+          <w:numId w:val="40"/>
         </w:numPr>
         <w:pBdr>
           <w:left w:val="single" w:sz="18" w:space="8" w:color="3B1041"/>
@@ -9820,7 +10040,7 @@
         <w:pStyle w:val="Compact"/>
         <w:numPr>
           <w:ilvl w:val="0"/>
-          <w:numId w:val="39"/>
+          <w:numId w:val="40"/>
         </w:numPr>
         <w:pBdr>
           <w:left w:val="single" w:sz="18" w:space="8" w:color="3B1041"/>
@@ -9836,40 +10056,40 @@
         <w:t>Workflow:</w:t>
       </w:r>
       <w:r>
+        <w:t xml:space="preserve"> 1. </w:t>
+      </w:r>
+      <w:r>
+        <w:rPr>
+          <w:b/>
+          <w:bCs/>
+        </w:rPr>
+        <w:t>Describe</w:t>
+      </w:r>
+      <w:r>
+        <w:t xml:space="preserve"> → define the agent in plain language · 2. </w:t>
+      </w:r>
+      <w:r>
+        <w:rPr>
+          <w:b/>
+          <w:bCs/>
+        </w:rPr>
+        <w:t>Configure</w:t>
+      </w:r>
+      <w:r>
+        <w:t xml:space="preserve"> → name, instructions, knowledge, prompts · 3. </w:t>
+      </w:r>
+      <w:r>
+        <w:rPr>
+          <w:b/>
+          <w:bCs/>
+        </w:rPr>
+        <w:t>Try it</w:t>
+      </w:r>
+      <w:r>
         <w:t xml:space="preserve"> </w:t>
       </w:r>
       <w:r>
-        <w:t xml:space="preserve">1. </w:t>
-      </w:r>
-      <w:r>
-        <w:rPr>
-          <w:b/>
-          <w:bCs/>
-        </w:rPr>
-        <w:t>Describe</w:t>
-      </w:r>
-      <w:r>
-        <w:t xml:space="preserve"> → define the agent in plain language · 2. </w:t>
-      </w:r>
-      <w:r>
-        <w:rPr>
-          <w:b/>
-          <w:bCs/>
-        </w:rPr>
-        <w:t>Configure</w:t>
-      </w:r>
-      <w:r>
-        <w:t xml:space="preserve"> → name, instructions, knowledge, prompts · 3. </w:t>
-      </w:r>
-      <w:r>
-        <w:rPr>
-          <w:b/>
-          <w:bCs/>
-        </w:rPr>
-        <w:t>Try it</w:t>
-      </w:r>
-      <w:r>
-        <w:t xml:space="preserve"> → test in-scope and out-of-scope · 4. </w:t>
+        <w:t xml:space="preserve">→ test in-scope and out-of-scope · 4. </w:t>
       </w:r>
       <w:r>
         <w:rPr>
@@ -9887,7 +10107,7 @@
         <w:pStyle w:val="Compact"/>
         <w:numPr>
           <w:ilvl w:val="0"/>
-          <w:numId w:val="39"/>
+          <w:numId w:val="40"/>
         </w:numPr>
         <w:pBdr>
           <w:left w:val="single" w:sz="18" w:space="8" w:color="3B1041"/>
@@ -9911,7 +10131,7 @@
         <w:pStyle w:val="Compact"/>
         <w:numPr>
           <w:ilvl w:val="0"/>
-          <w:numId w:val="39"/>
+          <w:numId w:val="40"/>
         </w:numPr>
         <w:pBdr>
           <w:left w:val="single" w:sz="18" w:space="8" w:color="3B1041"/>
@@ -9977,7 +10197,7 @@
       <w:r>
         <w:t xml:space="preserve">. Background &amp; the skill-vs-agent comparison: </w:t>
       </w:r>
-      <w:hyperlink r:id="rId22">
+      <w:hyperlink r:id="rId25">
         <w:r>
           <w:rPr>
             <w:rStyle w:val="Hyperlink"/>
@@ -10007,7 +10227,10 @@
         <w:t>Why this, after a custom skill?</w:t>
       </w:r>
       <w:r>
-        <w:t xml:space="preserve"> Your Ex 4 skill helps </w:t>
+        <w:t xml:space="preserve"> </w:t>
+      </w:r>
+      <w:r>
+        <w:t xml:space="preserve">Your Ex 4 skill helps </w:t>
       </w:r>
       <w:r>
         <w:rPr>
@@ -10136,7 +10359,14 @@
         <w:t>HR Policy Agent</w:t>
       </w:r>
       <w:r>
-        <w:t xml:space="preserve"> that answers employee questions about company policies and benefits — PTO, remote/hybrid work, benefits enrollment, overtime, and the code of conduct — in a warm, professional tone. Always cite the source document and remind the reader that HR should confirm. Politely decline questions about individual pay, performance, legal, or medical matters and redirect them to HR.</w:t>
+        <w:t xml:space="preserve"> that answers employee questions about company policies and benefits </w:t>
+      </w:r>
+      <w:r>
+        <w:t xml:space="preserve">— PTO, remote/hybrid work, benefits enrollment, overtime, and the code of conduct — in a warm, professional tone. Always cite the source document and remind the reader that HR should confirm. </w:t>
+      </w:r>
+      <w:r>
+        <w:lastRenderedPageBreak/>
+        <w:t>Politely decline questions about individual pay, performance, legal, or medical matters and redirect them to HR.</w:t>
       </w:r>
     </w:p>
     <w:p>
@@ -10172,7 +10402,7 @@
         <w:pStyle w:val="Compact"/>
         <w:numPr>
           <w:ilvl w:val="0"/>
-          <w:numId w:val="40"/>
+          <w:numId w:val="41"/>
         </w:numPr>
       </w:pPr>
       <w:r>
@@ -10201,7 +10431,7 @@
         <w:pStyle w:val="Compact"/>
         <w:numPr>
           <w:ilvl w:val="0"/>
-          <w:numId w:val="40"/>
+          <w:numId w:val="41"/>
         </w:numPr>
       </w:pPr>
       <w:r>
@@ -10212,7 +10442,10 @@
         <w:t>Instructions:</w:t>
       </w:r>
       <w:r>
-        <w:t xml:space="preserve"> answer format </w:t>
+        <w:t xml:space="preserve"> </w:t>
+      </w:r>
+      <w:r>
+        <w:t xml:space="preserve">answer format </w:t>
       </w:r>
       <w:r>
         <w:rPr>
@@ -10230,7 +10463,7 @@
         <w:pStyle w:val="Compact"/>
         <w:numPr>
           <w:ilvl w:val="0"/>
-          <w:numId w:val="40"/>
+          <w:numId w:val="41"/>
         </w:numPr>
       </w:pPr>
       <w:r>
@@ -10282,10 +10515,7 @@
         <w:t>File types matter:</w:t>
       </w:r>
       <w:r>
-        <w:t xml:space="preserve"> </w:t>
-      </w:r>
-      <w:r>
-        <w:t xml:space="preserve">Agent Builder knowledge accepts .doc/.docx, .pdf, .ppt/.pptx, .txt, and .xls/.xlsx, but </w:t>
+        <w:t xml:space="preserve"> Agent Builder knowledge accepts .doc/.docx, .pdf, .ppt/.pptx, .txt, and .xls/.xlsx, but </w:t>
       </w:r>
       <w:r>
         <w:rPr>
@@ -10303,15 +10533,14 @@
         <w:pStyle w:val="Compact"/>
         <w:numPr>
           <w:ilvl w:val="0"/>
-          <w:numId w:val="40"/>
-        </w:numPr>
-      </w:pPr>
-      <w:r>
-        <w:rPr>
-          <w:b/>
-          <w:bCs/>
-        </w:rPr>
-        <w:lastRenderedPageBreak/>
+          <w:numId w:val="41"/>
+        </w:numPr>
+      </w:pPr>
+      <w:r>
+        <w:rPr>
+          <w:b/>
+          <w:bCs/>
+        </w:rPr>
         <w:t>Suggested prompts:</w:t>
       </w:r>
       <w:r>
@@ -10333,7 +10562,7 @@
         <w:pStyle w:val="Compact"/>
         <w:numPr>
           <w:ilvl w:val="0"/>
-          <w:numId w:val="41"/>
+          <w:numId w:val="42"/>
         </w:numPr>
       </w:pPr>
       <w:r>
@@ -10365,7 +10594,7 @@
         <w:pStyle w:val="Compact"/>
         <w:numPr>
           <w:ilvl w:val="0"/>
-          <w:numId w:val="41"/>
+          <w:numId w:val="42"/>
         </w:numPr>
       </w:pPr>
       <w:r>
@@ -10478,15 +10707,12 @@
         <w:t>third</w:t>
       </w:r>
       <w:r>
-        <w:t xml:space="preserve"> </w:t>
-      </w:r>
-      <w:r>
-        <w:t>knowledge source (e.g., the onboarding checklist) and add a suggested prompt for new hires.</w:t>
-      </w:r>
-    </w:p>
-    <w:p>
-      <w:r>
-        <w:pict w14:anchorId="61129247">
+        <w:t xml:space="preserve"> knowledge source (e.g., the onboarding checklist) and add a suggested prompt for new hires.</w:t>
+      </w:r>
+    </w:p>
+    <w:p>
+      <w:r>
+        <w:pict w14:anchorId="21F6668D">
           <v:rect id="_x0000_i1037" style="width:0;height:1.5pt" o:hralign="center" o:hrstd="t" o:hr="t"/>
         </w:pict>
       </w:r>
@@ -10496,7 +10722,7 @@
         <w:pStyle w:val="Heading2"/>
       </w:pPr>
       <w:bookmarkStart w:id="55" w:name="wrap-up-5-min"/>
-      <w:bookmarkStart w:id="56" w:name="_Toc241747883"/>
+      <w:bookmarkStart w:id="56" w:name="_Toc241754141"/>
       <w:bookmarkEnd w:id="48"/>
       <w:bookmarkEnd w:id="54"/>
       <w:r>
@@ -10509,7 +10735,7 @@
         <w:pStyle w:val="Compact"/>
         <w:numPr>
           <w:ilvl w:val="0"/>
-          <w:numId w:val="42"/>
+          <w:numId w:val="43"/>
         </w:numPr>
       </w:pPr>
       <w:r>
@@ -10521,7 +10747,7 @@
         <w:pStyle w:val="Compact"/>
         <w:numPr>
           <w:ilvl w:val="0"/>
-          <w:numId w:val="42"/>
+          <w:numId w:val="43"/>
         </w:numPr>
       </w:pPr>
       <w:r>
@@ -10583,7 +10809,7 @@
         <w:pStyle w:val="Compact"/>
         <w:numPr>
           <w:ilvl w:val="0"/>
-          <w:numId w:val="42"/>
+          <w:numId w:val="43"/>
         </w:numPr>
       </w:pPr>
       <w:r>
@@ -10617,18 +10843,15 @@
         <w:t>Agent Builder</w:t>
       </w:r>
       <w:r>
-        <w:t xml:space="preserve"> </w:t>
-      </w:r>
-      <w:r>
-        <w:t>to stand up a helper others can use.</w:t>
-      </w:r>
-    </w:p>
-    <w:p>
-      <w:pPr>
-        <w:pStyle w:val="Compact"/>
-        <w:numPr>
-          <w:ilvl w:val="0"/>
-          <w:numId w:val="42"/>
+        <w:t xml:space="preserve"> to stand up a helper others can use.</w:t>
+      </w:r>
+    </w:p>
+    <w:p>
+      <w:pPr>
+        <w:pStyle w:val="Compact"/>
+        <w:numPr>
+          <w:ilvl w:val="0"/>
+          <w:numId w:val="43"/>
         </w:numPr>
       </w:pPr>
       <w:r>
@@ -10644,7 +10867,7 @@
       <w:r>
         <w:t xml:space="preserve"> (</w:t>
       </w:r>
-      <w:hyperlink r:id="rId23">
+      <w:hyperlink r:id="rId26">
         <w:r>
           <w:rPr>
             <w:rStyle w:val="Hyperlink"/>
@@ -10661,13 +10884,14 @@
         <w:pStyle w:val="Compact"/>
         <w:numPr>
           <w:ilvl w:val="0"/>
-          <w:numId w:val="42"/>
-        </w:numPr>
-      </w:pPr>
-      <w:r>
+          <w:numId w:val="43"/>
+        </w:numPr>
+      </w:pPr>
+      <w:r>
+        <w:lastRenderedPageBreak/>
         <w:t>Remember the golden rules (</w:t>
       </w:r>
-      <w:hyperlink r:id="rId24">
+      <w:hyperlink r:id="rId27">
         <w:r>
           <w:rPr>
             <w:rStyle w:val="Hyperlink"/>
@@ -10691,7 +10915,7 @@
         <w:pStyle w:val="Compact"/>
         <w:numPr>
           <w:ilvl w:val="0"/>
-          <w:numId w:val="42"/>
+          <w:numId w:val="43"/>
         </w:numPr>
       </w:pPr>
       <w:r>
@@ -10720,7 +10944,7 @@
         <w:pStyle w:val="Compact"/>
         <w:numPr>
           <w:ilvl w:val="0"/>
-          <w:numId w:val="42"/>
+          <w:numId w:val="43"/>
         </w:numPr>
       </w:pPr>
       <w:r>
@@ -10733,7 +10957,7 @@
       <w:r>
         <w:t xml:space="preserve"> you'll receive </w:t>
       </w:r>
-      <w:hyperlink r:id="rId25">
+      <w:hyperlink r:id="rId28">
         <w:r>
           <w:rPr>
             <w:rStyle w:val="Hyperlink"/>
@@ -10759,13 +10983,13 @@
         <w:pStyle w:val="Compact"/>
         <w:numPr>
           <w:ilvl w:val="0"/>
-          <w:numId w:val="43"/>
+          <w:numId w:val="44"/>
         </w:numPr>
       </w:pPr>
       <w:r>
         <w:t xml:space="preserve">Cowork toggle missing or no response → </w:t>
       </w:r>
-      <w:hyperlink r:id="rId26">
+      <w:hyperlink r:id="rId29">
         <w:r>
           <w:rPr>
             <w:rStyle w:val="Hyperlink"/>
@@ -10782,7 +11006,7 @@
         <w:pStyle w:val="Compact"/>
         <w:numPr>
           <w:ilvl w:val="0"/>
-          <w:numId w:val="43"/>
+          <w:numId w:val="44"/>
         </w:numPr>
       </w:pPr>
       <w:r>
@@ -10804,7 +11028,7 @@
         <w:pStyle w:val="Compact"/>
         <w:numPr>
           <w:ilvl w:val="0"/>
-          <w:numId w:val="43"/>
+          <w:numId w:val="44"/>
         </w:numPr>
       </w:pPr>
       <w:r>
@@ -10825,7 +11049,7 @@
       <w:bookmarkEnd w:id="57"/>
     </w:p>
     <w:sectPr>
-      <w:footerReference w:type="default" r:id="rId27"/>
+      <w:footerReference w:type="default" r:id="rId30"/>
       <w:footnotePr>
         <w:numRestart w:val="eachSect"/>
       </w:footnotePr>
@@ -10945,7 +11169,7 @@
   <w:abstractNum w:abstractNumId="0" w15:restartNumberingAfterBreak="0">
     <w:nsid w:val="0000A990"/>
     <w:multiLevelType w:val="multilevel"/>
-    <w:tmpl w:val="05249AF0"/>
+    <w:tmpl w:val="AEA6AF68"/>
     <w:lvl w:ilvl="0">
       <w:numFmt w:val="bullet"/>
       <w:lvlText w:val=" "/>
@@ -11022,7 +11246,7 @@
   <w:abstractNum w:abstractNumId="1" w15:restartNumberingAfterBreak="0">
     <w:nsid w:val="0000A991"/>
     <w:multiLevelType w:val="multilevel"/>
-    <w:tmpl w:val="D1F2A814"/>
+    <w:tmpl w:val="A824F6AC"/>
     <w:lvl w:ilvl="0">
       <w:numFmt w:val="bullet"/>
       <w:lvlText w:val=""/>
@@ -11126,7 +11350,7 @@
   <w:abstractNum w:abstractNumId="2" w15:restartNumberingAfterBreak="0">
     <w:nsid w:val="00A99411"/>
     <w:multiLevelType w:val="multilevel"/>
-    <w:tmpl w:val="9872CD44"/>
+    <w:tmpl w:val="B5A29EF2"/>
     <w:lvl w:ilvl="0">
       <w:start w:val="1"/>
       <w:numFmt w:val="decimal"/>
@@ -11209,13 +11433,13 @@
       </w:pPr>
     </w:lvl>
   </w:abstractNum>
-  <w:num w:numId="1" w16cid:durableId="1831553216">
+  <w:num w:numId="1" w16cid:durableId="197014049">
     <w:abstractNumId w:val="0"/>
   </w:num>
-  <w:num w:numId="2" w16cid:durableId="1397782592">
+  <w:num w:numId="2" w16cid:durableId="245380843">
     <w:abstractNumId w:val="1"/>
   </w:num>
-  <w:num w:numId="3" w16cid:durableId="834803731">
+  <w:num w:numId="3" w16cid:durableId="677660896">
     <w:abstractNumId w:val="2"/>
     <w:lvlOverride w:ilvl="0">
       <w:startOverride w:val="1"/>
@@ -11245,7 +11469,7 @@
       <w:startOverride w:val="1"/>
     </w:lvlOverride>
   </w:num>
-  <w:num w:numId="4" w16cid:durableId="1513029829">
+  <w:num w:numId="4" w16cid:durableId="2088070941">
     <w:abstractNumId w:val="2"/>
     <w:lvlOverride w:ilvl="0">
       <w:startOverride w:val="1"/>
@@ -11275,13 +11499,10 @@
       <w:startOverride w:val="1"/>
     </w:lvlOverride>
   </w:num>
-  <w:num w:numId="5" w16cid:durableId="1690570517">
+  <w:num w:numId="5" w16cid:durableId="1584685254">
     <w:abstractNumId w:val="1"/>
   </w:num>
-  <w:num w:numId="6" w16cid:durableId="168066362">
-    <w:abstractNumId w:val="1"/>
-  </w:num>
-  <w:num w:numId="7" w16cid:durableId="1903059536">
+  <w:num w:numId="6" w16cid:durableId="1274745711">
     <w:abstractNumId w:val="2"/>
     <w:lvlOverride w:ilvl="0">
       <w:startOverride w:val="1"/>
@@ -11311,13 +11532,10 @@
       <w:startOverride w:val="1"/>
     </w:lvlOverride>
   </w:num>
-  <w:num w:numId="8" w16cid:durableId="1106387336">
+  <w:num w:numId="7" w16cid:durableId="496044963">
     <w:abstractNumId w:val="1"/>
   </w:num>
-  <w:num w:numId="9" w16cid:durableId="2036878506">
-    <w:abstractNumId w:val="1"/>
-  </w:num>
-  <w:num w:numId="10" w16cid:durableId="176386036">
+  <w:num w:numId="8" w16cid:durableId="448203395">
     <w:abstractNumId w:val="2"/>
     <w:lvlOverride w:ilvl="0">
       <w:startOverride w:val="1"/>
@@ -11347,22 +11565,13 @@
       <w:startOverride w:val="1"/>
     </w:lvlOverride>
   </w:num>
-  <w:num w:numId="11" w16cid:durableId="1194727056">
+  <w:num w:numId="9" w16cid:durableId="540678008">
     <w:abstractNumId w:val="1"/>
   </w:num>
-  <w:num w:numId="12" w16cid:durableId="204871178">
+  <w:num w:numId="10" w16cid:durableId="1883441085">
     <w:abstractNumId w:val="1"/>
   </w:num>
-  <w:num w:numId="13" w16cid:durableId="2117602848">
-    <w:abstractNumId w:val="1"/>
-  </w:num>
-  <w:num w:numId="14" w16cid:durableId="680857738">
-    <w:abstractNumId w:val="1"/>
-  </w:num>
-  <w:num w:numId="15" w16cid:durableId="167721321">
-    <w:abstractNumId w:val="1"/>
-  </w:num>
-  <w:num w:numId="16" w16cid:durableId="661741521">
+  <w:num w:numId="11" w16cid:durableId="534080246">
     <w:abstractNumId w:val="2"/>
     <w:lvlOverride w:ilvl="0">
       <w:startOverride w:val="1"/>
@@ -11392,7 +11601,22 @@
       <w:startOverride w:val="1"/>
     </w:lvlOverride>
   </w:num>
-  <w:num w:numId="17" w16cid:durableId="1520923002">
+  <w:num w:numId="12" w16cid:durableId="1403455081">
+    <w:abstractNumId w:val="1"/>
+  </w:num>
+  <w:num w:numId="13" w16cid:durableId="1383217186">
+    <w:abstractNumId w:val="1"/>
+  </w:num>
+  <w:num w:numId="14" w16cid:durableId="1377393855">
+    <w:abstractNumId w:val="1"/>
+  </w:num>
+  <w:num w:numId="15" w16cid:durableId="1161507832">
+    <w:abstractNumId w:val="1"/>
+  </w:num>
+  <w:num w:numId="16" w16cid:durableId="174225557">
+    <w:abstractNumId w:val="1"/>
+  </w:num>
+  <w:num w:numId="17" w16cid:durableId="1790780150">
     <w:abstractNumId w:val="2"/>
     <w:lvlOverride w:ilvl="0">
       <w:startOverride w:val="1"/>
@@ -11422,16 +11646,7 @@
       <w:startOverride w:val="1"/>
     </w:lvlOverride>
   </w:num>
-  <w:num w:numId="18" w16cid:durableId="661276518">
-    <w:abstractNumId w:val="1"/>
-  </w:num>
-  <w:num w:numId="19" w16cid:durableId="1722630630">
-    <w:abstractNumId w:val="1"/>
-  </w:num>
-  <w:num w:numId="20" w16cid:durableId="978727434">
-    <w:abstractNumId w:val="1"/>
-  </w:num>
-  <w:num w:numId="21" w16cid:durableId="1093473257">
+  <w:num w:numId="18" w16cid:durableId="873234324">
     <w:abstractNumId w:val="2"/>
     <w:lvlOverride w:ilvl="0">
       <w:startOverride w:val="1"/>
@@ -11461,7 +11676,16 @@
       <w:startOverride w:val="1"/>
     </w:lvlOverride>
   </w:num>
-  <w:num w:numId="22" w16cid:durableId="1363437638">
+  <w:num w:numId="19" w16cid:durableId="2009599523">
+    <w:abstractNumId w:val="1"/>
+  </w:num>
+  <w:num w:numId="20" w16cid:durableId="1749884594">
+    <w:abstractNumId w:val="1"/>
+  </w:num>
+  <w:num w:numId="21" w16cid:durableId="898903763">
+    <w:abstractNumId w:val="1"/>
+  </w:num>
+  <w:num w:numId="22" w16cid:durableId="1004942423">
     <w:abstractNumId w:val="2"/>
     <w:lvlOverride w:ilvl="0">
       <w:startOverride w:val="1"/>
@@ -11491,10 +11715,7 @@
       <w:startOverride w:val="1"/>
     </w:lvlOverride>
   </w:num>
-  <w:num w:numId="23" w16cid:durableId="658847536">
-    <w:abstractNumId w:val="1"/>
-  </w:num>
-  <w:num w:numId="24" w16cid:durableId="1370570509">
+  <w:num w:numId="23" w16cid:durableId="565578858">
     <w:abstractNumId w:val="2"/>
     <w:lvlOverride w:ilvl="0">
       <w:startOverride w:val="1"/>
@@ -11524,13 +11745,10 @@
       <w:startOverride w:val="1"/>
     </w:lvlOverride>
   </w:num>
-  <w:num w:numId="25" w16cid:durableId="1846018137">
+  <w:num w:numId="24" w16cid:durableId="1834834088">
     <w:abstractNumId w:val="1"/>
   </w:num>
-  <w:num w:numId="26" w16cid:durableId="510263753">
-    <w:abstractNumId w:val="1"/>
-  </w:num>
-  <w:num w:numId="27" w16cid:durableId="145711892">
+  <w:num w:numId="25" w16cid:durableId="899367357">
     <w:abstractNumId w:val="2"/>
     <w:lvlOverride w:ilvl="0">
       <w:startOverride w:val="1"/>
@@ -11560,22 +11778,13 @@
       <w:startOverride w:val="1"/>
     </w:lvlOverride>
   </w:num>
-  <w:num w:numId="28" w16cid:durableId="1239249946">
+  <w:num w:numId="26" w16cid:durableId="485436646">
     <w:abstractNumId w:val="1"/>
   </w:num>
-  <w:num w:numId="29" w16cid:durableId="291639307">
+  <w:num w:numId="27" w16cid:durableId="155607989">
     <w:abstractNumId w:val="1"/>
   </w:num>
-  <w:num w:numId="30" w16cid:durableId="226770705">
-    <w:abstractNumId w:val="1"/>
-  </w:num>
-  <w:num w:numId="31" w16cid:durableId="1921793263">
-    <w:abstractNumId w:val="1"/>
-  </w:num>
-  <w:num w:numId="32" w16cid:durableId="2086873947">
-    <w:abstractNumId w:val="1"/>
-  </w:num>
-  <w:num w:numId="33" w16cid:durableId="1055081306">
+  <w:num w:numId="28" w16cid:durableId="880095088">
     <w:abstractNumId w:val="2"/>
     <w:lvlOverride w:ilvl="0">
       <w:startOverride w:val="1"/>
@@ -11605,13 +11814,22 @@
       <w:startOverride w:val="1"/>
     </w:lvlOverride>
   </w:num>
-  <w:num w:numId="34" w16cid:durableId="1107624026">
+  <w:num w:numId="29" w16cid:durableId="2090614621">
     <w:abstractNumId w:val="1"/>
   </w:num>
-  <w:num w:numId="35" w16cid:durableId="1814564594">
+  <w:num w:numId="30" w16cid:durableId="1181578850">
     <w:abstractNumId w:val="1"/>
   </w:num>
-  <w:num w:numId="36" w16cid:durableId="884944736">
+  <w:num w:numId="31" w16cid:durableId="1929607617">
+    <w:abstractNumId w:val="1"/>
+  </w:num>
+  <w:num w:numId="32" w16cid:durableId="414984621">
+    <w:abstractNumId w:val="1"/>
+  </w:num>
+  <w:num w:numId="33" w16cid:durableId="1195726175">
+    <w:abstractNumId w:val="1"/>
+  </w:num>
+  <w:num w:numId="34" w16cid:durableId="621425472">
     <w:abstractNumId w:val="2"/>
     <w:lvlOverride w:ilvl="0">
       <w:startOverride w:val="1"/>
@@ -11641,25 +11859,61 @@
       <w:startOverride w:val="1"/>
     </w:lvlOverride>
   </w:num>
-  <w:num w:numId="37" w16cid:durableId="1815872285">
+  <w:num w:numId="35" w16cid:durableId="1933199461">
     <w:abstractNumId w:val="1"/>
   </w:num>
-  <w:num w:numId="38" w16cid:durableId="495342183">
+  <w:num w:numId="36" w16cid:durableId="733116820">
     <w:abstractNumId w:val="1"/>
   </w:num>
-  <w:num w:numId="39" w16cid:durableId="217592635">
+  <w:num w:numId="37" w16cid:durableId="1871720273">
+    <w:abstractNumId w:val="2"/>
+    <w:lvlOverride w:ilvl="0">
+      <w:startOverride w:val="1"/>
+    </w:lvlOverride>
+    <w:lvlOverride w:ilvl="1">
+      <w:startOverride w:val="1"/>
+    </w:lvlOverride>
+    <w:lvlOverride w:ilvl="2">
+      <w:startOverride w:val="1"/>
+    </w:lvlOverride>
+    <w:lvlOverride w:ilvl="3">
+      <w:startOverride w:val="1"/>
+    </w:lvlOverride>
+    <w:lvlOverride w:ilvl="4">
+      <w:startOverride w:val="1"/>
+    </w:lvlOverride>
+    <w:lvlOverride w:ilvl="5">
+      <w:startOverride w:val="1"/>
+    </w:lvlOverride>
+    <w:lvlOverride w:ilvl="6">
+      <w:startOverride w:val="1"/>
+    </w:lvlOverride>
+    <w:lvlOverride w:ilvl="7">
+      <w:startOverride w:val="1"/>
+    </w:lvlOverride>
+    <w:lvlOverride w:ilvl="8">
+      <w:startOverride w:val="1"/>
+    </w:lvlOverride>
+  </w:num>
+  <w:num w:numId="38" w16cid:durableId="2017266177">
     <w:abstractNumId w:val="1"/>
   </w:num>
-  <w:num w:numId="40" w16cid:durableId="102651195">
+  <w:num w:numId="39" w16cid:durableId="1987661478">
     <w:abstractNumId w:val="1"/>
   </w:num>
-  <w:num w:numId="41" w16cid:durableId="323317740">
+  <w:num w:numId="40" w16cid:durableId="1979843384">
     <w:abstractNumId w:val="1"/>
   </w:num>
-  <w:num w:numId="42" w16cid:durableId="90392194">
+  <w:num w:numId="41" w16cid:durableId="269364528">
     <w:abstractNumId w:val="1"/>
   </w:num>
-  <w:num w:numId="43" w16cid:durableId="1905946531">
+  <w:num w:numId="42" w16cid:durableId="356277895">
+    <w:abstractNumId w:val="1"/>
+  </w:num>
+  <w:num w:numId="43" w16cid:durableId="1399092877">
+    <w:abstractNumId w:val="1"/>
+  </w:num>
+  <w:num w:numId="44" w16cid:durableId="1237596571">
     <w:abstractNumId w:val="1"/>
   </w:num>
 </w:numbering>
@@ -12910,7 +13164,7 @@
     <w:next w:val="Normal"/>
     <w:autoRedefine/>
     <w:uiPriority w:val="39"/>
-    <w:rsid w:val="001D245B"/>
+    <w:rsid w:val="00F93CEF"/>
     <w:pPr>
       <w:spacing w:after="100"/>
     </w:pPr>
@@ -12921,7 +13175,7 @@
     <w:next w:val="Normal"/>
     <w:autoRedefine/>
     <w:uiPriority w:val="39"/>
-    <w:rsid w:val="001D245B"/>
+    <w:rsid w:val="00F93CEF"/>
     <w:pPr>
       <w:spacing w:after="100"/>
       <w:ind w:left="210"/>
@@ -12931,7 +13185,7 @@
     <w:name w:val="header"/>
     <w:basedOn w:val="Normal"/>
     <w:link w:val="HeaderChar"/>
-    <w:rsid w:val="001D245B"/>
+    <w:rsid w:val="00F93CEF"/>
     <w:pPr>
       <w:tabs>
         <w:tab w:val="center" w:pos="4513"/>
@@ -12944,7 +13198,7 @@
     <w:name w:val="Header Char"/>
     <w:basedOn w:val="DefaultParagraphFont"/>
     <w:link w:val="Header"/>
-    <w:rsid w:val="001D245B"/>
+    <w:rsid w:val="00F93CEF"/>
     <w:rPr>
       <w:rFonts w:ascii="Segoe UI" w:eastAsia="Segoe UI" w:hAnsi="Segoe UI" w:cs="Segoe UI"/>
       <w:color w:val="242424"/>
@@ -12955,7 +13209,7 @@
     <w:name w:val="footer"/>
     <w:basedOn w:val="Normal"/>
     <w:link w:val="FooterChar"/>
-    <w:rsid w:val="001D245B"/>
+    <w:rsid w:val="00F93CEF"/>
     <w:pPr>
       <w:tabs>
         <w:tab w:val="center" w:pos="4513"/>
@@ -12968,7 +13222,7 @@
     <w:name w:val="Footer Char"/>
     <w:basedOn w:val="DefaultParagraphFont"/>
     <w:link w:val="Footer"/>
-    <w:rsid w:val="001D245B"/>
+    <w:rsid w:val="00F93CEF"/>
     <w:rPr>
       <w:rFonts w:ascii="Segoe UI" w:eastAsia="Segoe UI" w:hAnsi="Segoe UI" w:cs="Segoe UI"/>
       <w:color w:val="242424"/>

--- a/participant-workbook.docx
+++ b/participant-workbook.docx
@@ -10,7 +10,7 @@
           <w:sz w:val="21"/>
           <w:szCs w:val="24"/>
         </w:rPr>
-        <w:id w:val="642935201"/>
+        <w:id w:val="1363175999"/>
         <w:docPartObj>
           <w:docPartGallery w:val="Table of Contents"/>
           <w:docPartUnique/>
@@ -51,7 +51,7 @@
           <w:r>
             <w:fldChar w:fldCharType="separate"/>
           </w:r>
-          <w:hyperlink w:anchor="_Toc241754127" w:history="1">
+          <w:hyperlink w:anchor="_Toc241771585" w:history="1">
             <w:r>
               <w:rPr>
                 <w:rStyle w:val="Hyperlink"/>
@@ -78,7 +78,7 @@
                 <w:noProof/>
                 <w:webHidden/>
               </w:rPr>
-              <w:instrText xml:space="preserve"> PAGEREF _Toc241754127 \h </w:instrText>
+              <w:instrText xml:space="preserve"> PAGEREF _Toc241771585 \h </w:instrText>
             </w:r>
             <w:r>
               <w:rPr>
@@ -125,7 +125,7 @@
               <w14:ligatures w14:val="standardContextual"/>
             </w:rPr>
           </w:pPr>
-          <w:hyperlink w:anchor="_Toc241754128" w:history="1">
+          <w:hyperlink w:anchor="_Toc241771586" w:history="1">
             <w:r>
               <w:rPr>
                 <w:rStyle w:val="Hyperlink"/>
@@ -152,7 +152,7 @@
                 <w:noProof/>
                 <w:webHidden/>
               </w:rPr>
-              <w:instrText xml:space="preserve"> PAGEREF _Toc241754128 \h </w:instrText>
+              <w:instrText xml:space="preserve"> PAGEREF _Toc241771586 \h </w:instrText>
             </w:r>
             <w:r>
               <w:rPr>
@@ -199,7 +199,7 @@
               <w14:ligatures w14:val="standardContextual"/>
             </w:rPr>
           </w:pPr>
-          <w:hyperlink w:anchor="_Toc241754129" w:history="1">
+          <w:hyperlink w:anchor="_Toc241771587" w:history="1">
             <w:r>
               <w:rPr>
                 <w:rStyle w:val="Hyperlink"/>
@@ -226,7 +226,7 @@
                 <w:noProof/>
                 <w:webHidden/>
               </w:rPr>
-              <w:instrText xml:space="preserve"> PAGEREF _Toc241754129 \h </w:instrText>
+              <w:instrText xml:space="preserve"> PAGEREF _Toc241771587 \h </w:instrText>
             </w:r>
             <w:r>
               <w:rPr>
@@ -273,7 +273,7 @@
               <w14:ligatures w14:val="standardContextual"/>
             </w:rPr>
           </w:pPr>
-          <w:hyperlink w:anchor="_Toc241754130" w:history="1">
+          <w:hyperlink w:anchor="_Toc241771588" w:history="1">
             <w:r>
               <w:rPr>
                 <w:rStyle w:val="Hyperlink"/>
@@ -300,7 +300,7 @@
                 <w:noProof/>
                 <w:webHidden/>
               </w:rPr>
-              <w:instrText xml:space="preserve"> PAGEREF _Toc241754130 \h </w:instrText>
+              <w:instrText xml:space="preserve"> PAGEREF _Toc241771588 \h </w:instrText>
             </w:r>
             <w:r>
               <w:rPr>
@@ -347,7 +347,7 @@
               <w14:ligatures w14:val="standardContextual"/>
             </w:rPr>
           </w:pPr>
-          <w:hyperlink w:anchor="_Toc241754131" w:history="1">
+          <w:hyperlink w:anchor="_Toc241771589" w:history="1">
             <w:r>
               <w:rPr>
                 <w:rStyle w:val="Hyperlink"/>
@@ -374,7 +374,7 @@
                 <w:noProof/>
                 <w:webHidden/>
               </w:rPr>
-              <w:instrText xml:space="preserve"> PAGEREF _Toc241754131 \h </w:instrText>
+              <w:instrText xml:space="preserve"> PAGEREF _Toc241771589 \h </w:instrText>
             </w:r>
             <w:r>
               <w:rPr>
@@ -394,7 +394,7 @@
                 <w:noProof/>
                 <w:webHidden/>
               </w:rPr>
-              <w:t>6</w:t>
+              <w:t>7</w:t>
             </w:r>
             <w:r>
               <w:rPr>
@@ -421,7 +421,7 @@
               <w14:ligatures w14:val="standardContextual"/>
             </w:rPr>
           </w:pPr>
-          <w:hyperlink w:anchor="_Toc241754132" w:history="1">
+          <w:hyperlink w:anchor="_Toc241771590" w:history="1">
             <w:r>
               <w:rPr>
                 <w:rStyle w:val="Hyperlink"/>
@@ -456,7 +456,7 @@
                 <w:noProof/>
                 <w:webHidden/>
               </w:rPr>
-              <w:instrText xml:space="preserve"> PAGEREF _Toc241754132 \h </w:instrText>
+              <w:instrText xml:space="preserve"> PAGEREF _Toc241771590 \h </w:instrText>
             </w:r>
             <w:r>
               <w:rPr>
@@ -476,7 +476,7 @@
                 <w:noProof/>
                 <w:webHidden/>
               </w:rPr>
-              <w:t>7</w:t>
+              <w:t>8</w:t>
             </w:r>
             <w:r>
               <w:rPr>
@@ -503,7 +503,7 @@
               <w14:ligatures w14:val="standardContextual"/>
             </w:rPr>
           </w:pPr>
-          <w:hyperlink w:anchor="_Toc241754133" w:history="1">
+          <w:hyperlink w:anchor="_Toc241771591" w:history="1">
             <w:r>
               <w:rPr>
                 <w:rStyle w:val="Hyperlink"/>
@@ -530,7 +530,7 @@
                 <w:noProof/>
                 <w:webHidden/>
               </w:rPr>
-              <w:instrText xml:space="preserve"> PAGEREF _Toc241754133 \h </w:instrText>
+              <w:instrText xml:space="preserve"> PAGEREF _Toc241771591 \h </w:instrText>
             </w:r>
             <w:r>
               <w:rPr>
@@ -577,7 +577,7 @@
               <w14:ligatures w14:val="standardContextual"/>
             </w:rPr>
           </w:pPr>
-          <w:hyperlink w:anchor="_Toc241754134" w:history="1">
+          <w:hyperlink w:anchor="_Toc241771592" w:history="1">
             <w:r>
               <w:rPr>
                 <w:rStyle w:val="Hyperlink"/>
@@ -604,7 +604,7 @@
                 <w:noProof/>
                 <w:webHidden/>
               </w:rPr>
-              <w:instrText xml:space="preserve"> PAGEREF _Toc241754134 \h </w:instrText>
+              <w:instrText xml:space="preserve"> PAGEREF _Toc241771592 \h </w:instrText>
             </w:r>
             <w:r>
               <w:rPr>
@@ -624,7 +624,7 @@
                 <w:noProof/>
                 <w:webHidden/>
               </w:rPr>
-              <w:t>9</w:t>
+              <w:t>10</w:t>
             </w:r>
             <w:r>
               <w:rPr>
@@ -651,7 +651,7 @@
               <w14:ligatures w14:val="standardContextual"/>
             </w:rPr>
           </w:pPr>
-          <w:hyperlink w:anchor="_Toc241754135" w:history="1">
+          <w:hyperlink w:anchor="_Toc241771593" w:history="1">
             <w:r>
               <w:rPr>
                 <w:rStyle w:val="Hyperlink"/>
@@ -678,7 +678,7 @@
                 <w:noProof/>
                 <w:webHidden/>
               </w:rPr>
-              <w:instrText xml:space="preserve"> PAGEREF _Toc241754135 \h </w:instrText>
+              <w:instrText xml:space="preserve"> PAGEREF _Toc241771593 \h </w:instrText>
             </w:r>
             <w:r>
               <w:rPr>
@@ -725,7 +725,7 @@
               <w14:ligatures w14:val="standardContextual"/>
             </w:rPr>
           </w:pPr>
-          <w:hyperlink w:anchor="_Toc241754136" w:history="1">
+          <w:hyperlink w:anchor="_Toc241771594" w:history="1">
             <w:r>
               <w:rPr>
                 <w:rStyle w:val="Hyperlink"/>
@@ -760,7 +760,7 @@
                 <w:noProof/>
                 <w:webHidden/>
               </w:rPr>
-              <w:instrText xml:space="preserve"> PAGEREF _Toc241754136 \h </w:instrText>
+              <w:instrText xml:space="preserve"> PAGEREF _Toc241771594 \h </w:instrText>
             </w:r>
             <w:r>
               <w:rPr>
@@ -807,7 +807,7 @@
               <w14:ligatures w14:val="standardContextual"/>
             </w:rPr>
           </w:pPr>
-          <w:hyperlink w:anchor="_Toc241754137" w:history="1">
+          <w:hyperlink w:anchor="_Toc241771595" w:history="1">
             <w:r>
               <w:rPr>
                 <w:rStyle w:val="Hyperlink"/>
@@ -834,7 +834,7 @@
                 <w:noProof/>
                 <w:webHidden/>
               </w:rPr>
-              <w:instrText xml:space="preserve"> PAGEREF _Toc241754137 \h </w:instrText>
+              <w:instrText xml:space="preserve"> PAGEREF _Toc241771595 \h </w:instrText>
             </w:r>
             <w:r>
               <w:rPr>
@@ -881,7 +881,7 @@
               <w14:ligatures w14:val="standardContextual"/>
             </w:rPr>
           </w:pPr>
-          <w:hyperlink w:anchor="_Toc241754138" w:history="1">
+          <w:hyperlink w:anchor="_Toc241771596" w:history="1">
             <w:r>
               <w:rPr>
                 <w:rStyle w:val="Hyperlink"/>
@@ -908,7 +908,7 @@
                 <w:noProof/>
                 <w:webHidden/>
               </w:rPr>
-              <w:instrText xml:space="preserve"> PAGEREF _Toc241754138 \h </w:instrText>
+              <w:instrText xml:space="preserve"> PAGEREF _Toc241771596 \h </w:instrText>
             </w:r>
             <w:r>
               <w:rPr>
@@ -955,7 +955,7 @@
               <w14:ligatures w14:val="standardContextual"/>
             </w:rPr>
           </w:pPr>
-          <w:hyperlink w:anchor="_Toc241754139" w:history="1">
+          <w:hyperlink w:anchor="_Toc241771597" w:history="1">
             <w:r>
               <w:rPr>
                 <w:rStyle w:val="Hyperlink"/>
@@ -990,7 +990,7 @@
                 <w:noProof/>
                 <w:webHidden/>
               </w:rPr>
-              <w:instrText xml:space="preserve"> PAGEREF _Toc241754139 \h </w:instrText>
+              <w:instrText xml:space="preserve"> PAGEREF _Toc241771597 \h </w:instrText>
             </w:r>
             <w:r>
               <w:rPr>
@@ -1037,7 +1037,7 @@
               <w14:ligatures w14:val="standardContextual"/>
             </w:rPr>
           </w:pPr>
-          <w:hyperlink w:anchor="_Toc241754140" w:history="1">
+          <w:hyperlink w:anchor="_Toc241771598" w:history="1">
             <w:r>
               <w:rPr>
                 <w:rStyle w:val="Hyperlink"/>
@@ -1064,7 +1064,7 @@
                 <w:noProof/>
                 <w:webHidden/>
               </w:rPr>
-              <w:instrText xml:space="preserve"> PAGEREF _Toc241754140 \h </w:instrText>
+              <w:instrText xml:space="preserve"> PAGEREF _Toc241771598 \h </w:instrText>
             </w:r>
             <w:r>
               <w:rPr>
@@ -1111,7 +1111,7 @@
               <w14:ligatures w14:val="standardContextual"/>
             </w:rPr>
           </w:pPr>
-          <w:hyperlink w:anchor="_Toc241754141" w:history="1">
+          <w:hyperlink w:anchor="_Toc241771599" w:history="1">
             <w:r>
               <w:rPr>
                 <w:rStyle w:val="Hyperlink"/>
@@ -1138,7 +1138,7 @@
                 <w:noProof/>
                 <w:webHidden/>
               </w:rPr>
-              <w:instrText xml:space="preserve"> PAGEREF _Toc241754141 \h </w:instrText>
+              <w:instrText xml:space="preserve"> PAGEREF _Toc241771599 \h </w:instrText>
             </w:r>
             <w:r>
               <w:rPr>
@@ -1158,7 +1158,7 @@
                 <w:noProof/>
                 <w:webHidden/>
               </w:rPr>
-              <w:t>16</w:t>
+              <w:t>17</w:t>
             </w:r>
             <w:r>
               <w:rPr>
@@ -1181,7 +1181,7 @@
         <w:pStyle w:val="Heading1"/>
       </w:pPr>
       <w:bookmarkStart w:id="0" w:name="participant-workbook"/>
-      <w:bookmarkStart w:id="1" w:name="_Toc241754127"/>
+      <w:bookmarkStart w:id="1" w:name="_Toc241771585"/>
       <w:r>
         <w:t>Participant Workbook</w:t>
       </w:r>
@@ -1192,7 +1192,7 @@
         <w:pStyle w:val="Heading2"/>
       </w:pPr>
       <w:bookmarkStart w:id="2" w:name="Xa046f7e33c7391c4827688ee785cfee5a5aaa0a"/>
-      <w:bookmarkStart w:id="3" w:name="_Toc241754128"/>
+      <w:bookmarkStart w:id="3" w:name="_Toc241771586"/>
       <w:r>
         <w:t>Getting Things Done with Copilot Cowork for HR Tasks</w:t>
       </w:r>
@@ -1636,7 +1636,7 @@
     </w:p>
     <w:p>
       <w:r>
-        <w:pict w14:anchorId="75B0CCBC">
+        <w:pict w14:anchorId="66D54278">
           <v:rect id="_x0000_i1025" style="width:0;height:1.5pt" o:hralign="center" o:hrstd="t" o:hr="t"/>
         </w:pict>
       </w:r>
@@ -1646,7 +1646,7 @@
         <w:pStyle w:val="Heading2"/>
       </w:pPr>
       <w:bookmarkStart w:id="5" w:name="X004f5aab55e729b1fea9905fcfd8fe18120d1fc"/>
-      <w:bookmarkStart w:id="6" w:name="_Toc241754129"/>
+      <w:bookmarkStart w:id="6" w:name="_Toc241771587"/>
       <w:bookmarkEnd w:id="2"/>
       <w:bookmarkEnd w:id="4"/>
       <w:r>
@@ -2781,7 +2781,7 @@
           <w:noProof/>
         </w:rPr>
         <w:drawing>
-          <wp:inline distT="0" distB="0" distL="0" distR="0" wp14:anchorId="1AAB47AD" wp14:editId="37E98998">
+          <wp:inline distT="0" distB="0" distL="0" distR="0" wp14:anchorId="1E63DE32" wp14:editId="784FED84">
             <wp:extent cx="6210300" cy="886384"/>
             <wp:effectExtent l="0" t="0" r="0" b="0"/>
             <wp:docPr id="19" name="Picture" descr="The &quot;Customize instructions for Cowork&quot; card: Give Cowork guidance that is automatically added to the start of every task."/>
@@ -3463,7 +3463,7 @@
     </w:p>
     <w:p>
       <w:r>
-        <w:pict w14:anchorId="15506C94">
+        <w:pict w14:anchorId="2D57DA7D">
           <v:rect id="_x0000_i1026" style="width:0;height:1.5pt" o:hralign="center" o:hrstd="t" o:hr="t"/>
         </w:pict>
       </w:r>
@@ -3473,7 +3473,7 @@
         <w:pStyle w:val="Heading2"/>
       </w:pPr>
       <w:bookmarkStart w:id="12" w:name="X32d5feb5c42a67d990bbf5c51199fb4ed691306"/>
-      <w:bookmarkStart w:id="13" w:name="_Toc241754130"/>
+      <w:bookmarkStart w:id="13" w:name="_Toc241771588"/>
       <w:bookmarkEnd w:id="5"/>
       <w:bookmarkEnd w:id="11"/>
       <w:r>
@@ -3959,7 +3959,6 @@
     </w:p>
     <w:p>
       <w:pPr>
-        <w:pStyle w:val="Compact"/>
         <w:numPr>
           <w:ilvl w:val="0"/>
           <w:numId w:val="11"/>
@@ -4211,11 +4210,8 @@
         <w:spacing w:before="30" w:after="30"/>
       </w:pPr>
       <w:r>
-        <w:t xml:space="preserve">Explain the signal behind the recommendation and give me one clear next action. Keep recommendations focused on workstreams, decisions, and commitments rather than evaluating </w:t>
-      </w:r>
-      <w:r>
         <w:lastRenderedPageBreak/>
-        <w:t xml:space="preserve">individual people. Make the dashboard executive-ready and easy to scan, with expandable </w:t>
+        <w:t xml:space="preserve">Explain the signal behind the recommendation and give me one clear next action. Keep recommendations focused on workstreams, decisions, and commitments rather than evaluating individual people. Make the dashboard executive-ready and easy to scan, with expandable </w:t>
       </w:r>
       <w:r>
         <w:t>sections, traffic-light indicators, and links to the supporting emails, meetings, chats, and files. The most important content should answer: What needs my attention, and what should I do differently today?</w:t>
@@ -4239,7 +4235,6 @@
     </w:p>
     <w:p>
       <w:pPr>
-        <w:pStyle w:val="Compact"/>
         <w:numPr>
           <w:ilvl w:val="0"/>
           <w:numId w:val="11"/>
@@ -4281,7 +4276,6 @@
     </w:p>
     <w:p>
       <w:pPr>
-        <w:pStyle w:val="Compact"/>
         <w:numPr>
           <w:ilvl w:val="0"/>
           <w:numId w:val="11"/>
@@ -4504,7 +4498,6 @@
     </w:p>
     <w:p>
       <w:pPr>
-        <w:pStyle w:val="Compact"/>
         <w:numPr>
           <w:ilvl w:val="0"/>
           <w:numId w:val="11"/>
@@ -4546,7 +4539,6 @@
     </w:p>
     <w:p>
       <w:pPr>
-        <w:pStyle w:val="Compact"/>
         <w:numPr>
           <w:ilvl w:val="0"/>
           <w:numId w:val="11"/>
@@ -4571,7 +4563,6 @@
     </w:p>
     <w:p>
       <w:pPr>
-        <w:pStyle w:val="Compact"/>
         <w:numPr>
           <w:ilvl w:val="0"/>
           <w:numId w:val="11"/>
@@ -4613,156 +4604,137 @@
     </w:p>
     <w:p>
       <w:pPr>
-        <w:pStyle w:val="FirstParagraph"/>
-      </w:pPr>
-      <w:r>
-        <w:t>✅</w:t>
+        <w:numPr>
+          <w:ilvl w:val="0"/>
+          <w:numId w:val="11"/>
+        </w:numPr>
+      </w:pPr>
+      <w:r>
+        <w:rPr>
+          <w:b/>
+          <w:bCs/>
+        </w:rPr>
+        <w:t>Check what the task cost.</w:t>
+      </w:r>
+      <w:r>
+        <w:t xml:space="preserve"> In the same task, type </w:t>
+      </w:r>
+      <w:r>
+        <w:rPr>
+          <w:rStyle w:val="VerbatimChar"/>
+          <w:b/>
+          <w:bCs/>
+        </w:rPr>
+        <w:t>/cost</w:t>
+      </w:r>
+      <w:r>
+        <w:t xml:space="preserve"> and send it. Cowork shows:</w:t>
+      </w:r>
+    </w:p>
+    <w:p>
+      <w:pPr>
+        <w:pStyle w:val="Compact"/>
+        <w:numPr>
+          <w:ilvl w:val="1"/>
+          <w:numId w:val="16"/>
+        </w:numPr>
+      </w:pPr>
+      <w:r>
+        <w:t xml:space="preserve">the approximate </w:t>
+      </w:r>
+      <w:r>
+        <w:rPr>
+          <w:b/>
+          <w:bCs/>
+        </w:rPr>
+        <w:t>Copilot Credits this task has used so far</w:t>
+      </w:r>
+      <w:r>
+        <w:t xml:space="preserve"> (a total for every action in the task, not a line-by-line breakdown)</w:t>
+      </w:r>
+    </w:p>
+    <w:p>
+      <w:pPr>
+        <w:pStyle w:val="Compact"/>
+        <w:numPr>
+          <w:ilvl w:val="1"/>
+          <w:numId w:val="16"/>
+        </w:numPr>
+      </w:pPr>
+      <w:r>
+        <w:t xml:space="preserve">how many credits </w:t>
+      </w:r>
+      <w:r>
+        <w:rPr>
+          <w:b/>
+          <w:bCs/>
+        </w:rPr>
+        <w:t>you've used this month</w:t>
+      </w:r>
+    </w:p>
+    <w:p>
+      <w:pPr>
+        <w:pStyle w:val="Compact"/>
+        <w:numPr>
+          <w:ilvl w:val="1"/>
+          <w:numId w:val="16"/>
+        </w:numPr>
+      </w:pPr>
+      <w:r>
+        <w:t xml:space="preserve">how many credits </w:t>
+      </w:r>
+      <w:r>
+        <w:rPr>
+          <w:b/>
+          <w:bCs/>
+        </w:rPr>
+        <w:t>remain</w:t>
+      </w:r>
+      <w:r>
+        <w:t xml:space="preserve"> in your monthly limit</w:t>
+      </w:r>
+    </w:p>
+    <w:p>
+      <w:pPr>
+        <w:numPr>
+          <w:ilvl w:val="0"/>
+          <w:numId w:val="1"/>
+        </w:numPr>
+      </w:pPr>
+      <w:r>
+        <w:t xml:space="preserve">Running </w:t>
+      </w:r>
+      <w:r>
+        <w:rPr>
+          <w:rStyle w:val="VerbatimChar"/>
+        </w:rPr>
+        <w:t>/cost</w:t>
       </w:r>
       <w:r>
         <w:t xml:space="preserve"> </w:t>
       </w:r>
       <w:r>
-        <w:rPr>
-          <w:b/>
-          <w:bCs/>
-        </w:rPr>
-        <w:t>Checkpoint:</w:t>
-      </w:r>
-      <w:r>
-        <w:t xml:space="preserve"> An interactive </w:t>
-      </w:r>
-      <w:r>
-        <w:rPr>
-          <w:b/>
-          <w:bCs/>
-        </w:rPr>
-        <w:t>HTML command center</w:t>
-      </w:r>
-      <w:r>
-        <w:t xml:space="preserve"> with the top summary and three views, opened from the </w:t>
-      </w:r>
-      <w:r>
-        <w:rPr>
-          <w:b/>
-          <w:bCs/>
-        </w:rPr>
-        <w:t>Output folder</w:t>
-      </w:r>
-      <w:r>
-        <w:t xml:space="preserve"> and located in </w:t>
-      </w:r>
-      <w:r>
-        <w:rPr>
-          <w:b/>
-          <w:bCs/>
-        </w:rPr>
-        <w:t>OneDrive → Cowork</w:t>
-      </w:r>
-      <w:r>
-        <w:t xml:space="preserve">; a saved </w:t>
-      </w:r>
-      <w:r>
-        <w:rPr>
-          <w:b/>
-          <w:bCs/>
-        </w:rPr>
-        <w:t>Executive Command Center</w:t>
-      </w:r>
-      <w:r>
-        <w:t xml:space="preserve"> skill; and a weekday schedule in </w:t>
-      </w:r>
-      <w:r>
-        <w:rPr>
-          <w:b/>
-          <w:bCs/>
-        </w:rPr>
-        <w:t>Automations</w:t>
-      </w:r>
-      <w:r>
-        <w:t xml:space="preserve"> (or consciously skipped).</w:t>
-      </w:r>
-    </w:p>
-    <w:p>
-      <w:pPr>
-        <w:pStyle w:val="BodyText"/>
-      </w:pPr>
-      <w:r>
-        <w:rPr>
-          <w:b/>
-          <w:bCs/>
-        </w:rPr>
-        <w:t>Discuss:</w:t>
-      </w:r>
-      <w:r>
-        <w:t xml:space="preserve"> Which recommendations would you trust? What would an </w:t>
-      </w:r>
-      <w:r>
-        <w:rPr>
-          <w:b/>
-          <w:bCs/>
-        </w:rPr>
-        <w:t>HR-leader</w:t>
-      </w:r>
-      <w:r>
-        <w:t xml:space="preserve"> version track — </w:t>
-      </w:r>
-      <w:r>
-        <w:t>open requisitions, employee-relations cases, policy deadlines?</w:t>
-      </w:r>
-    </w:p>
-    <w:p>
-      <w:pPr>
-        <w:pStyle w:val="BodyText"/>
-      </w:pPr>
-      <w:r>
-        <w:rPr>
-          <w:b/>
-          <w:bCs/>
-        </w:rPr>
-        <w:t>Stretch:</w:t>
-      </w:r>
-      <w:r>
-        <w:t xml:space="preserve"> Create an </w:t>
-      </w:r>
-      <w:r>
-        <w:rPr>
-          <w:b/>
-          <w:bCs/>
-        </w:rPr>
-        <w:t>HR Leader Command Center</w:t>
-      </w:r>
-      <w:r>
-        <w:t xml:space="preserve"> variant: add a view for open requisitions and HR ticket trends from </w:t>
+        <w:t xml:space="preserve">doesn't use any credits. You can also open any earlier task from </w:t>
+      </w:r>
+      <w:r>
+        <w:rPr>
+          <w:b/>
+          <w:bCs/>
+        </w:rPr>
+        <w:t>My tasks</w:t>
+      </w:r>
+      <w:r>
+        <w:t xml:space="preserve"> and type </w:t>
       </w:r>
       <w:r>
         <w:rPr>
           <w:rStyle w:val="VerbatimChar"/>
         </w:rPr>
-        <w:t>hr-tickets-sample.xlsx</w:t>
-      </w:r>
-      <w:r>
-        <w:t>.</w:t>
-      </w:r>
-    </w:p>
-    <w:p>
-      <w:r>
-        <w:pict w14:anchorId="496233DF">
-          <v:rect id="_x0000_i1027" style="width:0;height:1.5pt" o:hralign="center" o:hrstd="t" o:hr="t"/>
-        </w:pict>
-      </w:r>
-    </w:p>
-    <w:p>
-      <w:pPr>
-        <w:pStyle w:val="Heading2"/>
-      </w:pPr>
-      <w:bookmarkStart w:id="15" w:name="X3bc279fb422ae0c320998ddb1f4965378ddecb6"/>
-      <w:bookmarkStart w:id="16" w:name="_Toc241754131"/>
-      <w:bookmarkEnd w:id="12"/>
-      <w:bookmarkEnd w:id="14"/>
-      <w:r>
-        <w:t>Exercise 2 — Research the web with Deep Research (20 min)</w:t>
-      </w:r>
-      <w:bookmarkEnd w:id="16"/>
+        <w:t>/cost</w:t>
+      </w:r>
+      <w:r>
+        <w:t xml:space="preserve"> to see what it used.</w:t>
+      </w:r>
     </w:p>
     <w:p>
       <w:pPr>
@@ -4779,92 +4751,147 @@
           <w:b/>
           <w:bCs/>
         </w:rPr>
-        <w:t>Scenario card — Ex 02 · Research the Web with Deep Research</w:t>
-      </w:r>
-      <w:r>
-        <w:t xml:space="preserve"> · Function: </w:t>
-      </w:r>
-      <w:r>
-        <w:rPr>
-          <w:b/>
-          <w:bCs/>
-        </w:rPr>
-        <w:t>HR · Talent acquisition</w:t>
-      </w:r>
-    </w:p>
-    <w:p>
-      <w:pPr>
-        <w:pStyle w:val="Compact"/>
-        <w:numPr>
-          <w:ilvl w:val="0"/>
-          <w:numId w:val="16"/>
-        </w:numPr>
-        <w:pBdr>
-          <w:left w:val="single" w:sz="18" w:space="8" w:color="3B1041"/>
-        </w:pBdr>
-        <w:shd w:val="clear" w:color="auto" w:fill="FBF6FD"/>
-        <w:spacing w:before="30" w:after="30"/>
-      </w:pPr>
-      <w:r>
-        <w:rPr>
-          <w:b/>
-          <w:bCs/>
-        </w:rPr>
-        <w:t>Goal:</w:t>
-      </w:r>
-      <w:r>
-        <w:t xml:space="preserve"> Get an evidence-based view of structured behavioral interviewing and turn it into questions for a real open role.</w:t>
-      </w:r>
-    </w:p>
-    <w:p>
-      <w:pPr>
-        <w:pStyle w:val="Compact"/>
-        <w:numPr>
-          <w:ilvl w:val="0"/>
-          <w:numId w:val="16"/>
-        </w:numPr>
-        <w:pBdr>
-          <w:left w:val="single" w:sz="18" w:space="8" w:color="3B1041"/>
-        </w:pBdr>
-        <w:shd w:val="clear" w:color="auto" w:fill="FBF6FD"/>
-        <w:spacing w:before="30" w:after="30"/>
-      </w:pPr>
-      <w:r>
-        <w:rPr>
-          <w:b/>
-          <w:bCs/>
-        </w:rPr>
-        <w:t>Output:</w:t>
+        <w:t>Good to know about cost:</w:t>
       </w:r>
       <w:r>
         <w:t xml:space="preserve"> </w:t>
       </w:r>
       <w:r>
-        <w:t xml:space="preserve">A one-page, cited briefing on interview best practices, five tailored questions for Zava's HR Coordinator role, and an </w:t>
-      </w:r>
-      <w:r>
-        <w:rPr>
-          <w:b/>
-          <w:bCs/>
-        </w:rPr>
-        <w:t>interviewer scorecard in Word and Excel</w:t>
-      </w:r>
-      <w:r>
-        <w:t xml:space="preserve"> with the scoring scales filled in.</w:t>
-      </w:r>
-    </w:p>
-    <w:p>
-      <w:pPr>
-        <w:pStyle w:val="Compact"/>
-        <w:numPr>
-          <w:ilvl w:val="0"/>
-          <w:numId w:val="16"/>
-        </w:numPr>
-        <w:pBdr>
-          <w:left w:val="single" w:sz="18" w:space="8" w:color="3B1041"/>
-        </w:pBdr>
-        <w:shd w:val="clear" w:color="auto" w:fill="FBF6FD"/>
-        <w:spacing w:before="30" w:after="30"/>
+        <w:rPr>
+          <w:rStyle w:val="VerbatimChar"/>
+        </w:rPr>
+        <w:t>/cost</w:t>
+      </w:r>
+      <w:r>
+        <w:t xml:space="preserve"> is an </w:t>
+      </w:r>
+      <w:r>
+        <w:rPr>
+          <w:b/>
+          <w:bCs/>
+        </w:rPr>
+        <w:t>estimate, not a bill</w:t>
+      </w:r>
+      <w:r>
+        <w:t xml:space="preserve">, and it may lag a few minutes behind actions you just finished. You </w:t>
+      </w:r>
+      <w:r>
+        <w:rPr>
+          <w:b/>
+          <w:bCs/>
+        </w:rPr>
+        <w:t>can't check the cost before</w:t>
+      </w:r>
+      <w:r>
+        <w:t xml:space="preserve"> a task runs, only after. Monthly limits are set by your organization, reset on the 1st (00:00 UTC), and may be shared with a group. The weekday schedule you just created </w:t>
+      </w:r>
+      <w:r>
+        <w:rPr>
+          <w:b/>
+          <w:bCs/>
+        </w:rPr>
+        <w:t>uses credits every time it runs</w:t>
+      </w:r>
+      <w:r>
+        <w:t xml:space="preserve">, so pause it after class. Details: </w:t>
+      </w:r>
+      <w:hyperlink r:id="rId14">
+        <w:r>
+          <w:rPr>
+            <w:rStyle w:val="Hyperlink"/>
+          </w:rPr>
+          <w:t>Credit usage for Copilot Cowork tasks</w:t>
+        </w:r>
+      </w:hyperlink>
+      <w:r>
+        <w:t>.</w:t>
+      </w:r>
+    </w:p>
+    <w:p>
+      <w:pPr>
+        <w:pStyle w:val="BodyText"/>
+      </w:pPr>
+      <w:r>
+        <w:t>✅</w:t>
+      </w:r>
+      <w:r>
+        <w:t xml:space="preserve"> </w:t>
+      </w:r>
+      <w:r>
+        <w:rPr>
+          <w:b/>
+          <w:bCs/>
+        </w:rPr>
+        <w:t>Checkpoint:</w:t>
+      </w:r>
+      <w:r>
+        <w:t xml:space="preserve"> An interactive </w:t>
+      </w:r>
+      <w:r>
+        <w:rPr>
+          <w:b/>
+          <w:bCs/>
+        </w:rPr>
+        <w:t>HTML command center</w:t>
+      </w:r>
+      <w:r>
+        <w:t xml:space="preserve"> with the top summary and three views, opened from the </w:t>
+      </w:r>
+      <w:r>
+        <w:rPr>
+          <w:b/>
+          <w:bCs/>
+        </w:rPr>
+        <w:t>Output folder</w:t>
+      </w:r>
+      <w:r>
+        <w:t xml:space="preserve"> and located in </w:t>
+      </w:r>
+      <w:r>
+        <w:rPr>
+          <w:b/>
+          <w:bCs/>
+        </w:rPr>
+        <w:t>OneDrive → Cowork</w:t>
+      </w:r>
+      <w:r>
+        <w:t xml:space="preserve">; a saved </w:t>
+      </w:r>
+      <w:r>
+        <w:rPr>
+          <w:b/>
+          <w:bCs/>
+        </w:rPr>
+        <w:t>Executive Command Center</w:t>
+      </w:r>
+      <w:r>
+        <w:t xml:space="preserve"> skill; a weekday schedule in </w:t>
+      </w:r>
+      <w:r>
+        <w:rPr>
+          <w:b/>
+          <w:bCs/>
+        </w:rPr>
+        <w:t>Automations</w:t>
+      </w:r>
+      <w:r>
+        <w:t xml:space="preserve"> (or consciously skipped); and the task's credit usage from </w:t>
+      </w:r>
+      <w:r>
+        <w:rPr>
+          <w:rStyle w:val="VerbatimChar"/>
+          <w:b/>
+          <w:bCs/>
+        </w:rPr>
+        <w:t>/cost</w:t>
+      </w:r>
+      <w:r>
+        <w:t>.</w:t>
+      </w:r>
+    </w:p>
+    <w:p>
+      <w:pPr>
+        <w:pStyle w:val="BodyText"/>
       </w:pPr>
       <w:r>
         <w:rPr>
@@ -4872,628 +4899,63 @@
           <w:bCs/>
         </w:rPr>
         <w:lastRenderedPageBreak/>
-        <w:t>Why Cowork?</w:t>
-      </w:r>
-      <w:r>
-        <w:t xml:space="preserve"> Good research means reading many sources, reconciling them, and citing them. Deep Research searches and reads multiple web sources, synthesizes them with citations, applies the findings to your own job description, and then turns them into ready-to-use documents.</w:t>
-      </w:r>
-    </w:p>
-    <w:p>
-      <w:pPr>
-        <w:pStyle w:val="Compact"/>
-        <w:numPr>
-          <w:ilvl w:val="0"/>
-          <w:numId w:val="16"/>
-        </w:numPr>
-        <w:pBdr>
-          <w:left w:val="single" w:sz="18" w:space="8" w:color="3B1041"/>
-        </w:pBdr>
-        <w:shd w:val="clear" w:color="auto" w:fill="FBF6FD"/>
-        <w:spacing w:before="30" w:after="30"/>
-      </w:pPr>
-      <w:r>
-        <w:rPr>
-          <w:b/>
-          <w:bCs/>
-        </w:rPr>
-        <w:t>Workflow:</w:t>
-      </w:r>
-      <w:r>
-        <w:t xml:space="preserve"> 1. </w:t>
-      </w:r>
-      <w:r>
-        <w:rPr>
-          <w:b/>
-          <w:bCs/>
-        </w:rPr>
-        <w:t>Deep Research</w:t>
+        <w:t>Discuss:</w:t>
+      </w:r>
+      <w:r>
+        <w:t xml:space="preserve"> Which recommendations would you trust? What would an </w:t>
+      </w:r>
+      <w:r>
+        <w:rPr>
+          <w:b/>
+          <w:bCs/>
+        </w:rPr>
+        <w:t>HR-leader</w:t>
       </w:r>
       <w:r>
         <w:t xml:space="preserve"> </w:t>
       </w:r>
       <w:r>
-        <w:t xml:space="preserve">→ search and read multiple web sources · 2. </w:t>
-      </w:r>
-      <w:r>
-        <w:rPr>
-          <w:b/>
-          <w:bCs/>
-        </w:rPr>
-        <w:t>Synthesize</w:t>
-      </w:r>
-      <w:r>
-        <w:t xml:space="preserve"> → key practices with citations · 3. </w:t>
-      </w:r>
-      <w:r>
-        <w:rPr>
-          <w:b/>
-          <w:bCs/>
-        </w:rPr>
-        <w:t>Ground</w:t>
-      </w:r>
-      <w:r>
-        <w:t xml:space="preserve"> → compare to </w:t>
+        <w:t>version track — open requisitions, employee-relations cases, policy deadlines?</w:t>
+      </w:r>
+    </w:p>
+    <w:p>
+      <w:pPr>
+        <w:pStyle w:val="BodyText"/>
+      </w:pPr>
+      <w:r>
+        <w:rPr>
+          <w:b/>
+          <w:bCs/>
+        </w:rPr>
+        <w:t>Stretch:</w:t>
+      </w:r>
+      <w:r>
+        <w:t xml:space="preserve"> Create an </w:t>
+      </w:r>
+      <w:r>
+        <w:rPr>
+          <w:b/>
+          <w:bCs/>
+        </w:rPr>
+        <w:t>HR Leader Command Center</w:t>
+      </w:r>
+      <w:r>
+        <w:t xml:space="preserve"> variant: add a view for open requisitions and HR ticket trends from </w:t>
       </w:r>
       <w:r>
         <w:rPr>
           <w:rStyle w:val="VerbatimChar"/>
         </w:rPr>
-        <w:t>job-description-sample.docx</w:t>
-      </w:r>
-      <w:r>
-        <w:t xml:space="preserve"> · 4. </w:t>
-      </w:r>
-      <w:r>
-        <w:rPr>
-          <w:b/>
-          <w:bCs/>
-        </w:rPr>
-        <w:t>Draft</w:t>
-      </w:r>
-      <w:r>
-        <w:t xml:space="preserve"> → briefing + 5 tailored questions · 5. </w:t>
-      </w:r>
-      <w:r>
-        <w:rPr>
-          <w:b/>
-          <w:bCs/>
-        </w:rPr>
-        <w:t>Build</w:t>
-      </w:r>
-      <w:r>
-        <w:t xml:space="preserve"> → scorecard in Word + Excel</w:t>
-      </w:r>
-    </w:p>
-    <w:p>
-      <w:pPr>
-        <w:pStyle w:val="Compact"/>
-        <w:numPr>
-          <w:ilvl w:val="0"/>
-          <w:numId w:val="16"/>
-        </w:numPr>
-        <w:pBdr>
-          <w:left w:val="single" w:sz="18" w:space="8" w:color="3B1041"/>
-        </w:pBdr>
-        <w:shd w:val="clear" w:color="auto" w:fill="FBF6FD"/>
-        <w:spacing w:before="30" w:after="30"/>
-      </w:pPr>
-      <w:r>
-        <w:rPr>
-          <w:b/>
-          <w:bCs/>
-        </w:rPr>
-        <w:t>Data sources:</w:t>
-      </w:r>
-      <w:r>
-        <w:t xml:space="preserve"> Web · OneDrive (Zava files)</w:t>
-      </w:r>
-    </w:p>
-    <w:p>
-      <w:pPr>
-        <w:pStyle w:val="Compact"/>
-        <w:numPr>
-          <w:ilvl w:val="0"/>
-          <w:numId w:val="16"/>
-        </w:numPr>
-        <w:pBdr>
-          <w:left w:val="single" w:sz="18" w:space="8" w:color="3B1041"/>
-        </w:pBdr>
-        <w:shd w:val="clear" w:color="auto" w:fill="FBF6FD"/>
-        <w:spacing w:before="30" w:after="30"/>
-      </w:pPr>
-      <w:r>
-        <w:rPr>
-          <w:b/>
-          <w:bCs/>
-        </w:rPr>
-        <w:t>You'll learn:</w:t>
-      </w:r>
-      <w:r>
-        <w:t xml:space="preserve"> How </w:t>
-      </w:r>
-      <w:r>
-        <w:rPr>
-          <w:b/>
-          <w:bCs/>
-        </w:rPr>
-        <w:t>Deep Research</w:t>
-      </w:r>
-      <w:r>
-        <w:t xml:space="preserve"> gathers and cites web sources, how to ground findings in your own files, and how one follow-up prompt produces deliverables in </w:t>
-      </w:r>
-      <w:r>
-        <w:rPr>
-          <w:b/>
-          <w:bCs/>
-        </w:rPr>
-        <w:t>two formats</w:t>
+        <w:t>hr-tickets-sample.xlsx</w:t>
       </w:r>
       <w:r>
         <w:t>.</w:t>
       </w:r>
     </w:p>
     <w:p>
-      <w:pPr>
-        <w:pStyle w:val="Heading3"/>
-      </w:pPr>
-      <w:bookmarkStart w:id="17" w:name="task-2a--research"/>
-      <w:r>
-        <w:t>Task 2a — Research</w:t>
-      </w:r>
-    </w:p>
-    <w:p>
-      <w:pPr>
-        <w:pStyle w:val="Compact"/>
-        <w:numPr>
-          <w:ilvl w:val="0"/>
-          <w:numId w:val="17"/>
-        </w:numPr>
-      </w:pPr>
-      <w:r>
-        <w:t xml:space="preserve">In a </w:t>
-      </w:r>
-      <w:r>
-        <w:rPr>
-          <w:b/>
-          <w:bCs/>
-        </w:rPr>
-        <w:t>new task</w:t>
-      </w:r>
-      <w:r>
-        <w:t>, prompt:</w:t>
-      </w:r>
-    </w:p>
-    <w:p>
-      <w:pPr>
-        <w:numPr>
-          <w:ilvl w:val="0"/>
-          <w:numId w:val="1"/>
-        </w:numPr>
-        <w:pBdr>
-          <w:left w:val="single" w:sz="18" w:space="8" w:color="3B1041"/>
-        </w:pBdr>
-        <w:shd w:val="clear" w:color="auto" w:fill="FBF6FD"/>
-        <w:spacing w:before="30" w:after="30"/>
-      </w:pPr>
-      <w:r>
-        <w:t xml:space="preserve">Use </w:t>
-      </w:r>
-      <w:r>
-        <w:rPr>
-          <w:b/>
-          <w:bCs/>
-        </w:rPr>
-        <w:t>Deep Research</w:t>
-      </w:r>
-      <w:r>
-        <w:t xml:space="preserve"> to summarize </w:t>
-      </w:r>
-      <w:r>
-        <w:rPr>
-          <w:b/>
-          <w:bCs/>
-        </w:rPr>
-        <w:t>current best practices for structured behavioral interviews</w:t>
-      </w:r>
-      <w:r>
-        <w:t xml:space="preserve"> from multiple reputable sources. Produce a </w:t>
-      </w:r>
-      <w:r>
-        <w:rPr>
-          <w:b/>
-          <w:bCs/>
-        </w:rPr>
-        <w:t>1-page briefing</w:t>
-      </w:r>
-      <w:r>
-        <w:t xml:space="preserve"> with the key practices and </w:t>
-      </w:r>
-      <w:r>
-        <w:rPr>
-          <w:b/>
-          <w:bCs/>
-        </w:rPr>
-        <w:t>cite your sources</w:t>
-      </w:r>
-      <w:r>
-        <w:t>.</w:t>
-      </w:r>
-    </w:p>
-    <w:p>
-      <w:pPr>
-        <w:pStyle w:val="Compact"/>
-        <w:numPr>
-          <w:ilvl w:val="0"/>
-          <w:numId w:val="17"/>
-        </w:numPr>
-      </w:pPr>
-      <w:r>
-        <w:t xml:space="preserve">Watch the </w:t>
-      </w:r>
-      <w:r>
-        <w:rPr>
-          <w:b/>
-          <w:bCs/>
-        </w:rPr>
-        <w:t>Deep Research</w:t>
-      </w:r>
-      <w:r>
-        <w:t xml:space="preserve"> skill load and work across sources. It takes a few minutes.</w:t>
-      </w:r>
-    </w:p>
-    <w:p>
-      <w:pPr>
-        <w:pStyle w:val="Compact"/>
-        <w:numPr>
-          <w:ilvl w:val="0"/>
-          <w:numId w:val="17"/>
-        </w:numPr>
-      </w:pPr>
-      <w:r>
-        <w:rPr>
-          <w:b/>
-          <w:bCs/>
-        </w:rPr>
-        <w:t>Open two citations</w:t>
-      </w:r>
-      <w:r>
-        <w:t xml:space="preserve"> and check that each one supports the claim it's attached to.</w:t>
-      </w:r>
-    </w:p>
-    <w:p>
-      <w:pPr>
-        <w:pStyle w:val="Heading3"/>
-      </w:pPr>
-      <w:bookmarkStart w:id="18" w:name="Xf1cb852c11f267db90e22faff2e5f5fccf8229e"/>
-      <w:bookmarkEnd w:id="17"/>
-      <w:r>
-        <w:t>Task 2b — Ground it, then build a scorecard</w:t>
-      </w:r>
-    </w:p>
-    <w:p>
-      <w:pPr>
-        <w:pStyle w:val="Compact"/>
-        <w:numPr>
-          <w:ilvl w:val="0"/>
-          <w:numId w:val="18"/>
-        </w:numPr>
-      </w:pPr>
-      <w:r>
-        <w:rPr>
-          <w:b/>
-          <w:bCs/>
-        </w:rPr>
-        <w:t xml:space="preserve">Attach </w:t>
-      </w:r>
-      <w:r>
-        <w:rPr>
-          <w:rStyle w:val="VerbatimChar"/>
-          <w:b/>
-          <w:bCs/>
-        </w:rPr>
-        <w:t>job-description-sample.docx</w:t>
-      </w:r>
-      <w:r>
-        <w:t xml:space="preserve"> (</w:t>
-      </w:r>
-      <w:r>
-        <w:t>📎</w:t>
-      </w:r>
-      <w:r>
-        <w:t xml:space="preserve"> </w:t>
-      </w:r>
-      <w:r>
-        <w:rPr>
-          <w:b/>
-          <w:bCs/>
-        </w:rPr>
-        <w:t>+ → Attach cloud files</w:t>
-      </w:r>
-      <w:r>
-        <w:t xml:space="preserve">, or type </w:t>
-      </w:r>
-      <w:r>
-        <w:rPr>
-          <w:b/>
-          <w:bCs/>
-        </w:rPr>
-        <w:t>/</w:t>
-      </w:r>
-      <w:r>
-        <w:t>) and prompt:</w:t>
-      </w:r>
-    </w:p>
-    <w:p>
-      <w:pPr>
-        <w:numPr>
-          <w:ilvl w:val="0"/>
-          <w:numId w:val="1"/>
-        </w:numPr>
-        <w:pBdr>
-          <w:left w:val="single" w:sz="18" w:space="8" w:color="3B1041"/>
-        </w:pBdr>
-        <w:shd w:val="clear" w:color="auto" w:fill="FBF6FD"/>
-        <w:spacing w:before="30" w:after="30"/>
-      </w:pPr>
-      <w:r>
-        <w:t xml:space="preserve">Now compare these best practices to our </w:t>
-      </w:r>
-      <w:r>
-        <w:rPr>
-          <w:b/>
-          <w:bCs/>
-        </w:rPr>
-        <w:t>HR Coordinator</w:t>
-      </w:r>
-      <w:r>
-        <w:t xml:space="preserve"> interview needs in </w:t>
-      </w:r>
-      <w:r>
-        <w:rPr>
-          <w:rStyle w:val="VerbatimChar"/>
-        </w:rPr>
-        <w:t>job-description-sample.docx</w:t>
-      </w:r>
-      <w:r>
-        <w:t>, and suggest 5 interview questions.</w:t>
-      </w:r>
-    </w:p>
-    <w:p>
-      <w:pPr>
-        <w:pStyle w:val="Compact"/>
-        <w:numPr>
-          <w:ilvl w:val="0"/>
-          <w:numId w:val="18"/>
-        </w:numPr>
-      </w:pPr>
-      <w:r>
-        <w:rPr>
-          <w:b/>
-          <w:bCs/>
-        </w:rPr>
-        <w:t>Follow-up:</w:t>
-      </w:r>
-      <w:r>
-        <w:t xml:space="preserve"> in the same task, prompt:</w:t>
-      </w:r>
-    </w:p>
-    <w:p>
-      <w:pPr>
-        <w:numPr>
-          <w:ilvl w:val="0"/>
-          <w:numId w:val="1"/>
-        </w:numPr>
-        <w:pBdr>
-          <w:left w:val="single" w:sz="18" w:space="8" w:color="3B1041"/>
-        </w:pBdr>
-        <w:shd w:val="clear" w:color="auto" w:fill="FBF6FD"/>
-        <w:spacing w:before="30" w:after="30"/>
-      </w:pPr>
-      <w:r>
-        <w:t xml:space="preserve">Turn this into an interviewer scorecard in </w:t>
-      </w:r>
-      <w:r>
-        <w:rPr>
-          <w:b/>
-          <w:bCs/>
-        </w:rPr>
-        <w:t>Word AND Excel</w:t>
-      </w:r>
-      <w:r>
-        <w:t xml:space="preserve"> with the scoring scales filled in.</w:t>
-      </w:r>
-    </w:p>
-    <w:p>
-      <w:pPr>
-        <w:pStyle w:val="Compact"/>
-        <w:numPr>
-          <w:ilvl w:val="0"/>
-          <w:numId w:val="18"/>
-        </w:numPr>
-      </w:pPr>
-      <w:r>
-        <w:t xml:space="preserve">Watch Cowork load both the </w:t>
-      </w:r>
-      <w:r>
-        <w:rPr>
-          <w:b/>
-          <w:bCs/>
-        </w:rPr>
-        <w:t>Word</w:t>
-      </w:r>
-      <w:r>
-        <w:t xml:space="preserve"> and </w:t>
-      </w:r>
-      <w:r>
-        <w:rPr>
-          <w:b/>
-          <w:bCs/>
-        </w:rPr>
-        <w:t>Excel</w:t>
-      </w:r>
-      <w:r>
-        <w:t xml:space="preserve"> skills. When it finishes, open the </w:t>
-      </w:r>
-      <w:r>
-        <w:rPr>
-          <w:b/>
-          <w:bCs/>
-        </w:rPr>
-        <w:t>Output folder</w:t>
-      </w:r>
-      <w:r>
-        <w:t xml:space="preserve"> (as in Exercise 1) and </w:t>
-      </w:r>
-      <w:r>
-        <w:rPr>
-          <w:b/>
-          <w:bCs/>
-        </w:rPr>
-        <w:t>Preview</w:t>
-      </w:r>
-      <w:r>
-        <w:t xml:space="preserve"> both files:</w:t>
-      </w:r>
-    </w:p>
-    <w:p>
-      <w:pPr>
-        <w:pStyle w:val="Compact"/>
-        <w:numPr>
-          <w:ilvl w:val="1"/>
-          <w:numId w:val="19"/>
-        </w:numPr>
-      </w:pPr>
-      <w:r>
-        <w:rPr>
-          <w:b/>
-          <w:bCs/>
-        </w:rPr>
-        <w:t>Word:</w:t>
-      </w:r>
-      <w:r>
-        <w:t xml:space="preserve"> a printable scorecard with each competency, the question(s) for it, and a </w:t>
-      </w:r>
-      <w:r>
-        <w:rPr>
-          <w:b/>
-          <w:bCs/>
-        </w:rPr>
-        <w:t>filled-in rating scale</w:t>
-      </w:r>
-      <w:r>
-        <w:t xml:space="preserve"> </w:t>
-      </w:r>
-      <w:r>
-        <w:t>(e.g., 1–5, with what a 1, 3, and 5 answer looks like), plus space for notes.</w:t>
-      </w:r>
-    </w:p>
-    <w:p>
-      <w:pPr>
-        <w:pStyle w:val="Compact"/>
-        <w:numPr>
-          <w:ilvl w:val="1"/>
-          <w:numId w:val="19"/>
-        </w:numPr>
-      </w:pPr>
-      <w:r>
-        <w:rPr>
-          <w:b/>
-          <w:bCs/>
-        </w:rPr>
-        <w:t>Excel:</w:t>
-      </w:r>
-      <w:r>
-        <w:t xml:space="preserve"> the same competencies as rows, rating columns and notes, ideally with a </w:t>
-      </w:r>
-      <w:r>
-        <w:rPr>
-          <w:b/>
-          <w:bCs/>
-        </w:rPr>
-        <w:t>total or weighted score</w:t>
-      </w:r>
-      <w:r>
-        <w:t xml:space="preserve"> calculated.</w:t>
-      </w:r>
-    </w:p>
-    <w:p>
-      <w:pPr>
-        <w:pStyle w:val="FirstParagraph"/>
-      </w:pPr>
-      <w:r>
-        <w:t>✅</w:t>
-      </w:r>
-      <w:r>
-        <w:t xml:space="preserve"> </w:t>
-      </w:r>
-      <w:r>
-        <w:rPr>
-          <w:b/>
-          <w:bCs/>
-        </w:rPr>
-        <w:t>Checkpoint:</w:t>
-      </w:r>
-      <w:r>
-        <w:t xml:space="preserve"> A one-page briefing with citations that open, 5 interview questions tied to the HR Coordinator's responsibilities, and an </w:t>
-      </w:r>
-      <w:r>
-        <w:rPr>
-          <w:b/>
-          <w:bCs/>
-        </w:rPr>
-        <w:t>interviewer scorecard in both Word and Excel</w:t>
-      </w:r>
-      <w:r>
-        <w:t xml:space="preserve"> whose rating scales are filled in (no blank "define later" placeholders).</w:t>
-      </w:r>
-    </w:p>
-    <w:p>
-      <w:pPr>
-        <w:pStyle w:val="BodyText"/>
-      </w:pPr>
-      <w:r>
-        <w:rPr>
-          <w:b/>
-          <w:bCs/>
-        </w:rPr>
-        <w:t>Discuss:</w:t>
-      </w:r>
-      <w:r>
-        <w:t xml:space="preserve"> </w:t>
-      </w:r>
-      <w:r>
-        <w:t>When is web research better than searching your organization's own content — and when is it riskier?</w:t>
-      </w:r>
-    </w:p>
-    <w:p>
-      <w:pPr>
-        <w:pStyle w:val="BodyText"/>
-      </w:pPr>
-      <w:r>
-        <w:rPr>
-          <w:b/>
-          <w:bCs/>
-        </w:rPr>
-        <w:t>Stretch:</w:t>
-      </w:r>
-      <w:r>
-        <w:t xml:space="preserve"> Research typical </w:t>
-      </w:r>
-      <w:r>
-        <w:rPr>
-          <w:b/>
-          <w:bCs/>
-        </w:rPr>
-        <w:t>PTO / annual-leave norms for mid-size tech companies</w:t>
-      </w:r>
-      <w:r>
-        <w:t xml:space="preserve"> and give me a short benchmark I can compare to our handbook. Cite sources.</w:t>
-      </w:r>
-    </w:p>
-    <w:p>
-      <w:r>
-        <w:pict w14:anchorId="576CBE23">
-          <v:rect id="_x0000_i1028" style="width:0;height:1.5pt" o:hralign="center" o:hrstd="t" o:hr="t"/>
+      <w:r>
+        <w:pict w14:anchorId="1E65B8DE">
+          <v:rect id="_x0000_i1027" style="width:0;height:1.5pt" o:hralign="center" o:hrstd="t" o:hr="t"/>
         </w:pict>
       </w:r>
     </w:p>
@@ -5501,45 +4963,14 @@
       <w:pPr>
         <w:pStyle w:val="Heading2"/>
       </w:pPr>
-      <w:bookmarkStart w:id="19" w:name="coffee-break-10-min"/>
-      <w:bookmarkStart w:id="20" w:name="_Toc241754132"/>
-      <w:bookmarkEnd w:id="15"/>
-      <w:bookmarkEnd w:id="18"/>
-      <w:r>
-        <w:t>☕</w:t>
-      </w:r>
-      <w:r>
-        <w:t xml:space="preserve"> Break (10 min)</w:t>
-      </w:r>
-      <w:bookmarkEnd w:id="20"/>
-    </w:p>
-    <w:p>
-      <w:pPr>
-        <w:pStyle w:val="FirstParagraph"/>
-      </w:pPr>
-      <w:r>
-        <w:t>Stretch and grab a coffee. Next up: Cowork drives a real web browser for you, then the custom-skill build, the centerpiece of the day.</w:t>
-      </w:r>
-    </w:p>
-    <w:p>
-      <w:r>
-        <w:lastRenderedPageBreak/>
-        <w:pict w14:anchorId="01C7338A">
-          <v:rect id="_x0000_i1029" style="width:0;height:1.5pt" o:hralign="center" o:hrstd="t" o:hr="t"/>
-        </w:pict>
-      </w:r>
-    </w:p>
-    <w:p>
-      <w:pPr>
-        <w:pStyle w:val="Heading2"/>
-      </w:pPr>
-      <w:bookmarkStart w:id="21" w:name="X01d412a0f2e13c2810eaf63626ad375735c7ae4"/>
-      <w:bookmarkStart w:id="22" w:name="_Toc241754133"/>
-      <w:bookmarkEnd w:id="19"/>
-      <w:r>
-        <w:t>Exercise 3 — Navigate websites with Cowork's browser (25 min)</w:t>
-      </w:r>
-      <w:bookmarkEnd w:id="22"/>
+      <w:bookmarkStart w:id="15" w:name="X3bc279fb422ae0c320998ddb1f4965378ddecb6"/>
+      <w:bookmarkStart w:id="16" w:name="_Toc241771589"/>
+      <w:bookmarkEnd w:id="12"/>
+      <w:bookmarkEnd w:id="14"/>
+      <w:r>
+        <w:t>Exercise 2 — Research the web with Deep Research (20 min)</w:t>
+      </w:r>
+      <w:bookmarkEnd w:id="16"/>
     </w:p>
     <w:p>
       <w:pPr>
@@ -5556,7 +4987,7 @@
           <w:b/>
           <w:bCs/>
         </w:rPr>
-        <w:t>Scenario card — Ex 03 · Navigate Websites with Cowork's Browser</w:t>
+        <w:t>Scenario card — Ex 02 · Research the Web with Deep Research</w:t>
       </w:r>
       <w:r>
         <w:t xml:space="preserve"> · Function: </w:t>
@@ -5566,15 +4997,15 @@
           <w:b/>
           <w:bCs/>
         </w:rPr>
-        <w:t>HR · Compliance</w:t>
-      </w:r>
-    </w:p>
-    <w:p>
-      <w:pPr>
-        <w:pStyle w:val="Compact"/>
-        <w:numPr>
-          <w:ilvl w:val="0"/>
-          <w:numId w:val="20"/>
+        <w:t>HR · Talent acquisition</w:t>
+      </w:r>
+    </w:p>
+    <w:p>
+      <w:pPr>
+        <w:pStyle w:val="Compact"/>
+        <w:numPr>
+          <w:ilvl w:val="0"/>
+          <w:numId w:val="17"/>
         </w:numPr>
         <w:pBdr>
           <w:left w:val="single" w:sz="18" w:space="8" w:color="3B1041"/>
@@ -5590,15 +5021,15 @@
         <w:t>Goal:</w:t>
       </w:r>
       <w:r>
-        <w:t xml:space="preserve"> Have Cowork drive a real web browser for you (search a site, click through its pages, move to a second site) and bring back a sourced comparison against your own policy.</w:t>
-      </w:r>
-    </w:p>
-    <w:p>
-      <w:pPr>
-        <w:pStyle w:val="Compact"/>
-        <w:numPr>
-          <w:ilvl w:val="0"/>
-          <w:numId w:val="20"/>
+        <w:t xml:space="preserve"> Get an evidence-based view of structured behavioral interviewing and turn it into questions for a real open role.</w:t>
+      </w:r>
+    </w:p>
+    <w:p>
+      <w:pPr>
+        <w:pStyle w:val="Compact"/>
+        <w:numPr>
+          <w:ilvl w:val="0"/>
+          <w:numId w:val="17"/>
         </w:numPr>
         <w:pBdr>
           <w:left w:val="single" w:sz="18" w:space="8" w:color="3B1041"/>
@@ -5614,25 +5045,28 @@
         <w:t>Output:</w:t>
       </w:r>
       <w:r>
-        <w:t xml:space="preserve"> A comparison table of overtime rules (U.S. Department of Labor vs. Washington State vs. the Zava handbook) with a link to every page Cowork visited, and a one-page </w:t>
-      </w:r>
-      <w:r>
-        <w:rPr>
-          <w:b/>
-          <w:bCs/>
-        </w:rPr>
-        <w:t>Word brief</w:t>
-      </w:r>
-      <w:r>
-        <w:t xml:space="preserve"> for payroll about ticket T-2008.</w:t>
-      </w:r>
-    </w:p>
-    <w:p>
-      <w:pPr>
-        <w:pStyle w:val="Compact"/>
-        <w:numPr>
-          <w:ilvl w:val="0"/>
-          <w:numId w:val="20"/>
+        <w:t xml:space="preserve"> </w:t>
+      </w:r>
+      <w:r>
+        <w:t xml:space="preserve">A one-page, cited briefing on interview best practices, five tailored questions for Zava's HR Coordinator role, and an </w:t>
+      </w:r>
+      <w:r>
+        <w:rPr>
+          <w:b/>
+          <w:bCs/>
+        </w:rPr>
+        <w:t>interviewer scorecard in Word and Excel</w:t>
+      </w:r>
+      <w:r>
+        <w:t xml:space="preserve"> with the scoring scales filled in.</w:t>
+      </w:r>
+    </w:p>
+    <w:p>
+      <w:pPr>
+        <w:pStyle w:val="Compact"/>
+        <w:numPr>
+          <w:ilvl w:val="0"/>
+          <w:numId w:val="17"/>
         </w:numPr>
         <w:pBdr>
           <w:left w:val="single" w:sz="18" w:space="8" w:color="3B1041"/>
@@ -5648,28 +5082,15 @@
         <w:t>Why Cowork?</w:t>
       </w:r>
       <w:r>
-        <w:t xml:space="preserve"> </w:t>
-      </w:r>
-      <w:r>
-        <w:t xml:space="preserve">Checking a policy against official sources means searching websites, clicking through menus, and copying what you find. Cowork does those clicks for you in a </w:t>
-      </w:r>
-      <w:r>
-        <w:rPr>
-          <w:b/>
-          <w:bCs/>
-        </w:rPr>
-        <w:t>hidden tab in your own Microsoft Edge</w:t>
-      </w:r>
-      <w:r>
-        <w:t>, with your sign-ins and your organization's policies, tells you which page it's on, and asks before anything consequential.</w:t>
-      </w:r>
-    </w:p>
-    <w:p>
-      <w:pPr>
-        <w:pStyle w:val="Compact"/>
-        <w:numPr>
-          <w:ilvl w:val="0"/>
-          <w:numId w:val="20"/>
+        <w:t xml:space="preserve"> Good research means reading many sources, reconciling them, and citing them. Deep Research searches and reads multiple web sources, synthesizes them with citations, applies the findings to your own job description, and then turns them into ready-to-use documents.</w:t>
+      </w:r>
+    </w:p>
+    <w:p>
+      <w:pPr>
+        <w:pStyle w:val="Compact"/>
+        <w:numPr>
+          <w:ilvl w:val="0"/>
+          <w:numId w:val="17"/>
         </w:numPr>
         <w:pBdr>
           <w:left w:val="single" w:sz="18" w:space="8" w:color="3B1041"/>
@@ -5692,20 +5113,23 @@
           <w:b/>
           <w:bCs/>
         </w:rPr>
-        <w:t>Navigate</w:t>
-      </w:r>
-      <w:r>
-        <w:t xml:space="preserve"> → dol.gov, site search, open the overtime fact sheet · 2. </w:t>
-      </w:r>
-      <w:r>
-        <w:rPr>
-          <w:b/>
-          <w:bCs/>
-        </w:rPr>
-        <w:t>Navigate</w:t>
-      </w:r>
-      <w:r>
-        <w:t xml:space="preserve"> → lni.wa.gov menu or search, open the overtime page · 3. </w:t>
+        <w:t>Deep Research</w:t>
+      </w:r>
+      <w:r>
+        <w:t xml:space="preserve"> </w:t>
+      </w:r>
+      <w:r>
+        <w:t xml:space="preserve">→ search and read multiple web sources · 2. </w:t>
+      </w:r>
+      <w:r>
+        <w:rPr>
+          <w:b/>
+          <w:bCs/>
+        </w:rPr>
+        <w:t>Synthesize</w:t>
+      </w:r>
+      <w:r>
+        <w:t xml:space="preserve"> → key practices with citations · 3. </w:t>
       </w:r>
       <w:r>
         <w:rPr>
@@ -5715,7 +5139,26 @@
         <w:t>Ground</w:t>
       </w:r>
       <w:r>
-        <w:t xml:space="preserve"> → compare with the handbook · 4. </w:t>
+        <w:t xml:space="preserve"> → compare to </w:t>
+      </w:r>
+      <w:r>
+        <w:rPr>
+          <w:rStyle w:val="VerbatimChar"/>
+        </w:rPr>
+        <w:t>job-description-sample.docx</w:t>
+      </w:r>
+      <w:r>
+        <w:t xml:space="preserve"> · 4. </w:t>
+      </w:r>
+      <w:r>
+        <w:rPr>
+          <w:b/>
+          <w:bCs/>
+        </w:rPr>
+        <w:t>Draft</w:t>
+      </w:r>
+      <w:r>
+        <w:t xml:space="preserve"> → briefing + 5 tailored questions · 5. </w:t>
       </w:r>
       <w:r>
         <w:rPr>
@@ -5725,18 +5168,15 @@
         <w:t>Build</w:t>
       </w:r>
       <w:r>
-        <w:t xml:space="preserve"> </w:t>
-      </w:r>
-      <w:r>
-        <w:t>→ comparison table + Word brief for payroll</w:t>
-      </w:r>
-    </w:p>
-    <w:p>
-      <w:pPr>
-        <w:pStyle w:val="Compact"/>
-        <w:numPr>
-          <w:ilvl w:val="0"/>
-          <w:numId w:val="20"/>
+        <w:t xml:space="preserve"> → scorecard in Word + Excel</w:t>
+      </w:r>
+    </w:p>
+    <w:p>
+      <w:pPr>
+        <w:pStyle w:val="Compact"/>
+        <w:numPr>
+          <w:ilvl w:val="0"/>
+          <w:numId w:val="17"/>
         </w:numPr>
         <w:pBdr>
           <w:left w:val="single" w:sz="18" w:space="8" w:color="3B1041"/>
@@ -5752,15 +5192,15 @@
         <w:t>Data sources:</w:t>
       </w:r>
       <w:r>
-        <w:t xml:space="preserve"> Web (Microsoft Edge) · OneDrive (Zava handbook)</w:t>
-      </w:r>
-    </w:p>
-    <w:p>
-      <w:pPr>
-        <w:pStyle w:val="Compact"/>
-        <w:numPr>
-          <w:ilvl w:val="0"/>
-          <w:numId w:val="20"/>
+        <w:t xml:space="preserve"> Web · OneDrive (Zava files)</w:t>
+      </w:r>
+    </w:p>
+    <w:p>
+      <w:pPr>
+        <w:pStyle w:val="Compact"/>
+        <w:numPr>
+          <w:ilvl w:val="0"/>
+          <w:numId w:val="17"/>
         </w:numPr>
         <w:pBdr>
           <w:left w:val="single" w:sz="18" w:space="8" w:color="3B1041"/>
@@ -5776,27 +5216,443 @@
         <w:t>You'll learn:</w:t>
       </w:r>
       <w:r>
-        <w:t xml:space="preserve"> How Cowork's </w:t>
-      </w:r>
-      <w:r>
-        <w:rPr>
-          <w:b/>
-          <w:bCs/>
-        </w:rPr>
-        <w:t>browser use</w:t>
-      </w:r>
-      <w:r>
-        <w:t xml:space="preserve"> works (consent, progress chips, </w:t>
-      </w:r>
-      <w:r>
-        <w:rPr>
-          <w:b/>
-          <w:bCs/>
-        </w:rPr>
-        <w:t>Switch to tab</w:t>
-      </w:r>
-      <w:r>
-        <w:t>, approvals, hand-back for sign-ins), and when to use it instead of Deep Research.</w:t>
+        <w:t xml:space="preserve"> How </w:t>
+      </w:r>
+      <w:r>
+        <w:rPr>
+          <w:b/>
+          <w:bCs/>
+        </w:rPr>
+        <w:t>Deep Research</w:t>
+      </w:r>
+      <w:r>
+        <w:t xml:space="preserve"> gathers and cites web sources, how to ground findings in your own files, and how one follow-up prompt produces deliverables in </w:t>
+      </w:r>
+      <w:r>
+        <w:rPr>
+          <w:b/>
+          <w:bCs/>
+        </w:rPr>
+        <w:t>two formats</w:t>
+      </w:r>
+      <w:r>
+        <w:t>.</w:t>
+      </w:r>
+    </w:p>
+    <w:p>
+      <w:pPr>
+        <w:pStyle w:val="Heading3"/>
+      </w:pPr>
+      <w:bookmarkStart w:id="17" w:name="task-2a--research"/>
+      <w:r>
+        <w:t>Task 2a — Research</w:t>
+      </w:r>
+    </w:p>
+    <w:p>
+      <w:pPr>
+        <w:pStyle w:val="Compact"/>
+        <w:numPr>
+          <w:ilvl w:val="0"/>
+          <w:numId w:val="18"/>
+        </w:numPr>
+      </w:pPr>
+      <w:r>
+        <w:t xml:space="preserve">In a </w:t>
+      </w:r>
+      <w:r>
+        <w:rPr>
+          <w:b/>
+          <w:bCs/>
+        </w:rPr>
+        <w:t>new task</w:t>
+      </w:r>
+      <w:r>
+        <w:t>, prompt:</w:t>
+      </w:r>
+    </w:p>
+    <w:p>
+      <w:pPr>
+        <w:numPr>
+          <w:ilvl w:val="0"/>
+          <w:numId w:val="1"/>
+        </w:numPr>
+        <w:pBdr>
+          <w:left w:val="single" w:sz="18" w:space="8" w:color="3B1041"/>
+        </w:pBdr>
+        <w:shd w:val="clear" w:color="auto" w:fill="FBF6FD"/>
+        <w:spacing w:before="30" w:after="30"/>
+      </w:pPr>
+      <w:r>
+        <w:t xml:space="preserve">Use </w:t>
+      </w:r>
+      <w:r>
+        <w:rPr>
+          <w:b/>
+          <w:bCs/>
+        </w:rPr>
+        <w:t>Deep Research</w:t>
+      </w:r>
+      <w:r>
+        <w:t xml:space="preserve"> to summarize </w:t>
+      </w:r>
+      <w:r>
+        <w:rPr>
+          <w:b/>
+          <w:bCs/>
+        </w:rPr>
+        <w:t>current best practices for structured behavioral interviews</w:t>
+      </w:r>
+      <w:r>
+        <w:t xml:space="preserve"> from multiple reputable sources. Produce a </w:t>
+      </w:r>
+      <w:r>
+        <w:rPr>
+          <w:b/>
+          <w:bCs/>
+        </w:rPr>
+        <w:t>1-page briefing</w:t>
+      </w:r>
+      <w:r>
+        <w:t xml:space="preserve"> with the key practices and </w:t>
+      </w:r>
+      <w:r>
+        <w:rPr>
+          <w:b/>
+          <w:bCs/>
+        </w:rPr>
+        <w:t>cite your sources</w:t>
+      </w:r>
+      <w:r>
+        <w:t>.</w:t>
+      </w:r>
+    </w:p>
+    <w:p>
+      <w:pPr>
+        <w:pStyle w:val="Compact"/>
+        <w:numPr>
+          <w:ilvl w:val="0"/>
+          <w:numId w:val="18"/>
+        </w:numPr>
+      </w:pPr>
+      <w:r>
+        <w:t xml:space="preserve">Watch the </w:t>
+      </w:r>
+      <w:r>
+        <w:rPr>
+          <w:b/>
+          <w:bCs/>
+        </w:rPr>
+        <w:t>Deep Research</w:t>
+      </w:r>
+      <w:r>
+        <w:t xml:space="preserve"> skill load and work across sources. It takes a few minutes.</w:t>
+      </w:r>
+    </w:p>
+    <w:p>
+      <w:pPr>
+        <w:pStyle w:val="Compact"/>
+        <w:numPr>
+          <w:ilvl w:val="0"/>
+          <w:numId w:val="18"/>
+        </w:numPr>
+      </w:pPr>
+      <w:r>
+        <w:rPr>
+          <w:b/>
+          <w:bCs/>
+        </w:rPr>
+        <w:t>Open two citations</w:t>
+      </w:r>
+      <w:r>
+        <w:t xml:space="preserve"> and check that each one supports the claim it's attached to.</w:t>
+      </w:r>
+    </w:p>
+    <w:p>
+      <w:pPr>
+        <w:pStyle w:val="Heading3"/>
+      </w:pPr>
+      <w:bookmarkStart w:id="18" w:name="Xf1cb852c11f267db90e22faff2e5f5fccf8229e"/>
+      <w:bookmarkEnd w:id="17"/>
+      <w:r>
+        <w:t>Task 2b — Ground it, then build a scorecard</w:t>
+      </w:r>
+    </w:p>
+    <w:p>
+      <w:pPr>
+        <w:pStyle w:val="Compact"/>
+        <w:numPr>
+          <w:ilvl w:val="0"/>
+          <w:numId w:val="19"/>
+        </w:numPr>
+      </w:pPr>
+      <w:r>
+        <w:rPr>
+          <w:b/>
+          <w:bCs/>
+        </w:rPr>
+        <w:t xml:space="preserve">Attach </w:t>
+      </w:r>
+      <w:r>
+        <w:rPr>
+          <w:rStyle w:val="VerbatimChar"/>
+          <w:b/>
+          <w:bCs/>
+        </w:rPr>
+        <w:t>job-description-sample.docx</w:t>
+      </w:r>
+      <w:r>
+        <w:t xml:space="preserve"> (</w:t>
+      </w:r>
+      <w:r>
+        <w:t>📎</w:t>
+      </w:r>
+      <w:r>
+        <w:t xml:space="preserve"> </w:t>
+      </w:r>
+      <w:r>
+        <w:rPr>
+          <w:b/>
+          <w:bCs/>
+        </w:rPr>
+        <w:t>+ → Attach cloud files</w:t>
+      </w:r>
+      <w:r>
+        <w:t xml:space="preserve">, or type </w:t>
+      </w:r>
+      <w:r>
+        <w:rPr>
+          <w:b/>
+          <w:bCs/>
+        </w:rPr>
+        <w:t>/</w:t>
+      </w:r>
+      <w:r>
+        <w:t>) and prompt:</w:t>
+      </w:r>
+    </w:p>
+    <w:p>
+      <w:pPr>
+        <w:numPr>
+          <w:ilvl w:val="0"/>
+          <w:numId w:val="1"/>
+        </w:numPr>
+        <w:pBdr>
+          <w:left w:val="single" w:sz="18" w:space="8" w:color="3B1041"/>
+        </w:pBdr>
+        <w:shd w:val="clear" w:color="auto" w:fill="FBF6FD"/>
+        <w:spacing w:before="30" w:after="30"/>
+      </w:pPr>
+      <w:r>
+        <w:t xml:space="preserve">Now compare these best practices to our </w:t>
+      </w:r>
+      <w:r>
+        <w:rPr>
+          <w:b/>
+          <w:bCs/>
+        </w:rPr>
+        <w:t>HR Coordinator</w:t>
+      </w:r>
+      <w:r>
+        <w:t xml:space="preserve"> interview needs in </w:t>
+      </w:r>
+      <w:r>
+        <w:rPr>
+          <w:rStyle w:val="VerbatimChar"/>
+        </w:rPr>
+        <w:t>job-description-sample.docx</w:t>
+      </w:r>
+      <w:r>
+        <w:t>, and suggest 5 interview questions.</w:t>
+      </w:r>
+    </w:p>
+    <w:p>
+      <w:pPr>
+        <w:pStyle w:val="Compact"/>
+        <w:numPr>
+          <w:ilvl w:val="0"/>
+          <w:numId w:val="19"/>
+        </w:numPr>
+      </w:pPr>
+      <w:r>
+        <w:rPr>
+          <w:b/>
+          <w:bCs/>
+        </w:rPr>
+        <w:t>Follow-up:</w:t>
+      </w:r>
+      <w:r>
+        <w:t xml:space="preserve"> in the same task, prompt:</w:t>
+      </w:r>
+    </w:p>
+    <w:p>
+      <w:pPr>
+        <w:numPr>
+          <w:ilvl w:val="0"/>
+          <w:numId w:val="1"/>
+        </w:numPr>
+        <w:pBdr>
+          <w:left w:val="single" w:sz="18" w:space="8" w:color="3B1041"/>
+        </w:pBdr>
+        <w:shd w:val="clear" w:color="auto" w:fill="FBF6FD"/>
+        <w:spacing w:before="30" w:after="30"/>
+      </w:pPr>
+      <w:r>
+        <w:t xml:space="preserve">Turn this into an interviewer scorecard in </w:t>
+      </w:r>
+      <w:r>
+        <w:rPr>
+          <w:b/>
+          <w:bCs/>
+        </w:rPr>
+        <w:t>Word AND Excel</w:t>
+      </w:r>
+      <w:r>
+        <w:t xml:space="preserve"> with the scoring scales filled in.</w:t>
+      </w:r>
+    </w:p>
+    <w:p>
+      <w:pPr>
+        <w:pStyle w:val="Compact"/>
+        <w:numPr>
+          <w:ilvl w:val="0"/>
+          <w:numId w:val="19"/>
+        </w:numPr>
+      </w:pPr>
+      <w:r>
+        <w:t xml:space="preserve">Watch Cowork load both the </w:t>
+      </w:r>
+      <w:r>
+        <w:rPr>
+          <w:b/>
+          <w:bCs/>
+        </w:rPr>
+        <w:t>Word</w:t>
+      </w:r>
+      <w:r>
+        <w:t xml:space="preserve"> and </w:t>
+      </w:r>
+      <w:r>
+        <w:rPr>
+          <w:b/>
+          <w:bCs/>
+        </w:rPr>
+        <w:t>Excel</w:t>
+      </w:r>
+      <w:r>
+        <w:t xml:space="preserve"> skills. When it finishes, open the </w:t>
+      </w:r>
+      <w:r>
+        <w:rPr>
+          <w:b/>
+          <w:bCs/>
+        </w:rPr>
+        <w:t>Output folder</w:t>
+      </w:r>
+      <w:r>
+        <w:t xml:space="preserve"> (as in Exercise 1) and </w:t>
+      </w:r>
+      <w:r>
+        <w:rPr>
+          <w:b/>
+          <w:bCs/>
+        </w:rPr>
+        <w:t>Preview</w:t>
+      </w:r>
+      <w:r>
+        <w:t xml:space="preserve"> both files:</w:t>
+      </w:r>
+    </w:p>
+    <w:p>
+      <w:pPr>
+        <w:pStyle w:val="Compact"/>
+        <w:numPr>
+          <w:ilvl w:val="1"/>
+          <w:numId w:val="20"/>
+        </w:numPr>
+      </w:pPr>
+      <w:r>
+        <w:rPr>
+          <w:b/>
+          <w:bCs/>
+        </w:rPr>
+        <w:t>Word:</w:t>
+      </w:r>
+      <w:r>
+        <w:t xml:space="preserve"> a printable scorecard with each competency, the question(s) for it, and a </w:t>
+      </w:r>
+      <w:r>
+        <w:rPr>
+          <w:b/>
+          <w:bCs/>
+        </w:rPr>
+        <w:t>filled-in rating scale</w:t>
+      </w:r>
+      <w:r>
+        <w:t xml:space="preserve"> </w:t>
+      </w:r>
+      <w:r>
+        <w:t>(e.g., 1–5, with what a 1, 3, and 5 answer looks like), plus space for notes.</w:t>
+      </w:r>
+    </w:p>
+    <w:p>
+      <w:pPr>
+        <w:pStyle w:val="Compact"/>
+        <w:numPr>
+          <w:ilvl w:val="1"/>
+          <w:numId w:val="20"/>
+        </w:numPr>
+      </w:pPr>
+      <w:r>
+        <w:rPr>
+          <w:b/>
+          <w:bCs/>
+        </w:rPr>
+        <w:t>Excel:</w:t>
+      </w:r>
+      <w:r>
+        <w:t xml:space="preserve"> the same competencies as rows, rating columns and notes, ideally with a </w:t>
+      </w:r>
+      <w:r>
+        <w:rPr>
+          <w:b/>
+          <w:bCs/>
+        </w:rPr>
+        <w:t>total or weighted score</w:t>
+      </w:r>
+      <w:r>
+        <w:t xml:space="preserve"> calculated.</w:t>
+      </w:r>
+    </w:p>
+    <w:p>
+      <w:pPr>
+        <w:pStyle w:val="FirstParagraph"/>
+      </w:pPr>
+      <w:r>
+        <w:lastRenderedPageBreak/>
+        <w:t>✅</w:t>
+      </w:r>
+      <w:r>
+        <w:t xml:space="preserve"> </w:t>
+      </w:r>
+      <w:r>
+        <w:rPr>
+          <w:b/>
+          <w:bCs/>
+        </w:rPr>
+        <w:t>Checkpoint:</w:t>
+      </w:r>
+      <w:r>
+        <w:t xml:space="preserve"> A one-page briefing with citations that open, 5 interview questions tied to the HR Coordinator's responsibilities, and an </w:t>
+      </w:r>
+      <w:r>
+        <w:rPr>
+          <w:b/>
+          <w:bCs/>
+        </w:rPr>
+        <w:t>interviewer scorecard in both Word and Excel</w:t>
+      </w:r>
+      <w:r>
+        <w:t xml:space="preserve"> whose rating scales are filled in (no blank "define later" placeholders).</w:t>
       </w:r>
     </w:p>
     <w:p>
@@ -5808,34 +5664,89 @@
           <w:b/>
           <w:bCs/>
         </w:rPr>
-        <w:t>How this differs from Exercise 2:</w:t>
-      </w:r>
-      <w:r>
-        <w:t xml:space="preserve"> Deep Research </w:t>
-      </w:r>
-      <w:r>
-        <w:rPr>
-          <w:i/>
-          <w:iCs/>
-        </w:rPr>
-        <w:t>reads and cites</w:t>
-      </w:r>
-      <w:r>
-        <w:t xml:space="preserve"> many sources. Browser use </w:t>
-      </w:r>
-      <w:r>
-        <w:rPr>
-          <w:i/>
-          <w:iCs/>
-        </w:rPr>
-        <w:t>operates</w:t>
-      </w:r>
-      <w:r>
-        <w:t xml:space="preserve"> a website step by step, like a person (or a test tool such as Playwright) would: it types </w:t>
-      </w:r>
-      <w:r>
-        <w:t>in search boxes, clicks links and menus, and reads the pages it lands on. There's no "browser" skill to pick; ask for something that needs a website and Cowork opens the browser itself.</w:t>
-      </w:r>
+        <w:t>Discuss:</w:t>
+      </w:r>
+      <w:r>
+        <w:t xml:space="preserve"> </w:t>
+      </w:r>
+      <w:r>
+        <w:t>When is web research better than searching your organization's own content — and when is it riskier?</w:t>
+      </w:r>
+    </w:p>
+    <w:p>
+      <w:pPr>
+        <w:pStyle w:val="BodyText"/>
+      </w:pPr>
+      <w:r>
+        <w:rPr>
+          <w:b/>
+          <w:bCs/>
+        </w:rPr>
+        <w:t>Stretch:</w:t>
+      </w:r>
+      <w:r>
+        <w:t xml:space="preserve"> Research typical </w:t>
+      </w:r>
+      <w:r>
+        <w:rPr>
+          <w:b/>
+          <w:bCs/>
+        </w:rPr>
+        <w:t>PTO / annual-leave norms for mid-size tech companies</w:t>
+      </w:r>
+      <w:r>
+        <w:t xml:space="preserve"> and give me a short benchmark I can compare to our handbook. Cite sources.</w:t>
+      </w:r>
+    </w:p>
+    <w:p>
+      <w:r>
+        <w:pict w14:anchorId="3F71CCC1">
+          <v:rect id="_x0000_i1028" style="width:0;height:1.5pt" o:hralign="center" o:hrstd="t" o:hr="t"/>
+        </w:pict>
+      </w:r>
+    </w:p>
+    <w:p>
+      <w:pPr>
+        <w:pStyle w:val="Heading2"/>
+      </w:pPr>
+      <w:bookmarkStart w:id="19" w:name="coffee-break-10-min"/>
+      <w:bookmarkStart w:id="20" w:name="_Toc241771590"/>
+      <w:bookmarkEnd w:id="15"/>
+      <w:bookmarkEnd w:id="18"/>
+      <w:r>
+        <w:t>☕</w:t>
+      </w:r>
+      <w:r>
+        <w:t xml:space="preserve"> Break (10 min)</w:t>
+      </w:r>
+      <w:bookmarkEnd w:id="20"/>
+    </w:p>
+    <w:p>
+      <w:pPr>
+        <w:pStyle w:val="FirstParagraph"/>
+      </w:pPr>
+      <w:r>
+        <w:t>Stretch and grab a coffee. Next up: Cowork drives a real web browser for you, then the custom-skill build, the centerpiece of the day.</w:t>
+      </w:r>
+    </w:p>
+    <w:p>
+      <w:r>
+        <w:pict w14:anchorId="0BC8D31F">
+          <v:rect id="_x0000_i1029" style="width:0;height:1.5pt" o:hralign="center" o:hrstd="t" o:hr="t"/>
+        </w:pict>
+      </w:r>
+    </w:p>
+    <w:p>
+      <w:pPr>
+        <w:pStyle w:val="Heading2"/>
+      </w:pPr>
+      <w:bookmarkStart w:id="21" w:name="X01d412a0f2e13c2810eaf63626ad375735c7ae4"/>
+      <w:bookmarkStart w:id="22" w:name="_Toc241771591"/>
+      <w:bookmarkEnd w:id="19"/>
+      <w:r>
+        <w:t>Exercise 3 — Navigate websites with Cowork's browser (25 min)</w:t>
+      </w:r>
+      <w:bookmarkEnd w:id="22"/>
     </w:p>
     <w:p>
       <w:pPr>
@@ -5852,7 +5763,17 @@
           <w:b/>
           <w:bCs/>
         </w:rPr>
-        <w:t>Before you start (1 minute):</w:t>
+        <w:t>Scenario card — Ex 03 · Navigate Websites with Cowork's Browser</w:t>
+      </w:r>
+      <w:r>
+        <w:t xml:space="preserve"> · Function: </w:t>
+      </w:r>
+      <w:r>
+        <w:rPr>
+          <w:b/>
+          <w:bCs/>
+        </w:rPr>
+        <w:t>HR · Compliance</w:t>
       </w:r>
     </w:p>
     <w:p>
@@ -5869,6 +5790,292 @@
         <w:spacing w:before="30" w:after="30"/>
       </w:pPr>
       <w:r>
+        <w:rPr>
+          <w:b/>
+          <w:bCs/>
+        </w:rPr>
+        <w:t>Goal:</w:t>
+      </w:r>
+      <w:r>
+        <w:t xml:space="preserve"> Have Cowork drive a real web browser for you (search a site, click through its pages, move to a second site) and bring back a sourced comparison against your own policy.</w:t>
+      </w:r>
+    </w:p>
+    <w:p>
+      <w:pPr>
+        <w:pStyle w:val="Compact"/>
+        <w:numPr>
+          <w:ilvl w:val="0"/>
+          <w:numId w:val="21"/>
+        </w:numPr>
+        <w:pBdr>
+          <w:left w:val="single" w:sz="18" w:space="8" w:color="3B1041"/>
+        </w:pBdr>
+        <w:shd w:val="clear" w:color="auto" w:fill="FBF6FD"/>
+        <w:spacing w:before="30" w:after="30"/>
+      </w:pPr>
+      <w:r>
+        <w:rPr>
+          <w:b/>
+          <w:bCs/>
+        </w:rPr>
+        <w:t>Output:</w:t>
+      </w:r>
+      <w:r>
+        <w:t xml:space="preserve"> A comparison table of overtime rules (U.S. Department of Labor vs. Washington State vs. the Zava handbook) with a link to every page Cowork visited, and a one-page </w:t>
+      </w:r>
+      <w:r>
+        <w:rPr>
+          <w:b/>
+          <w:bCs/>
+        </w:rPr>
+        <w:t>Word brief</w:t>
+      </w:r>
+      <w:r>
+        <w:t xml:space="preserve"> for payroll about ticket T-2008.</w:t>
+      </w:r>
+    </w:p>
+    <w:p>
+      <w:pPr>
+        <w:pStyle w:val="Compact"/>
+        <w:numPr>
+          <w:ilvl w:val="0"/>
+          <w:numId w:val="21"/>
+        </w:numPr>
+        <w:pBdr>
+          <w:left w:val="single" w:sz="18" w:space="8" w:color="3B1041"/>
+        </w:pBdr>
+        <w:shd w:val="clear" w:color="auto" w:fill="FBF6FD"/>
+        <w:spacing w:before="30" w:after="30"/>
+      </w:pPr>
+      <w:r>
+        <w:rPr>
+          <w:b/>
+          <w:bCs/>
+        </w:rPr>
+        <w:t>Why Cowork?</w:t>
+      </w:r>
+      <w:r>
+        <w:t xml:space="preserve"> </w:t>
+      </w:r>
+      <w:r>
+        <w:t xml:space="preserve">Checking a policy against official sources means searching websites, clicking through menus, and copying what you find. Cowork does those clicks for you in a </w:t>
+      </w:r>
+      <w:r>
+        <w:rPr>
+          <w:b/>
+          <w:bCs/>
+        </w:rPr>
+        <w:t>hidden tab in your own Microsoft Edge</w:t>
+      </w:r>
+      <w:r>
+        <w:t>, with your sign-ins and your organization's policies, tells you which page it's on, and asks before anything consequential.</w:t>
+      </w:r>
+    </w:p>
+    <w:p>
+      <w:pPr>
+        <w:pStyle w:val="Compact"/>
+        <w:numPr>
+          <w:ilvl w:val="0"/>
+          <w:numId w:val="21"/>
+        </w:numPr>
+        <w:pBdr>
+          <w:left w:val="single" w:sz="18" w:space="8" w:color="3B1041"/>
+        </w:pBdr>
+        <w:shd w:val="clear" w:color="auto" w:fill="FBF6FD"/>
+        <w:spacing w:before="30" w:after="30"/>
+      </w:pPr>
+      <w:r>
+        <w:rPr>
+          <w:b/>
+          <w:bCs/>
+        </w:rPr>
+        <w:t>Workflow:</w:t>
+      </w:r>
+      <w:r>
+        <w:t xml:space="preserve"> 1. </w:t>
+      </w:r>
+      <w:r>
+        <w:rPr>
+          <w:b/>
+          <w:bCs/>
+        </w:rPr>
+        <w:t>Navigate</w:t>
+      </w:r>
+      <w:r>
+        <w:t xml:space="preserve"> → dol.gov, site search, open the overtime fact sheet · 2. </w:t>
+      </w:r>
+      <w:r>
+        <w:rPr>
+          <w:b/>
+          <w:bCs/>
+        </w:rPr>
+        <w:t>Navigate</w:t>
+      </w:r>
+      <w:r>
+        <w:t xml:space="preserve"> → lni.wa.gov menu or search, open the overtime page · 3. </w:t>
+      </w:r>
+      <w:r>
+        <w:rPr>
+          <w:b/>
+          <w:bCs/>
+        </w:rPr>
+        <w:t>Ground</w:t>
+      </w:r>
+      <w:r>
+        <w:t xml:space="preserve"> → compare with the handbook · 4. </w:t>
+      </w:r>
+      <w:r>
+        <w:rPr>
+          <w:b/>
+          <w:bCs/>
+        </w:rPr>
+        <w:t>Build</w:t>
+      </w:r>
+      <w:r>
+        <w:t xml:space="preserve"> </w:t>
+      </w:r>
+      <w:r>
+        <w:t>→ comparison table + Word brief for payroll</w:t>
+      </w:r>
+    </w:p>
+    <w:p>
+      <w:pPr>
+        <w:pStyle w:val="Compact"/>
+        <w:numPr>
+          <w:ilvl w:val="0"/>
+          <w:numId w:val="21"/>
+        </w:numPr>
+        <w:pBdr>
+          <w:left w:val="single" w:sz="18" w:space="8" w:color="3B1041"/>
+        </w:pBdr>
+        <w:shd w:val="clear" w:color="auto" w:fill="FBF6FD"/>
+        <w:spacing w:before="30" w:after="30"/>
+      </w:pPr>
+      <w:r>
+        <w:rPr>
+          <w:b/>
+          <w:bCs/>
+        </w:rPr>
+        <w:t>Data sources:</w:t>
+      </w:r>
+      <w:r>
+        <w:t xml:space="preserve"> Web (Microsoft Edge) · OneDrive (Zava handbook)</w:t>
+      </w:r>
+    </w:p>
+    <w:p>
+      <w:pPr>
+        <w:pStyle w:val="Compact"/>
+        <w:numPr>
+          <w:ilvl w:val="0"/>
+          <w:numId w:val="21"/>
+        </w:numPr>
+        <w:pBdr>
+          <w:left w:val="single" w:sz="18" w:space="8" w:color="3B1041"/>
+        </w:pBdr>
+        <w:shd w:val="clear" w:color="auto" w:fill="FBF6FD"/>
+        <w:spacing w:before="30" w:after="30"/>
+      </w:pPr>
+      <w:r>
+        <w:rPr>
+          <w:b/>
+          <w:bCs/>
+        </w:rPr>
+        <w:t>You'll learn:</w:t>
+      </w:r>
+      <w:r>
+        <w:t xml:space="preserve"> How Cowork's </w:t>
+      </w:r>
+      <w:r>
+        <w:rPr>
+          <w:b/>
+          <w:bCs/>
+        </w:rPr>
+        <w:t>browser use</w:t>
+      </w:r>
+      <w:r>
+        <w:t xml:space="preserve"> works (consent, progress chips, </w:t>
+      </w:r>
+      <w:r>
+        <w:rPr>
+          <w:b/>
+          <w:bCs/>
+        </w:rPr>
+        <w:t>Switch to tab</w:t>
+      </w:r>
+      <w:r>
+        <w:t>, approvals, hand-back for sign-ins), and when to use it instead of Deep Research.</w:t>
+      </w:r>
+    </w:p>
+    <w:p>
+      <w:pPr>
+        <w:pStyle w:val="BodyText"/>
+      </w:pPr>
+      <w:r>
+        <w:rPr>
+          <w:b/>
+          <w:bCs/>
+        </w:rPr>
+        <w:t>How this differs from Exercise 2:</w:t>
+      </w:r>
+      <w:r>
+        <w:t xml:space="preserve"> Deep Research </w:t>
+      </w:r>
+      <w:r>
+        <w:rPr>
+          <w:i/>
+          <w:iCs/>
+        </w:rPr>
+        <w:t>reads and cites</w:t>
+      </w:r>
+      <w:r>
+        <w:t xml:space="preserve"> many sources. Browser use </w:t>
+      </w:r>
+      <w:r>
+        <w:rPr>
+          <w:i/>
+          <w:iCs/>
+        </w:rPr>
+        <w:t>operates</w:t>
+      </w:r>
+      <w:r>
+        <w:t xml:space="preserve"> a website step by step, like a person (or a test tool such as Playwright) would: it types </w:t>
+      </w:r>
+      <w:r>
+        <w:t>in search boxes, clicks links and menus, and reads the pages it lands on. There's no "browser" skill to pick; ask for something that needs a website and Cowork opens the browser itself.</w:t>
+      </w:r>
+    </w:p>
+    <w:p>
+      <w:pPr>
+        <w:pStyle w:val="BodyText"/>
+        <w:pBdr>
+          <w:left w:val="single" w:sz="18" w:space="8" w:color="3B1041"/>
+        </w:pBdr>
+        <w:shd w:val="clear" w:color="auto" w:fill="FBF6FD"/>
+        <w:spacing w:before="30" w:after="30"/>
+        <w:ind w:left="288" w:right="144"/>
+      </w:pPr>
+      <w:r>
+        <w:rPr>
+          <w:b/>
+          <w:bCs/>
+        </w:rPr>
+        <w:t>Before you start (1 minute):</w:t>
+      </w:r>
+    </w:p>
+    <w:p>
+      <w:pPr>
+        <w:pStyle w:val="Compact"/>
+        <w:numPr>
+          <w:ilvl w:val="0"/>
+          <w:numId w:val="22"/>
+        </w:numPr>
+        <w:pBdr>
+          <w:left w:val="single" w:sz="18" w:space="8" w:color="3B1041"/>
+        </w:pBdr>
+        <w:shd w:val="clear" w:color="auto" w:fill="FBF6FD"/>
+        <w:spacing w:before="30" w:after="30"/>
+      </w:pPr>
+      <w:r>
         <w:t xml:space="preserve">You're using Cowork </w:t>
       </w:r>
       <w:r>
@@ -5881,7 +6088,7 @@
       <w:r>
         <w:t xml:space="preserve"> at </w:t>
       </w:r>
-      <w:hyperlink r:id="rId14">
+      <w:hyperlink r:id="rId15">
         <w:r>
           <w:rPr>
             <w:rStyle w:val="Hyperlink"/>
@@ -5898,7 +6105,7 @@
         <w:pStyle w:val="Compact"/>
         <w:numPr>
           <w:ilvl w:val="0"/>
-          <w:numId w:val="21"/>
+          <w:numId w:val="22"/>
         </w:numPr>
         <w:pBdr>
           <w:left w:val="single" w:sz="18" w:space="8" w:color="3B1041"/>
@@ -5935,7 +6142,7 @@
         <w:pStyle w:val="Compact"/>
         <w:numPr>
           <w:ilvl w:val="0"/>
-          <w:numId w:val="21"/>
+          <w:numId w:val="22"/>
         </w:numPr>
         <w:pBdr>
           <w:left w:val="single" w:sz="18" w:space="8" w:color="3B1041"/>
@@ -5982,7 +6189,7 @@
         <w:pStyle w:val="Compact"/>
         <w:numPr>
           <w:ilvl w:val="0"/>
-          <w:numId w:val="21"/>
+          <w:numId w:val="22"/>
         </w:numPr>
         <w:pBdr>
           <w:left w:val="single" w:sz="18" w:space="8" w:color="3B1041"/>
@@ -5991,9 +6198,10 @@
         <w:spacing w:before="30" w:after="30"/>
       </w:pPr>
       <w:r>
+        <w:lastRenderedPageBreak/>
         <w:t xml:space="preserve">Not working? See </w:t>
       </w:r>
-      <w:hyperlink r:id="rId15">
+      <w:hyperlink r:id="rId16">
         <w:r>
           <w:rPr>
             <w:rStyle w:val="Hyperlink"/>
@@ -6019,7 +6227,7 @@
         <w:pStyle w:val="Compact"/>
         <w:numPr>
           <w:ilvl w:val="0"/>
-          <w:numId w:val="22"/>
+          <w:numId w:val="23"/>
         </w:numPr>
       </w:pPr>
       <w:r>
@@ -6092,7 +6300,7 @@
         <w:pStyle w:val="Compact"/>
         <w:numPr>
           <w:ilvl w:val="1"/>
-          <w:numId w:val="23"/>
+          <w:numId w:val="24"/>
         </w:numPr>
         <w:pBdr>
           <w:left w:val="single" w:sz="18" w:space="8" w:color="3B1041"/>
@@ -6103,7 +6311,7 @@
       <w:r>
         <w:t xml:space="preserve">Go to </w:t>
       </w:r>
-      <w:hyperlink r:id="rId16">
+      <w:hyperlink r:id="rId17">
         <w:r>
           <w:rPr>
             <w:rStyle w:val="Hyperlink"/>
@@ -6120,7 +6328,7 @@
         <w:pStyle w:val="Compact"/>
         <w:numPr>
           <w:ilvl w:val="1"/>
-          <w:numId w:val="23"/>
+          <w:numId w:val="24"/>
         </w:numPr>
         <w:pBdr>
           <w:left w:val="single" w:sz="18" w:space="8" w:color="3B1041"/>
@@ -6131,7 +6339,7 @@
       <w:r>
         <w:t xml:space="preserve">Go to </w:t>
       </w:r>
-      <w:hyperlink r:id="rId17">
+      <w:hyperlink r:id="rId18">
         <w:r>
           <w:rPr>
             <w:rStyle w:val="Hyperlink"/>
@@ -6148,7 +6356,7 @@
         <w:pStyle w:val="Compact"/>
         <w:numPr>
           <w:ilvl w:val="1"/>
-          <w:numId w:val="23"/>
+          <w:numId w:val="24"/>
         </w:numPr>
         <w:pBdr>
           <w:left w:val="single" w:sz="18" w:space="8" w:color="3B1041"/>
@@ -6157,7 +6365,6 @@
         <w:spacing w:before="30" w:after="30"/>
       </w:pPr>
       <w:r>
-        <w:lastRenderedPageBreak/>
         <w:t xml:space="preserve">Compare both with the overtime rule in </w:t>
       </w:r>
       <w:r>
@@ -6191,7 +6398,7 @@
         <w:pStyle w:val="Compact"/>
         <w:numPr>
           <w:ilvl w:val="0"/>
-          <w:numId w:val="22"/>
+          <w:numId w:val="23"/>
         </w:numPr>
       </w:pPr>
       <w:r>
@@ -6223,7 +6430,7 @@
         <w:pStyle w:val="Compact"/>
         <w:numPr>
           <w:ilvl w:val="0"/>
-          <w:numId w:val="22"/>
+          <w:numId w:val="23"/>
         </w:numPr>
       </w:pPr>
       <w:r>
@@ -6275,7 +6482,7 @@
         <w:pStyle w:val="Compact"/>
         <w:numPr>
           <w:ilvl w:val="0"/>
-          <w:numId w:val="22"/>
+          <w:numId w:val="23"/>
         </w:numPr>
       </w:pPr>
       <w:r>
@@ -6287,7 +6494,7 @@
         <w:pStyle w:val="Compact"/>
         <w:numPr>
           <w:ilvl w:val="0"/>
-          <w:numId w:val="22"/>
+          <w:numId w:val="23"/>
         </w:numPr>
       </w:pPr>
       <w:r>
@@ -6510,7 +6717,7 @@
       <w:r>
         <w:t xml:space="preserve"> (</w:t>
       </w:r>
-      <w:hyperlink r:id="rId18">
+      <w:hyperlink r:id="rId19">
         <w:r>
           <w:rPr>
             <w:rStyle w:val="Hyperlink"/>
@@ -6534,7 +6741,7 @@
     </w:p>
     <w:p>
       <w:r>
-        <w:pict w14:anchorId="5210DB0C">
+        <w:pict w14:anchorId="3257F8EC">
           <v:rect id="_x0000_i1030" style="width:0;height:1.5pt" o:hralign="center" o:hrstd="t" o:hr="t"/>
         </w:pict>
       </w:r>
@@ -6544,10 +6751,11 @@
         <w:pStyle w:val="Heading2"/>
       </w:pPr>
       <w:bookmarkStart w:id="25" w:name="X9116c4916658806051619465b6a84d1f6bc9a0f"/>
-      <w:bookmarkStart w:id="26" w:name="_Toc241754134"/>
+      <w:bookmarkStart w:id="26" w:name="_Toc241771592"/>
       <w:bookmarkEnd w:id="21"/>
       <w:bookmarkEnd w:id="24"/>
       <w:r>
+        <w:lastRenderedPageBreak/>
         <w:t>Exercise 4 — Build your own custom skill (30 min)</w:t>
       </w:r>
       <w:bookmarkEnd w:id="26"/>
@@ -6585,7 +6793,7 @@
         <w:pStyle w:val="Compact"/>
         <w:numPr>
           <w:ilvl w:val="0"/>
-          <w:numId w:val="24"/>
+          <w:numId w:val="25"/>
         </w:numPr>
         <w:pBdr>
           <w:left w:val="single" w:sz="18" w:space="8" w:color="3B1041"/>
@@ -6612,7 +6820,7 @@
         <w:pStyle w:val="Compact"/>
         <w:numPr>
           <w:ilvl w:val="0"/>
-          <w:numId w:val="24"/>
+          <w:numId w:val="25"/>
         </w:numPr>
         <w:pBdr>
           <w:left w:val="single" w:sz="18" w:space="8" w:color="3B1041"/>
@@ -6646,7 +6854,7 @@
         <w:pStyle w:val="Compact"/>
         <w:numPr>
           <w:ilvl w:val="0"/>
-          <w:numId w:val="24"/>
+          <w:numId w:val="25"/>
         </w:numPr>
         <w:pBdr>
           <w:left w:val="single" w:sz="18" w:space="8" w:color="3B1041"/>
@@ -6670,7 +6878,7 @@
         <w:pStyle w:val="Compact"/>
         <w:numPr>
           <w:ilvl w:val="0"/>
-          <w:numId w:val="24"/>
+          <w:numId w:val="25"/>
         </w:numPr>
         <w:pBdr>
           <w:left w:val="single" w:sz="18" w:space="8" w:color="3B1041"/>
@@ -6737,7 +6945,7 @@
         <w:pStyle w:val="Compact"/>
         <w:numPr>
           <w:ilvl w:val="0"/>
-          <w:numId w:val="24"/>
+          <w:numId w:val="25"/>
         </w:numPr>
         <w:pBdr>
           <w:left w:val="single" w:sz="18" w:space="8" w:color="3B1041"/>
@@ -6750,7 +6958,6 @@
           <w:b/>
           <w:bCs/>
         </w:rPr>
-        <w:lastRenderedPageBreak/>
         <w:t>Data sources:</w:t>
       </w:r>
       <w:r>
@@ -6762,7 +6969,7 @@
         <w:pStyle w:val="Compact"/>
         <w:numPr>
           <w:ilvl w:val="0"/>
-          <w:numId w:val="24"/>
+          <w:numId w:val="25"/>
         </w:numPr>
         <w:pBdr>
           <w:left w:val="single" w:sz="18" w:space="8" w:color="3B1041"/>
@@ -6798,7 +7005,7 @@
       <w:r>
         <w:t xml:space="preserve">Full background: </w:t>
       </w:r>
-      <w:hyperlink r:id="rId19">
+      <w:hyperlink r:id="rId20">
         <w:r>
           <w:rPr>
             <w:rStyle w:val="Hyperlink"/>
@@ -6847,7 +7054,7 @@
         <w:pStyle w:val="Compact"/>
         <w:numPr>
           <w:ilvl w:val="0"/>
-          <w:numId w:val="25"/>
+          <w:numId w:val="26"/>
         </w:numPr>
       </w:pPr>
       <w:r>
@@ -6899,7 +7106,7 @@
         <w:pStyle w:val="Compact"/>
         <w:numPr>
           <w:ilvl w:val="0"/>
-          <w:numId w:val="25"/>
+          <w:numId w:val="26"/>
         </w:numPr>
       </w:pPr>
       <w:r>
@@ -6911,7 +7118,7 @@
         <w:pStyle w:val="Compact"/>
         <w:numPr>
           <w:ilvl w:val="1"/>
-          <w:numId w:val="26"/>
+          <w:numId w:val="27"/>
         </w:numPr>
       </w:pPr>
       <w:r>
@@ -6930,7 +7137,7 @@
         <w:pStyle w:val="Compact"/>
         <w:numPr>
           <w:ilvl w:val="1"/>
-          <w:numId w:val="26"/>
+          <w:numId w:val="27"/>
         </w:numPr>
       </w:pPr>
       <w:r>
@@ -6949,7 +7156,7 @@
         <w:pStyle w:val="Compact"/>
         <w:numPr>
           <w:ilvl w:val="1"/>
-          <w:numId w:val="26"/>
+          <w:numId w:val="27"/>
         </w:numPr>
       </w:pPr>
       <w:r>
@@ -6968,7 +7175,7 @@
         <w:pStyle w:val="Compact"/>
         <w:numPr>
           <w:ilvl w:val="1"/>
-          <w:numId w:val="26"/>
+          <w:numId w:val="27"/>
         </w:numPr>
       </w:pPr>
       <w:r>
@@ -7083,7 +7290,7 @@
         <w:pStyle w:val="Compact"/>
         <w:numPr>
           <w:ilvl w:val="0"/>
-          <w:numId w:val="25"/>
+          <w:numId w:val="26"/>
         </w:numPr>
       </w:pPr>
       <w:r>
@@ -7114,7 +7321,7 @@
         <w:pStyle w:val="Compact"/>
         <w:numPr>
           <w:ilvl w:val="0"/>
-          <w:numId w:val="27"/>
+          <w:numId w:val="28"/>
         </w:numPr>
       </w:pPr>
       <w:r>
@@ -7136,7 +7343,7 @@
         <w:pStyle w:val="Compact"/>
         <w:numPr>
           <w:ilvl w:val="0"/>
-          <w:numId w:val="27"/>
+          <w:numId w:val="28"/>
         </w:numPr>
       </w:pPr>
       <w:r>
@@ -7176,6 +7383,7 @@
       <w:bookmarkStart w:id="29" w:name="test-it"/>
       <w:bookmarkEnd w:id="28"/>
       <w:r>
+        <w:lastRenderedPageBreak/>
         <w:t>Test it</w:t>
       </w:r>
     </w:p>
@@ -7184,7 +7392,7 @@
         <w:pStyle w:val="Compact"/>
         <w:numPr>
           <w:ilvl w:val="0"/>
-          <w:numId w:val="28"/>
+          <w:numId w:val="29"/>
         </w:numPr>
       </w:pPr>
       <w:r>
@@ -7222,7 +7430,7 @@
         <w:pStyle w:val="Compact"/>
         <w:numPr>
           <w:ilvl w:val="0"/>
-          <w:numId w:val="28"/>
+          <w:numId w:val="29"/>
         </w:numPr>
       </w:pPr>
       <w:r>
@@ -7247,7 +7455,7 @@
         <w:pStyle w:val="Compact"/>
         <w:numPr>
           <w:ilvl w:val="0"/>
-          <w:numId w:val="28"/>
+          <w:numId w:val="29"/>
         </w:numPr>
       </w:pPr>
       <w:r>
@@ -7378,10 +7586,9 @@
         <w:ind w:left="288" w:right="144"/>
       </w:pPr>
       <w:r>
-        <w:lastRenderedPageBreak/>
         <w:t xml:space="preserve">Compare your result with the reference skill in </w:t>
       </w:r>
-      <w:hyperlink r:id="rId20">
+      <w:hyperlink r:id="rId21">
         <w:r>
           <w:rPr>
             <w:rStyle w:val="Hyperlink"/>
@@ -7395,7 +7602,7 @@
     </w:p>
     <w:p>
       <w:r>
-        <w:pict w14:anchorId="6BB031C0">
+        <w:pict w14:anchorId="73F53319">
           <v:rect id="_x0000_i1031" style="width:0;height:1.5pt" o:hralign="center" o:hrstd="t" o:hr="t"/>
         </w:pict>
       </w:r>
@@ -7405,7 +7612,7 @@
         <w:pStyle w:val="Heading2"/>
       </w:pPr>
       <w:bookmarkStart w:id="30" w:name="X760f3e0179454091390b23f90bebafb9e8f1201"/>
-      <w:bookmarkStart w:id="31" w:name="_Toc241754135"/>
+      <w:bookmarkStart w:id="31" w:name="_Toc241771593"/>
       <w:bookmarkEnd w:id="25"/>
       <w:bookmarkEnd w:id="29"/>
       <w:r>
@@ -7446,7 +7653,7 @@
         <w:pStyle w:val="Compact"/>
         <w:numPr>
           <w:ilvl w:val="0"/>
-          <w:numId w:val="29"/>
+          <w:numId w:val="30"/>
         </w:numPr>
         <w:pBdr>
           <w:left w:val="single" w:sz="18" w:space="8" w:color="3B1041"/>
@@ -7470,7 +7677,7 @@
         <w:pStyle w:val="Compact"/>
         <w:numPr>
           <w:ilvl w:val="0"/>
-          <w:numId w:val="29"/>
+          <w:numId w:val="30"/>
         </w:numPr>
         <w:pBdr>
           <w:left w:val="single" w:sz="18" w:space="8" w:color="3B1041"/>
@@ -7494,7 +7701,7 @@
         <w:pStyle w:val="Compact"/>
         <w:numPr>
           <w:ilvl w:val="0"/>
-          <w:numId w:val="29"/>
+          <w:numId w:val="30"/>
         </w:numPr>
         <w:pBdr>
           <w:left w:val="single" w:sz="18" w:space="8" w:color="3B1041"/>
@@ -7521,7 +7728,7 @@
         <w:pStyle w:val="Compact"/>
         <w:numPr>
           <w:ilvl w:val="0"/>
-          <w:numId w:val="29"/>
+          <w:numId w:val="30"/>
         </w:numPr>
         <w:pBdr>
           <w:left w:val="single" w:sz="18" w:space="8" w:color="3B1041"/>
@@ -7585,7 +7792,7 @@
         <w:pStyle w:val="Compact"/>
         <w:numPr>
           <w:ilvl w:val="0"/>
-          <w:numId w:val="29"/>
+          <w:numId w:val="30"/>
         </w:numPr>
         <w:pBdr>
           <w:left w:val="single" w:sz="18" w:space="8" w:color="3B1041"/>
@@ -7609,7 +7816,7 @@
         <w:pStyle w:val="Compact"/>
         <w:numPr>
           <w:ilvl w:val="0"/>
-          <w:numId w:val="29"/>
+          <w:numId w:val="30"/>
         </w:numPr>
         <w:pBdr>
           <w:left w:val="single" w:sz="18" w:space="8" w:color="3B1041"/>
@@ -7815,6 +8022,7 @@
         <w:ind w:left="288" w:right="144"/>
       </w:pPr>
       <w:r>
+        <w:lastRenderedPageBreak/>
         <w:t xml:space="preserve">Using </w:t>
       </w:r>
       <w:r>
@@ -7953,7 +8161,6 @@
           <w:b/>
           <w:bCs/>
         </w:rPr>
-        <w:lastRenderedPageBreak/>
         <w:t>Stretch:</w:t>
       </w:r>
       <w:r>
@@ -8001,7 +8208,7 @@
     </w:p>
     <w:p>
       <w:r>
-        <w:pict w14:anchorId="61719426">
+        <w:pict w14:anchorId="20B63D38">
           <v:rect id="_x0000_i1032" style="width:0;height:1.5pt" o:hralign="center" o:hrstd="t" o:hr="t"/>
         </w:pict>
       </w:r>
@@ -8011,7 +8218,7 @@
         <w:pStyle w:val="Heading2"/>
       </w:pPr>
       <w:bookmarkStart w:id="34" w:name="coffee-break-10-min-1"/>
-      <w:bookmarkStart w:id="35" w:name="_Toc241754136"/>
+      <w:bookmarkStart w:id="35" w:name="_Toc241771594"/>
       <w:bookmarkEnd w:id="30"/>
       <w:bookmarkEnd w:id="33"/>
       <w:r>
@@ -8032,7 +8239,7 @@
     </w:p>
     <w:p>
       <w:r>
-        <w:pict w14:anchorId="5D4D6A51">
+        <w:pict w14:anchorId="0A575FFE">
           <v:rect id="_x0000_i1033" style="width:0;height:1.5pt" o:hralign="center" o:hrstd="t" o:hr="t"/>
         </w:pict>
       </w:r>
@@ -8042,7 +8249,7 @@
         <w:pStyle w:val="Heading2"/>
       </w:pPr>
       <w:bookmarkStart w:id="36" w:name="Xf7f32dcfb537d7c4ae5b893dda38a88c9f0e2b6"/>
-      <w:bookmarkStart w:id="37" w:name="_Toc241754137"/>
+      <w:bookmarkStart w:id="37" w:name="_Toc241771595"/>
       <w:bookmarkEnd w:id="34"/>
       <w:r>
         <w:t>Exercise 6 — Onboarding orientation pack (20 min)</w:t>
@@ -8082,7 +8289,7 @@
         <w:pStyle w:val="Compact"/>
         <w:numPr>
           <w:ilvl w:val="0"/>
-          <w:numId w:val="30"/>
+          <w:numId w:val="31"/>
         </w:numPr>
         <w:pBdr>
           <w:left w:val="single" w:sz="18" w:space="8" w:color="3B1041"/>
@@ -8106,7 +8313,7 @@
         <w:pStyle w:val="Compact"/>
         <w:numPr>
           <w:ilvl w:val="0"/>
-          <w:numId w:val="30"/>
+          <w:numId w:val="31"/>
         </w:numPr>
         <w:pBdr>
           <w:left w:val="single" w:sz="18" w:space="8" w:color="3B1041"/>
@@ -8130,7 +8337,7 @@
         <w:pStyle w:val="Compact"/>
         <w:numPr>
           <w:ilvl w:val="0"/>
-          <w:numId w:val="30"/>
+          <w:numId w:val="31"/>
         </w:numPr>
         <w:pBdr>
           <w:left w:val="single" w:sz="18" w:space="8" w:color="3B1041"/>
@@ -8154,7 +8361,7 @@
         <w:pStyle w:val="Compact"/>
         <w:numPr>
           <w:ilvl w:val="0"/>
-          <w:numId w:val="30"/>
+          <w:numId w:val="31"/>
         </w:numPr>
         <w:pBdr>
           <w:left w:val="single" w:sz="18" w:space="8" w:color="3B1041"/>
@@ -8218,7 +8425,7 @@
         <w:pStyle w:val="Compact"/>
         <w:numPr>
           <w:ilvl w:val="0"/>
-          <w:numId w:val="30"/>
+          <w:numId w:val="31"/>
         </w:numPr>
         <w:pBdr>
           <w:left w:val="single" w:sz="18" w:space="8" w:color="3B1041"/>
@@ -8242,7 +8449,7 @@
         <w:pStyle w:val="Compact"/>
         <w:numPr>
           <w:ilvl w:val="0"/>
-          <w:numId w:val="30"/>
+          <w:numId w:val="31"/>
         </w:numPr>
         <w:pBdr>
           <w:left w:val="single" w:sz="18" w:space="8" w:color="3B1041"/>
@@ -8367,6 +8574,7 @@
         <w:ind w:left="288" w:right="144"/>
       </w:pPr>
       <w:r>
+        <w:lastRenderedPageBreak/>
         <w:t xml:space="preserve">Using </w:t>
       </w:r>
       <w:r>
@@ -8412,7 +8620,7 @@
         <w:pStyle w:val="Compact"/>
         <w:numPr>
           <w:ilvl w:val="0"/>
-          <w:numId w:val="31"/>
+          <w:numId w:val="32"/>
         </w:numPr>
       </w:pPr>
       <w:r>
@@ -8478,7 +8686,7 @@
         <w:pStyle w:val="Compact"/>
         <w:numPr>
           <w:ilvl w:val="0"/>
-          <w:numId w:val="32"/>
+          <w:numId w:val="33"/>
         </w:numPr>
       </w:pPr>
       <w:r>
@@ -8522,7 +8730,6 @@
       <w:bookmarkStart w:id="40" w:name="Xaef59f703cc39d655b8f514e0ff5388082ed5e8"/>
       <w:bookmarkEnd w:id="39"/>
       <w:r>
-        <w:lastRenderedPageBreak/>
         <w:t>Task 6c — Team announcement (Communications skill)</w:t>
       </w:r>
     </w:p>
@@ -8635,7 +8842,7 @@
     </w:p>
     <w:p>
       <w:r>
-        <w:pict w14:anchorId="7DF49092">
+        <w:pict w14:anchorId="550A5429">
           <v:rect id="_x0000_i1034" style="width:0;height:1.5pt" o:hralign="center" o:hrstd="t" o:hr="t"/>
         </w:pict>
       </w:r>
@@ -8645,7 +8852,7 @@
         <w:pStyle w:val="Heading2"/>
       </w:pPr>
       <w:bookmarkStart w:id="41" w:name="exercise-7--automate--share-15-min"/>
-      <w:bookmarkStart w:id="42" w:name="_Toc241754138"/>
+      <w:bookmarkStart w:id="42" w:name="_Toc241771596"/>
       <w:bookmarkEnd w:id="36"/>
       <w:bookmarkEnd w:id="40"/>
       <w:r>
@@ -8686,7 +8893,7 @@
         <w:pStyle w:val="Compact"/>
         <w:numPr>
           <w:ilvl w:val="0"/>
-          <w:numId w:val="33"/>
+          <w:numId w:val="34"/>
         </w:numPr>
         <w:pBdr>
           <w:left w:val="single" w:sz="18" w:space="8" w:color="3B1041"/>
@@ -8710,7 +8917,7 @@
         <w:pStyle w:val="Compact"/>
         <w:numPr>
           <w:ilvl w:val="0"/>
-          <w:numId w:val="33"/>
+          <w:numId w:val="34"/>
         </w:numPr>
         <w:pBdr>
           <w:left w:val="single" w:sz="18" w:space="8" w:color="3B1041"/>
@@ -8734,7 +8941,7 @@
         <w:pStyle w:val="Compact"/>
         <w:numPr>
           <w:ilvl w:val="0"/>
-          <w:numId w:val="33"/>
+          <w:numId w:val="34"/>
         </w:numPr>
         <w:pBdr>
           <w:left w:val="single" w:sz="18" w:space="8" w:color="3B1041"/>
@@ -8761,7 +8968,7 @@
         <w:pStyle w:val="Compact"/>
         <w:numPr>
           <w:ilvl w:val="0"/>
-          <w:numId w:val="33"/>
+          <w:numId w:val="34"/>
         </w:numPr>
         <w:pBdr>
           <w:left w:val="single" w:sz="18" w:space="8" w:color="3B1041"/>
@@ -8825,7 +9032,7 @@
         <w:pStyle w:val="Compact"/>
         <w:numPr>
           <w:ilvl w:val="0"/>
-          <w:numId w:val="33"/>
+          <w:numId w:val="34"/>
         </w:numPr>
         <w:pBdr>
           <w:left w:val="single" w:sz="18" w:space="8" w:color="3B1041"/>
@@ -8849,7 +9056,7 @@
         <w:pStyle w:val="Compact"/>
         <w:numPr>
           <w:ilvl w:val="0"/>
-          <w:numId w:val="33"/>
+          <w:numId w:val="34"/>
         </w:numPr>
         <w:pBdr>
           <w:left w:val="single" w:sz="18" w:space="8" w:color="3B1041"/>
@@ -8902,7 +9109,7 @@
         <w:pStyle w:val="Compact"/>
         <w:numPr>
           <w:ilvl w:val="0"/>
-          <w:numId w:val="34"/>
+          <w:numId w:val="35"/>
         </w:numPr>
       </w:pPr>
       <w:r>
@@ -8934,7 +9141,7 @@
         <w:pStyle w:val="Compact"/>
         <w:numPr>
           <w:ilvl w:val="0"/>
-          <w:numId w:val="34"/>
+          <w:numId w:val="35"/>
         </w:numPr>
       </w:pPr>
       <w:r>
@@ -9024,10 +9231,11 @@
         <w:pStyle w:val="Compact"/>
         <w:numPr>
           <w:ilvl w:val="0"/>
-          <w:numId w:val="34"/>
-        </w:numPr>
-      </w:pPr>
-      <w:r>
+          <w:numId w:val="35"/>
+        </w:numPr>
+      </w:pPr>
+      <w:r>
+        <w:lastRenderedPageBreak/>
         <w:t xml:space="preserve">When asked, choose </w:t>
       </w:r>
       <w:r>
@@ -9056,7 +9264,7 @@
         <w:pStyle w:val="Compact"/>
         <w:numPr>
           <w:ilvl w:val="0"/>
-          <w:numId w:val="34"/>
+          <w:numId w:val="35"/>
         </w:numPr>
       </w:pPr>
       <w:r>
@@ -9088,7 +9296,7 @@
         <w:pStyle w:val="Compact"/>
         <w:numPr>
           <w:ilvl w:val="0"/>
-          <w:numId w:val="35"/>
+          <w:numId w:val="36"/>
         </w:numPr>
       </w:pPr>
       <w:r>
@@ -9177,7 +9385,7 @@
         <w:pStyle w:val="Compact"/>
         <w:numPr>
           <w:ilvl w:val="0"/>
-          <w:numId w:val="36"/>
+          <w:numId w:val="37"/>
         </w:numPr>
       </w:pPr>
       <w:r>
@@ -9201,7 +9409,6 @@
       <w:bookmarkStart w:id="45" w:name="X773607ef091d9a45faa0427273676a682dd8257"/>
       <w:bookmarkEnd w:id="44"/>
       <w:r>
-        <w:lastRenderedPageBreak/>
         <w:t>Task 7c — Share your custom skill (sharing flow)</w:t>
       </w:r>
     </w:p>
@@ -9210,7 +9417,7 @@
         <w:pStyle w:val="Compact"/>
         <w:numPr>
           <w:ilvl w:val="0"/>
-          <w:numId w:val="37"/>
+          <w:numId w:val="38"/>
         </w:numPr>
       </w:pPr>
       <w:r>
@@ -9245,7 +9452,7 @@
         <w:pStyle w:val="Compact"/>
         <w:numPr>
           <w:ilvl w:val="0"/>
-          <w:numId w:val="37"/>
+          <w:numId w:val="38"/>
         </w:numPr>
       </w:pPr>
       <w:r>
@@ -9297,7 +9504,7 @@
         <w:pStyle w:val="Compact"/>
         <w:numPr>
           <w:ilvl w:val="0"/>
-          <w:numId w:val="37"/>
+          <w:numId w:val="38"/>
         </w:numPr>
       </w:pPr>
       <w:r>
@@ -9319,7 +9526,7 @@
         <w:pStyle w:val="Compact"/>
         <w:numPr>
           <w:ilvl w:val="0"/>
-          <w:numId w:val="38"/>
+          <w:numId w:val="39"/>
         </w:numPr>
       </w:pPr>
       <w:r>
@@ -9394,7 +9601,7 @@
     </w:p>
     <w:p>
       <w:r>
-        <w:pict w14:anchorId="2A5B2781">
+        <w:pict w14:anchorId="084B8E47">
           <v:rect id="_x0000_i1035" style="width:0;height:1.5pt" o:hralign="center" o:hrstd="t" o:hr="t"/>
         </w:pict>
       </w:r>
@@ -9404,7 +9611,7 @@
         <w:pStyle w:val="Heading2"/>
       </w:pPr>
       <w:bookmarkStart w:id="46" w:name="Xe1b23373e9a2acd1ab99bbefc4c291e916a0b16"/>
-      <w:bookmarkStart w:id="47" w:name="_Toc241754139"/>
+      <w:bookmarkStart w:id="47" w:name="_Toc241771597"/>
       <w:bookmarkEnd w:id="41"/>
       <w:bookmarkEnd w:id="45"/>
       <w:r>
@@ -9472,22 +9679,22 @@
           <w:noProof/>
         </w:rPr>
         <w:drawing>
-          <wp:inline distT="0" distB="0" distL="0" distR="0" wp14:anchorId="06073A16" wp14:editId="5E4C16A3">
+          <wp:inline distT="0" distB="0" distL="0" distR="0" wp14:anchorId="559DE40D" wp14:editId="2542B1A6">
             <wp:extent cx="6210300" cy="3261914"/>
             <wp:effectExtent l="0" t="0" r="0" b="0"/>
-            <wp:docPr id="57" name="Picture" descr="The Cowork Customize page with the Plugins tab selected, showing installed plugins with on/off toggles."/>
+            <wp:docPr id="58" name="Picture" descr="The Cowork Customize page with the Plugins tab selected, showing installed plugins with on/off toggles."/>
             <wp:cNvGraphicFramePr/>
             <a:graphic xmlns:a="http://schemas.openxmlformats.org/drawingml/2006/main">
               <a:graphicData uri="http://schemas.openxmlformats.org/drawingml/2006/picture">
                 <pic:pic xmlns:pic="http://schemas.openxmlformats.org/drawingml/2006/picture">
                   <pic:nvPicPr>
-                    <pic:cNvPr id="58" name="Picture" descr="reference/media/customize-plugins.png"/>
+                    <pic:cNvPr id="59" name="Picture" descr="reference/media/customize-plugins.png"/>
                     <pic:cNvPicPr>
                       <a:picLocks noChangeAspect="1" noChangeArrowheads="1"/>
                     </pic:cNvPicPr>
                   </pic:nvPicPr>
                   <pic:blipFill>
-                    <a:blip r:embed="rId21"/>
+                    <a:blip r:embed="rId22"/>
                     <a:stretch>
                       <a:fillRect/>
                     </a:stretch>
@@ -9523,6 +9730,7 @@
           <w:i/>
           <w:iCs/>
         </w:rPr>
+        <w:lastRenderedPageBreak/>
         <w:t xml:space="preserve">Customize → Plugins (screenshot: Microsoft Learn). HR plugins appear in the same </w:t>
       </w:r>
       <w:r>
@@ -9547,7 +9755,7 @@
         <w:pStyle w:val="Compact"/>
         <w:numPr>
           <w:ilvl w:val="0"/>
-          <w:numId w:val="39"/>
+          <w:numId w:val="40"/>
         </w:numPr>
       </w:pPr>
       <w:r>
@@ -9596,7 +9804,7 @@
         <w:pStyle w:val="Compact"/>
         <w:numPr>
           <w:ilvl w:val="0"/>
-          <w:numId w:val="39"/>
+          <w:numId w:val="40"/>
         </w:numPr>
       </w:pPr>
       <w:r>
@@ -9645,7 +9853,7 @@
         <w:pStyle w:val="Compact"/>
         <w:numPr>
           <w:ilvl w:val="0"/>
-          <w:numId w:val="39"/>
+          <w:numId w:val="40"/>
         </w:numPr>
       </w:pPr>
       <w:r>
@@ -9706,7 +9914,6 @@
           <w:b/>
           <w:bCs/>
         </w:rPr>
-        <w:lastRenderedPageBreak/>
         <w:t>Articulate</w:t>
       </w:r>
       <w:r>
@@ -9722,7 +9929,7 @@
       <w:r>
         <w:t xml:space="preserve"> connected through an MCP server. Full list: </w:t>
       </w:r>
-      <w:hyperlink r:id="rId22">
+      <w:hyperlink r:id="rId23">
         <w:r>
           <w:rPr>
             <w:rStyle w:val="Hyperlink"/>
@@ -9739,7 +9946,7 @@
         <w:pStyle w:val="Compact"/>
         <w:numPr>
           <w:ilvl w:val="0"/>
-          <w:numId w:val="39"/>
+          <w:numId w:val="40"/>
         </w:numPr>
       </w:pPr>
       <w:r>
@@ -9778,101 +9985,6 @@
       </w:r>
       <w:r>
         <w:t xml:space="preserve"> with an MCP connector. Details in </w:t>
-      </w:r>
-      <w:hyperlink r:id="rId23">
-        <w:r>
-          <w:rPr>
-            <w:rStyle w:val="Hyperlink"/>
-          </w:rPr>
-          <w:t>reference/09-plugins.docx</w:t>
-        </w:r>
-      </w:hyperlink>
-      <w:r>
-        <w:t>.</w:t>
-      </w:r>
-    </w:p>
-    <w:p>
-      <w:pPr>
-        <w:pStyle w:val="Compact"/>
-        <w:numPr>
-          <w:ilvl w:val="0"/>
-          <w:numId w:val="39"/>
-        </w:numPr>
-      </w:pPr>
-      <w:r>
-        <w:rPr>
-          <w:b/>
-          <w:bCs/>
-        </w:rPr>
-        <w:t>Imagine:</w:t>
-      </w:r>
-      <w:r>
-        <w:t xml:space="preserve"> "Which open tickets in </w:t>
-      </w:r>
-      <w:r>
-        <w:rPr>
-          <w:rStyle w:val="VerbatimChar"/>
-        </w:rPr>
-        <w:t>hr-tickets-sample.xlsx</w:t>
-      </w:r>
-      <w:r>
-        <w:t xml:space="preserve"> are payroll issues? Check each employee's latest pay run and draft a reply." With a payroll plugin, Cowork answers T-2008 from the spreadsheet </w:t>
-      </w:r>
-      <w:r>
-        <w:rPr>
-          <w:b/>
-          <w:bCs/>
-        </w:rPr>
-        <w:t>and</w:t>
-      </w:r>
-      <w:r>
-        <w:t xml:space="preserve"> live payroll data, then waits for your approval.</w:t>
-      </w:r>
-    </w:p>
-    <w:p>
-      <w:pPr>
-        <w:pStyle w:val="Compact"/>
-        <w:numPr>
-          <w:ilvl w:val="0"/>
-          <w:numId w:val="39"/>
-        </w:numPr>
-      </w:pPr>
-      <w:r>
-        <w:rPr>
-          <w:b/>
-          <w:bCs/>
-        </w:rPr>
-        <w:t>Why it matters:</w:t>
-      </w:r>
-      <w:r>
-        <w:t xml:space="preserve"> fewer copy-and-paste hand-offs between systems; consistent answers across the team; governed by IT (approval, deployment, Purview audit logs); and no extra access, because each</w:t>
-      </w:r>
-      <w:r>
-        <w:t xml:space="preserve"> connector uses </w:t>
-      </w:r>
-      <w:r>
-        <w:rPr>
-          <w:b/>
-          <w:bCs/>
-        </w:rPr>
-        <w:t>your own sign-in</w:t>
-      </w:r>
-      <w:r>
-        <w:t>.</w:t>
-      </w:r>
-    </w:p>
-    <w:p>
-      <w:pPr>
-        <w:pStyle w:val="BodyText"/>
-        <w:pBdr>
-          <w:left w:val="single" w:sz="18" w:space="8" w:color="3B1041"/>
-        </w:pBdr>
-        <w:shd w:val="clear" w:color="auto" w:fill="FBF6FD"/>
-        <w:spacing w:before="30" w:after="30"/>
-        <w:ind w:left="288" w:right="144"/>
-      </w:pPr>
-      <w:r>
-        <w:t xml:space="preserve">Don't add or upload plugins in the shared workshop tenant; most plugins need admin approval. Details, the full example, and how IT can build an HR plugin: </w:t>
       </w:r>
       <w:hyperlink r:id="rId24">
         <w:r>
@@ -9887,23 +9999,74 @@
       </w:r>
     </w:p>
     <w:p>
-      <w:r>
-        <w:pict w14:anchorId="280D5158">
-          <v:rect id="_x0000_i1036" style="width:0;height:1.5pt" o:hralign="center" o:hrstd="t" o:hr="t"/>
-        </w:pict>
-      </w:r>
-    </w:p>
-    <w:p>
-      <w:pPr>
-        <w:pStyle w:val="Heading2"/>
-      </w:pPr>
-      <w:bookmarkStart w:id="48" w:name="Xdd19a083c7c4832db36b8e6e8282dd21006c5ab"/>
-      <w:bookmarkStart w:id="49" w:name="_Toc241754140"/>
-      <w:bookmarkEnd w:id="46"/>
-      <w:r>
-        <w:t>Exercise 8 — Build a Policy Agent with Copilot Agent Builder (20 min)</w:t>
-      </w:r>
-      <w:bookmarkEnd w:id="49"/>
+      <w:pPr>
+        <w:pStyle w:val="Compact"/>
+        <w:numPr>
+          <w:ilvl w:val="0"/>
+          <w:numId w:val="40"/>
+        </w:numPr>
+      </w:pPr>
+      <w:r>
+        <w:rPr>
+          <w:b/>
+          <w:bCs/>
+        </w:rPr>
+        <w:t>Imagine:</w:t>
+      </w:r>
+      <w:r>
+        <w:t xml:space="preserve"> "Which open tickets in </w:t>
+      </w:r>
+      <w:r>
+        <w:rPr>
+          <w:rStyle w:val="VerbatimChar"/>
+        </w:rPr>
+        <w:t>hr-tickets-sample.xlsx</w:t>
+      </w:r>
+      <w:r>
+        <w:t xml:space="preserve"> are payroll issues? Check each employee's latest pay run and draft a reply." With a payroll plugin, Cowork answers T-2008 from the spreadsheet </w:t>
+      </w:r>
+      <w:r>
+        <w:rPr>
+          <w:b/>
+          <w:bCs/>
+        </w:rPr>
+        <w:t>and</w:t>
+      </w:r>
+      <w:r>
+        <w:t xml:space="preserve"> live payroll data, then waits for your approval.</w:t>
+      </w:r>
+    </w:p>
+    <w:p>
+      <w:pPr>
+        <w:pStyle w:val="Compact"/>
+        <w:numPr>
+          <w:ilvl w:val="0"/>
+          <w:numId w:val="40"/>
+        </w:numPr>
+      </w:pPr>
+      <w:r>
+        <w:rPr>
+          <w:b/>
+          <w:bCs/>
+        </w:rPr>
+        <w:t>Why it matters:</w:t>
+      </w:r>
+      <w:r>
+        <w:t xml:space="preserve"> fewer copy-and-paste hand-offs between systems; consistent answers across the team; governed by IT (approval, deployment, Purview audit logs); and no extra access, because each</w:t>
+      </w:r>
+      <w:r>
+        <w:t xml:space="preserve"> connector uses </w:t>
+      </w:r>
+      <w:r>
+        <w:rPr>
+          <w:b/>
+          <w:bCs/>
+        </w:rPr>
+        <w:t>your own sign-in</w:t>
+      </w:r>
+      <w:r>
+        <w:t>.</w:t>
+      </w:r>
     </w:p>
     <w:p>
       <w:pPr>
@@ -9916,87 +10079,142 @@
         <w:ind w:left="288" w:right="144"/>
       </w:pPr>
       <w:r>
-        <w:rPr>
-          <w:b/>
-          <w:bCs/>
-        </w:rPr>
-        <w:t>Scenario card — Ex 08 · HR Policy Agent</w:t>
-      </w:r>
-      <w:r>
-        <w:t xml:space="preserve"> · Function: </w:t>
-      </w:r>
-      <w:r>
-        <w:rPr>
-          <w:b/>
-          <w:bCs/>
-        </w:rPr>
-        <w:t>Non-Cowork · Copilot Agent Builder</w:t>
-      </w:r>
-    </w:p>
-    <w:p>
-      <w:pPr>
-        <w:pStyle w:val="Compact"/>
-        <w:numPr>
-          <w:ilvl w:val="0"/>
-          <w:numId w:val="40"/>
-        </w:numPr>
+        <w:t xml:space="preserve">Don't add or upload plugins in the shared workshop tenant; most plugins need admin approval. Details, the full example, and how IT can build an HR plugin: </w:t>
+      </w:r>
+      <w:hyperlink r:id="rId25">
+        <w:r>
+          <w:rPr>
+            <w:rStyle w:val="Hyperlink"/>
+          </w:rPr>
+          <w:t>reference/09-plugins.docx</w:t>
+        </w:r>
+      </w:hyperlink>
+      <w:r>
+        <w:t>.</w:t>
+      </w:r>
+    </w:p>
+    <w:p>
+      <w:r>
+        <w:pict w14:anchorId="0AA5E880">
+          <v:rect id="_x0000_i1036" style="width:0;height:1.5pt" o:hralign="center" o:hrstd="t" o:hr="t"/>
+        </w:pict>
+      </w:r>
+    </w:p>
+    <w:p>
+      <w:pPr>
+        <w:pStyle w:val="Heading2"/>
+      </w:pPr>
+      <w:bookmarkStart w:id="48" w:name="Xdd19a083c7c4832db36b8e6e8282dd21006c5ab"/>
+      <w:bookmarkStart w:id="49" w:name="_Toc241771598"/>
+      <w:bookmarkEnd w:id="46"/>
+      <w:r>
+        <w:t>Exercise 8 — Build a Policy Agent with Copilot Agent Builder (20 min)</w:t>
+      </w:r>
+      <w:bookmarkEnd w:id="49"/>
+    </w:p>
+    <w:p>
+      <w:pPr>
+        <w:pStyle w:val="BodyText"/>
         <w:pBdr>
           <w:left w:val="single" w:sz="18" w:space="8" w:color="3B1041"/>
         </w:pBdr>
         <w:shd w:val="clear" w:color="auto" w:fill="FBF6FD"/>
         <w:spacing w:before="30" w:after="30"/>
-      </w:pPr>
-      <w:r>
-        <w:rPr>
-          <w:b/>
-          <w:bCs/>
-        </w:rPr>
-        <w:t>Goal:</w:t>
-      </w:r>
-      <w:r>
-        <w:t xml:space="preserve"> Stand up a reusable Q&amp;A agent employees can chat with to get sourced policy answers.</w:t>
-      </w:r>
-    </w:p>
-    <w:p>
-      <w:pPr>
-        <w:pStyle w:val="Compact"/>
-        <w:numPr>
-          <w:ilvl w:val="0"/>
-          <w:numId w:val="40"/>
-        </w:numPr>
+        <w:ind w:left="288" w:right="144"/>
+      </w:pPr>
+      <w:r>
+        <w:t>⚠</w:t>
+      </w:r>
+      <w:r>
+        <w:t>️</w:t>
+      </w:r>
+      <w:r>
+        <w:t xml:space="preserve"> </w:t>
+      </w:r>
+      <w:r>
+        <w:rPr>
+          <w:b/>
+          <w:bCs/>
+        </w:rPr>
+        <w:t>This exercise is not Cowork.</w:t>
+      </w:r>
+      <w:r>
+        <w:t xml:space="preserve"> You leave Cowork and use </w:t>
+      </w:r>
+      <w:r>
+        <w:rPr>
+          <w:b/>
+          <w:bCs/>
+        </w:rPr>
+        <w:t>Copilot Agent Builder</w:t>
+      </w:r>
+      <w:r>
+        <w:t xml:space="preserve"> in </w:t>
+      </w:r>
+      <w:r>
+        <w:rPr>
+          <w:b/>
+          <w:bCs/>
+        </w:rPr>
+        <w:t>Microsoft 365 Copilot → Create agent</w:t>
+      </w:r>
+      <w:r>
+        <w:t xml:space="preserve">. Agent Builder has its own </w:t>
+      </w:r>
+      <w:r>
+        <w:rPr>
+          <w:b/>
+          <w:bCs/>
+        </w:rPr>
+        <w:t>Describe / Configure / Try it</w:t>
+      </w:r>
+      <w:r>
+        <w:t xml:space="preserve"> </w:t>
+      </w:r>
+      <w:r>
+        <w:t>screens; there are no Cowork tasks, side panel, approvals, or skills here.</w:t>
+      </w:r>
+    </w:p>
+    <w:p>
+      <w:pPr>
+        <w:pStyle w:val="CalloutMarker"/>
+        <w:spacing w:line="80" w:lineRule="exact"/>
+      </w:pPr>
+    </w:p>
+    <w:p>
+      <w:pPr>
+        <w:pStyle w:val="BodyText"/>
         <w:pBdr>
           <w:left w:val="single" w:sz="18" w:space="8" w:color="3B1041"/>
         </w:pBdr>
         <w:shd w:val="clear" w:color="auto" w:fill="FBF6FD"/>
         <w:spacing w:before="30" w:after="30"/>
-      </w:pPr>
-      <w:r>
-        <w:rPr>
-          <w:b/>
-          <w:bCs/>
-        </w:rPr>
-        <w:t>Output:</w:t>
-      </w:r>
-      <w:r>
-        <w:t xml:space="preserve"> A working </w:t>
-      </w:r>
-      <w:r>
-        <w:rPr>
-          <w:i/>
-          <w:iCs/>
-        </w:rPr>
-        <w:t>HR Policy Agent</w:t>
-      </w:r>
-      <w:r>
-        <w:t xml:space="preserve"> in Microsoft 365 Copilot, grounded in Zava's HR documents, that cites sources and declines out-of-scope questions.</w:t>
-      </w:r>
-    </w:p>
-    <w:p>
-      <w:pPr>
-        <w:pStyle w:val="Compact"/>
-        <w:numPr>
-          <w:ilvl w:val="0"/>
-          <w:numId w:val="40"/>
+        <w:ind w:left="288" w:right="144"/>
+      </w:pPr>
+      <w:r>
+        <w:rPr>
+          <w:b/>
+          <w:bCs/>
+        </w:rPr>
+        <w:t>Scenario card — Ex 08 · HR Policy Agent</w:t>
+      </w:r>
+      <w:r>
+        <w:t xml:space="preserve"> · Function: </w:t>
+      </w:r>
+      <w:r>
+        <w:rPr>
+          <w:b/>
+          <w:bCs/>
+        </w:rPr>
+        <w:t>Non-Cowork · Copilot Agent Builder</w:t>
+      </w:r>
+    </w:p>
+    <w:p>
+      <w:pPr>
+        <w:pStyle w:val="Compact"/>
+        <w:numPr>
+          <w:ilvl w:val="0"/>
+          <w:numId w:val="41"/>
         </w:numPr>
         <w:pBdr>
           <w:left w:val="single" w:sz="18" w:space="8" w:color="3B1041"/>
@@ -10009,38 +10227,18 @@
           <w:b/>
           <w:bCs/>
         </w:rPr>
-        <w:t>Why Agent Builder (not Cowork)?</w:t>
-      </w:r>
-      <w:r>
-        <w:t xml:space="preserve"> A Cowork skill helps </w:t>
-      </w:r>
-      <w:r>
-        <w:rPr>
-          <w:b/>
-          <w:bCs/>
-        </w:rPr>
-        <w:t>you</w:t>
-      </w:r>
-      <w:r>
-        <w:t xml:space="preserve"> in your own tasks. An agent is a standalone helper </w:t>
-      </w:r>
-      <w:r>
-        <w:rPr>
-          <w:b/>
-          <w:bCs/>
-        </w:rPr>
-        <w:t>other people</w:t>
-      </w:r>
-      <w:r>
-        <w:t xml:space="preserve"> use directly in Copilot — built with no code via Describe → Configure → Try it, then shared or published.</w:t>
-      </w:r>
-    </w:p>
-    <w:p>
-      <w:pPr>
-        <w:pStyle w:val="Compact"/>
-        <w:numPr>
-          <w:ilvl w:val="0"/>
-          <w:numId w:val="40"/>
+        <w:t>Goal:</w:t>
+      </w:r>
+      <w:r>
+        <w:t xml:space="preserve"> Stand up a reusable Q&amp;A agent employees can chat with to get sourced policy answers.</w:t>
+      </w:r>
+    </w:p>
+    <w:p>
+      <w:pPr>
+        <w:pStyle w:val="Compact"/>
+        <w:numPr>
+          <w:ilvl w:val="0"/>
+          <w:numId w:val="41"/>
         </w:numPr>
         <w:pBdr>
           <w:left w:val="single" w:sz="18" w:space="8" w:color="3B1041"/>
@@ -10053,61 +10251,28 @@
           <w:b/>
           <w:bCs/>
         </w:rPr>
-        <w:t>Workflow:</w:t>
-      </w:r>
-      <w:r>
-        <w:t xml:space="preserve"> 1. </w:t>
-      </w:r>
-      <w:r>
-        <w:rPr>
-          <w:b/>
-          <w:bCs/>
-        </w:rPr>
-        <w:t>Describe</w:t>
-      </w:r>
-      <w:r>
-        <w:t xml:space="preserve"> → define the agent in plain language · 2. </w:t>
-      </w:r>
-      <w:r>
-        <w:rPr>
-          <w:b/>
-          <w:bCs/>
-        </w:rPr>
-        <w:t>Configure</w:t>
-      </w:r>
-      <w:r>
-        <w:t xml:space="preserve"> → name, instructions, knowledge, prompts · 3. </w:t>
-      </w:r>
-      <w:r>
-        <w:rPr>
-          <w:b/>
-          <w:bCs/>
-        </w:rPr>
-        <w:t>Try it</w:t>
-      </w:r>
-      <w:r>
-        <w:t xml:space="preserve"> </w:t>
-      </w:r>
-      <w:r>
-        <w:t xml:space="preserve">→ test in-scope and out-of-scope · 4. </w:t>
-      </w:r>
-      <w:r>
-        <w:rPr>
-          <w:b/>
-          <w:bCs/>
-        </w:rPr>
-        <w:t>Share</w:t>
-      </w:r>
-      <w:r>
-        <w:t xml:space="preserve"> → share or publish (optional)</w:t>
-      </w:r>
-    </w:p>
-    <w:p>
-      <w:pPr>
-        <w:pStyle w:val="Compact"/>
-        <w:numPr>
-          <w:ilvl w:val="0"/>
-          <w:numId w:val="40"/>
+        <w:t>Output:</w:t>
+      </w:r>
+      <w:r>
+        <w:t xml:space="preserve"> A working </w:t>
+      </w:r>
+      <w:r>
+        <w:rPr>
+          <w:i/>
+          <w:iCs/>
+        </w:rPr>
+        <w:t>HR Policy Agent</w:t>
+      </w:r>
+      <w:r>
+        <w:t xml:space="preserve"> in Microsoft 365 Copilot, grounded in Zava's HR documents, that cites sources and declines out-of-scope questions.</w:t>
+      </w:r>
+    </w:p>
+    <w:p>
+      <w:pPr>
+        <w:pStyle w:val="Compact"/>
+        <w:numPr>
+          <w:ilvl w:val="0"/>
+          <w:numId w:val="41"/>
         </w:numPr>
         <w:pBdr>
           <w:left w:val="single" w:sz="18" w:space="8" w:color="3B1041"/>
@@ -10120,18 +10285,38 @@
           <w:b/>
           <w:bCs/>
         </w:rPr>
-        <w:t>Data sources:</w:t>
-      </w:r>
-      <w:r>
-        <w:t xml:space="preserve"> SharePoint / files (Zava handbook &amp; benefits)</w:t>
-      </w:r>
-    </w:p>
-    <w:p>
-      <w:pPr>
-        <w:pStyle w:val="Compact"/>
-        <w:numPr>
-          <w:ilvl w:val="0"/>
-          <w:numId w:val="40"/>
+        <w:t>Why Agent Builder (not Cowork)?</w:t>
+      </w:r>
+      <w:r>
+        <w:t xml:space="preserve"> A Cowork skill helps </w:t>
+      </w:r>
+      <w:r>
+        <w:rPr>
+          <w:b/>
+          <w:bCs/>
+        </w:rPr>
+        <w:t>you</w:t>
+      </w:r>
+      <w:r>
+        <w:t xml:space="preserve"> in your own tasks. An agent is a standalone helper </w:t>
+      </w:r>
+      <w:r>
+        <w:rPr>
+          <w:b/>
+          <w:bCs/>
+        </w:rPr>
+        <w:t>other people</w:t>
+      </w:r>
+      <w:r>
+        <w:t xml:space="preserve"> use directly in Copilot — built with no code via Describe → Configure → Try it, then shared or published.</w:t>
+      </w:r>
+    </w:p>
+    <w:p>
+      <w:pPr>
+        <w:pStyle w:val="Compact"/>
+        <w:numPr>
+          <w:ilvl w:val="0"/>
+          <w:numId w:val="41"/>
         </w:numPr>
         <w:pBdr>
           <w:left w:val="single" w:sz="18" w:space="8" w:color="3B1041"/>
@@ -10144,6 +10329,94 @@
           <w:b/>
           <w:bCs/>
         </w:rPr>
+        <w:t>Workflow:</w:t>
+      </w:r>
+      <w:r>
+        <w:t xml:space="preserve"> 1. </w:t>
+      </w:r>
+      <w:r>
+        <w:rPr>
+          <w:b/>
+          <w:bCs/>
+        </w:rPr>
+        <w:t>Describe</w:t>
+      </w:r>
+      <w:r>
+        <w:t xml:space="preserve"> → define the agent in plain language · 2. </w:t>
+      </w:r>
+      <w:r>
+        <w:rPr>
+          <w:b/>
+          <w:bCs/>
+        </w:rPr>
+        <w:t>Configure</w:t>
+      </w:r>
+      <w:r>
+        <w:t xml:space="preserve"> → name, instructions, knowledge, prompts · 3. </w:t>
+      </w:r>
+      <w:r>
+        <w:rPr>
+          <w:b/>
+          <w:bCs/>
+        </w:rPr>
+        <w:t>Try it</w:t>
+      </w:r>
+      <w:r>
+        <w:t xml:space="preserve"> → test in-scope and out-of-scope · 4. </w:t>
+      </w:r>
+      <w:r>
+        <w:rPr>
+          <w:b/>
+          <w:bCs/>
+        </w:rPr>
+        <w:t>Share</w:t>
+      </w:r>
+      <w:r>
+        <w:t xml:space="preserve"> → share or publish (optional)</w:t>
+      </w:r>
+    </w:p>
+    <w:p>
+      <w:pPr>
+        <w:pStyle w:val="Compact"/>
+        <w:numPr>
+          <w:ilvl w:val="0"/>
+          <w:numId w:val="41"/>
+        </w:numPr>
+        <w:pBdr>
+          <w:left w:val="single" w:sz="18" w:space="8" w:color="3B1041"/>
+        </w:pBdr>
+        <w:shd w:val="clear" w:color="auto" w:fill="FBF6FD"/>
+        <w:spacing w:before="30" w:after="30"/>
+      </w:pPr>
+      <w:r>
+        <w:rPr>
+          <w:b/>
+          <w:bCs/>
+        </w:rPr>
+        <w:t>Data sources:</w:t>
+      </w:r>
+      <w:r>
+        <w:t xml:space="preserve"> SharePoint / files (Zava handbook &amp; benefits)</w:t>
+      </w:r>
+    </w:p>
+    <w:p>
+      <w:pPr>
+        <w:pStyle w:val="Compact"/>
+        <w:numPr>
+          <w:ilvl w:val="0"/>
+          <w:numId w:val="41"/>
+        </w:numPr>
+        <w:pBdr>
+          <w:left w:val="single" w:sz="18" w:space="8" w:color="3B1041"/>
+        </w:pBdr>
+        <w:shd w:val="clear" w:color="auto" w:fill="FBF6FD"/>
+        <w:spacing w:before="30" w:after="30"/>
+      </w:pPr>
+      <w:r>
+        <w:rPr>
+          <w:b/>
+          <w:bCs/>
+        </w:rPr>
         <w:t>You'll learn:</w:t>
       </w:r>
       <w:r>
@@ -10175,7 +10448,10 @@
         <w:t>outside Cowork</w:t>
       </w:r>
       <w:r>
-        <w:t xml:space="preserve"> and build a </w:t>
+        <w:t xml:space="preserve"> </w:t>
+      </w:r>
+      <w:r>
+        <w:t xml:space="preserve">and build a </w:t>
       </w:r>
       <w:r>
         <w:rPr>
@@ -10197,7 +10473,7 @@
       <w:r>
         <w:t xml:space="preserve">. Background &amp; the skill-vs-agent comparison: </w:t>
       </w:r>
-      <w:hyperlink r:id="rId25">
+      <w:hyperlink r:id="rId26">
         <w:r>
           <w:rPr>
             <w:rStyle w:val="Hyperlink"/>
@@ -10227,67 +10503,68 @@
         <w:t>Why this, after a custom skill?</w:t>
       </w:r>
       <w:r>
+        <w:t xml:space="preserve"> Your Ex 4 skill helps </w:t>
+      </w:r>
+      <w:r>
+        <w:rPr>
+          <w:b/>
+          <w:bCs/>
+        </w:rPr>
+        <w:t>you</w:t>
+      </w:r>
+      <w:r>
+        <w:t xml:space="preserve"> in your own Cowork sessions. An </w:t>
+      </w:r>
+      <w:r>
+        <w:rPr>
+          <w:b/>
+          <w:bCs/>
+        </w:rPr>
+        <w:t>agent</w:t>
+      </w:r>
+      <w:r>
+        <w:t xml:space="preserve"> is a standalone helper </w:t>
+      </w:r>
+      <w:r>
+        <w:rPr>
+          <w:b/>
+          <w:bCs/>
+        </w:rPr>
+        <w:t>other people</w:t>
+      </w:r>
+      <w:r>
+        <w:t xml:space="preserve"> can use directly. Same no-code spirit, different job.</w:t>
+      </w:r>
+    </w:p>
+    <w:p>
+      <w:pPr>
+        <w:pStyle w:val="Heading3"/>
+      </w:pPr>
+      <w:bookmarkStart w:id="50" w:name="step-1--open-agent-builder"/>
+      <w:r>
+        <w:lastRenderedPageBreak/>
+        <w:t>Step 1 — Open Agent Builder</w:t>
+      </w:r>
+    </w:p>
+    <w:p>
+      <w:pPr>
+        <w:pStyle w:val="FirstParagraph"/>
+      </w:pPr>
+      <w:r>
+        <w:t xml:space="preserve">In </w:t>
+      </w:r>
+      <w:r>
+        <w:rPr>
+          <w:b/>
+          <w:bCs/>
+        </w:rPr>
+        <w:t>Microsoft 365 Copilot</w:t>
+      </w:r>
+      <w:r>
         <w:t xml:space="preserve"> </w:t>
       </w:r>
       <w:r>
-        <w:t xml:space="preserve">Your Ex 4 skill helps </w:t>
-      </w:r>
-      <w:r>
-        <w:rPr>
-          <w:b/>
-          <w:bCs/>
-        </w:rPr>
-        <w:t>you</w:t>
-      </w:r>
-      <w:r>
-        <w:t xml:space="preserve"> in your own Cowork sessions. An </w:t>
-      </w:r>
-      <w:r>
-        <w:rPr>
-          <w:b/>
-          <w:bCs/>
-        </w:rPr>
-        <w:t>agent</w:t>
-      </w:r>
-      <w:r>
-        <w:t xml:space="preserve"> is a standalone helper </w:t>
-      </w:r>
-      <w:r>
-        <w:rPr>
-          <w:b/>
-          <w:bCs/>
-        </w:rPr>
-        <w:t>other people</w:t>
-      </w:r>
-      <w:r>
-        <w:t xml:space="preserve"> can use directly. Same no-code spirit, different job.</w:t>
-      </w:r>
-    </w:p>
-    <w:p>
-      <w:pPr>
-        <w:pStyle w:val="Heading3"/>
-      </w:pPr>
-      <w:bookmarkStart w:id="50" w:name="step-1--open-agent-builder"/>
-      <w:r>
-        <w:t>Step 1 — Open Agent Builder</w:t>
-      </w:r>
-    </w:p>
-    <w:p>
-      <w:pPr>
-        <w:pStyle w:val="FirstParagraph"/>
-      </w:pPr>
-      <w:r>
-        <w:t xml:space="preserve">In </w:t>
-      </w:r>
-      <w:r>
-        <w:rPr>
-          <w:b/>
-          <w:bCs/>
-        </w:rPr>
-        <w:t>Microsoft 365 Copilot</w:t>
-      </w:r>
-      <w:r>
-        <w:t xml:space="preserve"> (microsoft365.com/chat, office.com/chat, or the Microsoft 365 Copilot tab in Teams), select </w:t>
+        <w:t xml:space="preserve">(microsoft365.com/chat, office.com/chat, or the Microsoft 365 Copilot tab in Teams), select </w:t>
       </w:r>
       <w:r>
         <w:rPr>
@@ -10359,13 +10636,9 @@
         <w:t>HR Policy Agent</w:t>
       </w:r>
       <w:r>
-        <w:t xml:space="preserve"> that answers employee questions about company policies and benefits </w:t>
-      </w:r>
-      <w:r>
-        <w:t xml:space="preserve">— PTO, remote/hybrid work, benefits enrollment, overtime, and the code of conduct — in a warm, professional tone. Always cite the source document and remind the reader that HR should confirm. </w:t>
-      </w:r>
-      <w:r>
-        <w:lastRenderedPageBreak/>
+        <w:t xml:space="preserve"> that answers employee questions about company policies and benefits — PTO, remote/hybrid work, benefits enrollment, overtime, and the code of conduct — in a warm, professional tone. Always cite the source document and remind the reader that HR should confirm. </w:t>
+      </w:r>
+      <w:r>
         <w:t>Politely decline questions about individual pay, performance, legal, or medical matters and redirect them to HR.</w:t>
       </w:r>
     </w:p>
@@ -10402,7 +10675,7 @@
         <w:pStyle w:val="Compact"/>
         <w:numPr>
           <w:ilvl w:val="0"/>
-          <w:numId w:val="41"/>
+          <w:numId w:val="42"/>
         </w:numPr>
       </w:pPr>
       <w:r>
@@ -10431,7 +10704,7 @@
         <w:pStyle w:val="Compact"/>
         <w:numPr>
           <w:ilvl w:val="0"/>
-          <w:numId w:val="41"/>
+          <w:numId w:val="42"/>
         </w:numPr>
       </w:pPr>
       <w:r>
@@ -10442,10 +10715,7 @@
         <w:t>Instructions:</w:t>
       </w:r>
       <w:r>
-        <w:t xml:space="preserve"> </w:t>
-      </w:r>
-      <w:r>
-        <w:t xml:space="preserve">answer format </w:t>
+        <w:t xml:space="preserve"> answer format </w:t>
       </w:r>
       <w:r>
         <w:rPr>
@@ -10463,7 +10733,7 @@
         <w:pStyle w:val="Compact"/>
         <w:numPr>
           <w:ilvl w:val="0"/>
-          <w:numId w:val="41"/>
+          <w:numId w:val="42"/>
         </w:numPr>
       </w:pPr>
       <w:r>
@@ -10533,7 +10803,7 @@
         <w:pStyle w:val="Compact"/>
         <w:numPr>
           <w:ilvl w:val="0"/>
-          <w:numId w:val="41"/>
+          <w:numId w:val="42"/>
         </w:numPr>
       </w:pPr>
       <w:r>
@@ -10562,7 +10832,7 @@
         <w:pStyle w:val="Compact"/>
         <w:numPr>
           <w:ilvl w:val="0"/>
-          <w:numId w:val="42"/>
+          <w:numId w:val="43"/>
         </w:numPr>
       </w:pPr>
       <w:r>
@@ -10594,7 +10864,7 @@
         <w:pStyle w:val="Compact"/>
         <w:numPr>
           <w:ilvl w:val="0"/>
-          <w:numId w:val="42"/>
+          <w:numId w:val="43"/>
         </w:numPr>
       </w:pPr>
       <w:r>
@@ -10682,7 +10952,10 @@
         <w:t>Discuss:</w:t>
       </w:r>
       <w:r>
-        <w:t xml:space="preserve"> Who would use a policy agent in your organization, and which questions should it always hand to a human?</w:t>
+        <w:t xml:space="preserve"> </w:t>
+      </w:r>
+      <w:r>
+        <w:t>Who would use a policy agent in your organization, and which questions should it always hand to a human?</w:t>
       </w:r>
     </w:p>
     <w:p>
@@ -10712,7 +10985,8 @@
     </w:p>
     <w:p>
       <w:r>
-        <w:pict w14:anchorId="21F6668D">
+        <w:lastRenderedPageBreak/>
+        <w:pict w14:anchorId="19D53D03">
           <v:rect id="_x0000_i1037" style="width:0;height:1.5pt" o:hralign="center" o:hrstd="t" o:hr="t"/>
         </w:pict>
       </w:r>
@@ -10722,7 +10996,7 @@
         <w:pStyle w:val="Heading2"/>
       </w:pPr>
       <w:bookmarkStart w:id="55" w:name="wrap-up-5-min"/>
-      <w:bookmarkStart w:id="56" w:name="_Toc241754141"/>
+      <w:bookmarkStart w:id="56" w:name="_Toc241771599"/>
       <w:bookmarkEnd w:id="48"/>
       <w:bookmarkEnd w:id="54"/>
       <w:r>
@@ -10735,7 +11009,7 @@
         <w:pStyle w:val="Compact"/>
         <w:numPr>
           <w:ilvl w:val="0"/>
-          <w:numId w:val="43"/>
+          <w:numId w:val="44"/>
         </w:numPr>
       </w:pPr>
       <w:r>
@@ -10747,7 +11021,7 @@
         <w:pStyle w:val="Compact"/>
         <w:numPr>
           <w:ilvl w:val="0"/>
-          <w:numId w:val="43"/>
+          <w:numId w:val="44"/>
         </w:numPr>
       </w:pPr>
       <w:r>
@@ -10809,7 +11083,7 @@
         <w:pStyle w:val="Compact"/>
         <w:numPr>
           <w:ilvl w:val="0"/>
-          <w:numId w:val="43"/>
+          <w:numId w:val="44"/>
         </w:numPr>
       </w:pPr>
       <w:r>
@@ -10851,7 +11125,7 @@
         <w:pStyle w:val="Compact"/>
         <w:numPr>
           <w:ilvl w:val="0"/>
-          <w:numId w:val="43"/>
+          <w:numId w:val="44"/>
         </w:numPr>
       </w:pPr>
       <w:r>
@@ -10867,7 +11141,7 @@
       <w:r>
         <w:t xml:space="preserve"> (</w:t>
       </w:r>
-      <w:hyperlink r:id="rId26">
+      <w:hyperlink r:id="rId27">
         <w:r>
           <w:rPr>
             <w:rStyle w:val="Hyperlink"/>
@@ -10884,14 +11158,13 @@
         <w:pStyle w:val="Compact"/>
         <w:numPr>
           <w:ilvl w:val="0"/>
-          <w:numId w:val="43"/>
-        </w:numPr>
-      </w:pPr>
-      <w:r>
-        <w:lastRenderedPageBreak/>
+          <w:numId w:val="44"/>
+        </w:numPr>
+      </w:pPr>
+      <w:r>
         <w:t>Remember the golden rules (</w:t>
       </w:r>
-      <w:hyperlink r:id="rId27">
+      <w:hyperlink r:id="rId28">
         <w:r>
           <w:rPr>
             <w:rStyle w:val="Hyperlink"/>
@@ -10915,7 +11188,7 @@
         <w:pStyle w:val="Compact"/>
         <w:numPr>
           <w:ilvl w:val="0"/>
-          <w:numId w:val="43"/>
+          <w:numId w:val="44"/>
         </w:numPr>
       </w:pPr>
       <w:r>
@@ -10926,7 +11199,10 @@
         <w:t>Before you leave:</w:t>
       </w:r>
       <w:r>
-        <w:t xml:space="preserve"> pause or delete the schedules you created in Exercises 1 and 7 (</w:t>
+        <w:t xml:space="preserve"> </w:t>
+      </w:r>
+      <w:r>
+        <w:t>pause or delete the schedules you created in Exercises 1 and 7 (</w:t>
       </w:r>
       <w:r>
         <w:rPr>
@@ -10944,7 +11220,7 @@
         <w:pStyle w:val="Compact"/>
         <w:numPr>
           <w:ilvl w:val="0"/>
-          <w:numId w:val="43"/>
+          <w:numId w:val="44"/>
         </w:numPr>
       </w:pPr>
       <w:r>
@@ -10957,7 +11233,7 @@
       <w:r>
         <w:t xml:space="preserve"> you'll receive </w:t>
       </w:r>
-      <w:hyperlink r:id="rId28">
+      <w:hyperlink r:id="rId29">
         <w:r>
           <w:rPr>
             <w:rStyle w:val="Hyperlink"/>
@@ -10983,13 +11259,13 @@
         <w:pStyle w:val="Compact"/>
         <w:numPr>
           <w:ilvl w:val="0"/>
-          <w:numId w:val="44"/>
+          <w:numId w:val="45"/>
         </w:numPr>
       </w:pPr>
       <w:r>
         <w:t xml:space="preserve">Cowork toggle missing or no response → </w:t>
       </w:r>
-      <w:hyperlink r:id="rId29">
+      <w:hyperlink r:id="rId30">
         <w:r>
           <w:rPr>
             <w:rStyle w:val="Hyperlink"/>
@@ -11006,7 +11282,7 @@
         <w:pStyle w:val="Compact"/>
         <w:numPr>
           <w:ilvl w:val="0"/>
-          <w:numId w:val="44"/>
+          <w:numId w:val="45"/>
         </w:numPr>
       </w:pPr>
       <w:r>
@@ -11020,15 +11296,18 @@
         <w:t>"Only you"</w:t>
       </w:r>
       <w:r>
-        <w:t xml:space="preserve"> or add your initials to the name (everyone's in the same tenant).</w:t>
-      </w:r>
-    </w:p>
-    <w:p>
-      <w:pPr>
-        <w:pStyle w:val="Compact"/>
-        <w:numPr>
-          <w:ilvl w:val="0"/>
-          <w:numId w:val="44"/>
+        <w:t xml:space="preserve"> or add your initials to the name </w:t>
+      </w:r>
+      <w:r>
+        <w:t>(everyone's in the same tenant).</w:t>
+      </w:r>
+    </w:p>
+    <w:p>
+      <w:pPr>
+        <w:pStyle w:val="Compact"/>
+        <w:numPr>
+          <w:ilvl w:val="0"/>
+          <w:numId w:val="45"/>
         </w:numPr>
       </w:pPr>
       <w:r>
@@ -11049,7 +11328,7 @@
       <w:bookmarkEnd w:id="57"/>
     </w:p>
     <w:sectPr>
-      <w:footerReference w:type="default" r:id="rId30"/>
+      <w:footerReference w:type="default" r:id="rId31"/>
       <w:footnotePr>
         <w:numRestart w:val="eachSect"/>
       </w:footnotePr>
@@ -11169,7 +11448,7 @@
   <w:abstractNum w:abstractNumId="0" w15:restartNumberingAfterBreak="0">
     <w:nsid w:val="0000A990"/>
     <w:multiLevelType w:val="multilevel"/>
-    <w:tmpl w:val="AEA6AF68"/>
+    <w:tmpl w:val="4956FD96"/>
     <w:lvl w:ilvl="0">
       <w:numFmt w:val="bullet"/>
       <w:lvlText w:val=" "/>
@@ -11246,7 +11525,7 @@
   <w:abstractNum w:abstractNumId="1" w15:restartNumberingAfterBreak="0">
     <w:nsid w:val="0000A991"/>
     <w:multiLevelType w:val="multilevel"/>
-    <w:tmpl w:val="A824F6AC"/>
+    <w:tmpl w:val="43EC1682"/>
     <w:lvl w:ilvl="0">
       <w:numFmt w:val="bullet"/>
       <w:lvlText w:val=""/>
@@ -11350,7 +11629,7 @@
   <w:abstractNum w:abstractNumId="2" w15:restartNumberingAfterBreak="0">
     <w:nsid w:val="00A99411"/>
     <w:multiLevelType w:val="multilevel"/>
-    <w:tmpl w:val="B5A29EF2"/>
+    <w:tmpl w:val="06DA52C2"/>
     <w:lvl w:ilvl="0">
       <w:start w:val="1"/>
       <w:numFmt w:val="decimal"/>
@@ -11433,13 +11712,13 @@
       </w:pPr>
     </w:lvl>
   </w:abstractNum>
-  <w:num w:numId="1" w16cid:durableId="197014049">
+  <w:num w:numId="1" w16cid:durableId="1547251050">
     <w:abstractNumId w:val="0"/>
   </w:num>
-  <w:num w:numId="2" w16cid:durableId="245380843">
+  <w:num w:numId="2" w16cid:durableId="1474325333">
     <w:abstractNumId w:val="1"/>
   </w:num>
-  <w:num w:numId="3" w16cid:durableId="677660896">
+  <w:num w:numId="3" w16cid:durableId="1003585408">
     <w:abstractNumId w:val="2"/>
     <w:lvlOverride w:ilvl="0">
       <w:startOverride w:val="1"/>
@@ -11469,7 +11748,7 @@
       <w:startOverride w:val="1"/>
     </w:lvlOverride>
   </w:num>
-  <w:num w:numId="4" w16cid:durableId="2088070941">
+  <w:num w:numId="4" w16cid:durableId="1968272292">
     <w:abstractNumId w:val="2"/>
     <w:lvlOverride w:ilvl="0">
       <w:startOverride w:val="1"/>
@@ -11499,10 +11778,10 @@
       <w:startOverride w:val="1"/>
     </w:lvlOverride>
   </w:num>
-  <w:num w:numId="5" w16cid:durableId="1584685254">
+  <w:num w:numId="5" w16cid:durableId="1164008455">
     <w:abstractNumId w:val="1"/>
   </w:num>
-  <w:num w:numId="6" w16cid:durableId="1274745711">
+  <w:num w:numId="6" w16cid:durableId="1856533096">
     <w:abstractNumId w:val="2"/>
     <w:lvlOverride w:ilvl="0">
       <w:startOverride w:val="1"/>
@@ -11532,10 +11811,10 @@
       <w:startOverride w:val="1"/>
     </w:lvlOverride>
   </w:num>
-  <w:num w:numId="7" w16cid:durableId="496044963">
+  <w:num w:numId="7" w16cid:durableId="2021351074">
     <w:abstractNumId w:val="1"/>
   </w:num>
-  <w:num w:numId="8" w16cid:durableId="448203395">
+  <w:num w:numId="8" w16cid:durableId="349768621">
     <w:abstractNumId w:val="2"/>
     <w:lvlOverride w:ilvl="0">
       <w:startOverride w:val="1"/>
@@ -11565,13 +11844,13 @@
       <w:startOverride w:val="1"/>
     </w:lvlOverride>
   </w:num>
-  <w:num w:numId="9" w16cid:durableId="540678008">
+  <w:num w:numId="9" w16cid:durableId="301350019">
     <w:abstractNumId w:val="1"/>
   </w:num>
-  <w:num w:numId="10" w16cid:durableId="1883441085">
+  <w:num w:numId="10" w16cid:durableId="254898857">
     <w:abstractNumId w:val="1"/>
   </w:num>
-  <w:num w:numId="11" w16cid:durableId="534080246">
+  <w:num w:numId="11" w16cid:durableId="245264232">
     <w:abstractNumId w:val="2"/>
     <w:lvlOverride w:ilvl="0">
       <w:startOverride w:val="1"/>
@@ -11601,22 +11880,25 @@
       <w:startOverride w:val="1"/>
     </w:lvlOverride>
   </w:num>
-  <w:num w:numId="12" w16cid:durableId="1403455081">
+  <w:num w:numId="12" w16cid:durableId="1920094358">
     <w:abstractNumId w:val="1"/>
   </w:num>
-  <w:num w:numId="13" w16cid:durableId="1383217186">
+  <w:num w:numId="13" w16cid:durableId="1230115504">
     <w:abstractNumId w:val="1"/>
   </w:num>
-  <w:num w:numId="14" w16cid:durableId="1377393855">
+  <w:num w:numId="14" w16cid:durableId="1867790722">
     <w:abstractNumId w:val="1"/>
   </w:num>
-  <w:num w:numId="15" w16cid:durableId="1161507832">
+  <w:num w:numId="15" w16cid:durableId="590310669">
     <w:abstractNumId w:val="1"/>
   </w:num>
-  <w:num w:numId="16" w16cid:durableId="174225557">
+  <w:num w:numId="16" w16cid:durableId="1516269271">
     <w:abstractNumId w:val="1"/>
   </w:num>
-  <w:num w:numId="17" w16cid:durableId="1790780150">
+  <w:num w:numId="17" w16cid:durableId="1004547497">
+    <w:abstractNumId w:val="1"/>
+  </w:num>
+  <w:num w:numId="18" w16cid:durableId="520630863">
     <w:abstractNumId w:val="2"/>
     <w:lvlOverride w:ilvl="0">
       <w:startOverride w:val="1"/>
@@ -11646,7 +11928,7 @@
       <w:startOverride w:val="1"/>
     </w:lvlOverride>
   </w:num>
-  <w:num w:numId="18" w16cid:durableId="873234324">
+  <w:num w:numId="19" w16cid:durableId="1516531001">
     <w:abstractNumId w:val="2"/>
     <w:lvlOverride w:ilvl="0">
       <w:startOverride w:val="1"/>
@@ -11676,16 +11958,16 @@
       <w:startOverride w:val="1"/>
     </w:lvlOverride>
   </w:num>
-  <w:num w:numId="19" w16cid:durableId="2009599523">
+  <w:num w:numId="20" w16cid:durableId="1582373838">
     <w:abstractNumId w:val="1"/>
   </w:num>
-  <w:num w:numId="20" w16cid:durableId="1749884594">
+  <w:num w:numId="21" w16cid:durableId="933319532">
     <w:abstractNumId w:val="1"/>
   </w:num>
-  <w:num w:numId="21" w16cid:durableId="898903763">
+  <w:num w:numId="22" w16cid:durableId="1618370125">
     <w:abstractNumId w:val="1"/>
   </w:num>
-  <w:num w:numId="22" w16cid:durableId="1004942423">
+  <w:num w:numId="23" w16cid:durableId="356277086">
     <w:abstractNumId w:val="2"/>
     <w:lvlOverride w:ilvl="0">
       <w:startOverride w:val="1"/>
@@ -11715,7 +11997,7 @@
       <w:startOverride w:val="1"/>
     </w:lvlOverride>
   </w:num>
-  <w:num w:numId="23" w16cid:durableId="565578858">
+  <w:num w:numId="24" w16cid:durableId="445850837">
     <w:abstractNumId w:val="2"/>
     <w:lvlOverride w:ilvl="0">
       <w:startOverride w:val="1"/>
@@ -11745,10 +12027,10 @@
       <w:startOverride w:val="1"/>
     </w:lvlOverride>
   </w:num>
-  <w:num w:numId="24" w16cid:durableId="1834834088">
+  <w:num w:numId="25" w16cid:durableId="413480563">
     <w:abstractNumId w:val="1"/>
   </w:num>
-  <w:num w:numId="25" w16cid:durableId="899367357">
+  <w:num w:numId="26" w16cid:durableId="194731744">
     <w:abstractNumId w:val="2"/>
     <w:lvlOverride w:ilvl="0">
       <w:startOverride w:val="1"/>
@@ -11778,13 +12060,13 @@
       <w:startOverride w:val="1"/>
     </w:lvlOverride>
   </w:num>
-  <w:num w:numId="26" w16cid:durableId="485436646">
+  <w:num w:numId="27" w16cid:durableId="2018384461">
     <w:abstractNumId w:val="1"/>
   </w:num>
-  <w:num w:numId="27" w16cid:durableId="155607989">
+  <w:num w:numId="28" w16cid:durableId="1043604023">
     <w:abstractNumId w:val="1"/>
   </w:num>
-  <w:num w:numId="28" w16cid:durableId="880095088">
+  <w:num w:numId="29" w16cid:durableId="1256671173">
     <w:abstractNumId w:val="2"/>
     <w:lvlOverride w:ilvl="0">
       <w:startOverride w:val="1"/>
@@ -11814,22 +12096,22 @@
       <w:startOverride w:val="1"/>
     </w:lvlOverride>
   </w:num>
-  <w:num w:numId="29" w16cid:durableId="2090614621">
+  <w:num w:numId="30" w16cid:durableId="39785435">
     <w:abstractNumId w:val="1"/>
   </w:num>
-  <w:num w:numId="30" w16cid:durableId="1181578850">
+  <w:num w:numId="31" w16cid:durableId="447699109">
     <w:abstractNumId w:val="1"/>
   </w:num>
-  <w:num w:numId="31" w16cid:durableId="1929607617">
+  <w:num w:numId="32" w16cid:durableId="452485479">
     <w:abstractNumId w:val="1"/>
   </w:num>
-  <w:num w:numId="32" w16cid:durableId="414984621">
+  <w:num w:numId="33" w16cid:durableId="641734466">
     <w:abstractNumId w:val="1"/>
   </w:num>
-  <w:num w:numId="33" w16cid:durableId="1195726175">
+  <w:num w:numId="34" w16cid:durableId="162672167">
     <w:abstractNumId w:val="1"/>
   </w:num>
-  <w:num w:numId="34" w16cid:durableId="621425472">
+  <w:num w:numId="35" w16cid:durableId="72433835">
     <w:abstractNumId w:val="2"/>
     <w:lvlOverride w:ilvl="0">
       <w:startOverride w:val="1"/>
@@ -11859,13 +12141,13 @@
       <w:startOverride w:val="1"/>
     </w:lvlOverride>
   </w:num>
-  <w:num w:numId="35" w16cid:durableId="1933199461">
+  <w:num w:numId="36" w16cid:durableId="247271476">
     <w:abstractNumId w:val="1"/>
   </w:num>
-  <w:num w:numId="36" w16cid:durableId="733116820">
+  <w:num w:numId="37" w16cid:durableId="1522666280">
     <w:abstractNumId w:val="1"/>
   </w:num>
-  <w:num w:numId="37" w16cid:durableId="1871720273">
+  <w:num w:numId="38" w16cid:durableId="1217550578">
     <w:abstractNumId w:val="2"/>
     <w:lvlOverride w:ilvl="0">
       <w:startOverride w:val="1"/>
@@ -11895,25 +12177,25 @@
       <w:startOverride w:val="1"/>
     </w:lvlOverride>
   </w:num>
-  <w:num w:numId="38" w16cid:durableId="2017266177">
+  <w:num w:numId="39" w16cid:durableId="1243224388">
     <w:abstractNumId w:val="1"/>
   </w:num>
-  <w:num w:numId="39" w16cid:durableId="1987661478">
+  <w:num w:numId="40" w16cid:durableId="1737363477">
     <w:abstractNumId w:val="1"/>
   </w:num>
-  <w:num w:numId="40" w16cid:durableId="1979843384">
+  <w:num w:numId="41" w16cid:durableId="1534658171">
     <w:abstractNumId w:val="1"/>
   </w:num>
-  <w:num w:numId="41" w16cid:durableId="269364528">
+  <w:num w:numId="42" w16cid:durableId="2123835728">
     <w:abstractNumId w:val="1"/>
   </w:num>
-  <w:num w:numId="42" w16cid:durableId="356277895">
+  <w:num w:numId="43" w16cid:durableId="1932006553">
     <w:abstractNumId w:val="1"/>
   </w:num>
-  <w:num w:numId="43" w16cid:durableId="1399092877">
+  <w:num w:numId="44" w16cid:durableId="728112470">
     <w:abstractNumId w:val="1"/>
   </w:num>
-  <w:num w:numId="44" w16cid:durableId="1237596571">
+  <w:num w:numId="45" w16cid:durableId="1028683551">
     <w:abstractNumId w:val="1"/>
   </w:num>
 </w:numbering>
@@ -13164,7 +13446,7 @@
     <w:next w:val="Normal"/>
     <w:autoRedefine/>
     <w:uiPriority w:val="39"/>
-    <w:rsid w:val="00F93CEF"/>
+    <w:rsid w:val="008F53DF"/>
     <w:pPr>
       <w:spacing w:after="100"/>
     </w:pPr>
@@ -13175,7 +13457,7 @@
     <w:next w:val="Normal"/>
     <w:autoRedefine/>
     <w:uiPriority w:val="39"/>
-    <w:rsid w:val="00F93CEF"/>
+    <w:rsid w:val="008F53DF"/>
     <w:pPr>
       <w:spacing w:after="100"/>
       <w:ind w:left="210"/>
@@ -13185,7 +13467,7 @@
     <w:name w:val="header"/>
     <w:basedOn w:val="Normal"/>
     <w:link w:val="HeaderChar"/>
-    <w:rsid w:val="00F93CEF"/>
+    <w:rsid w:val="008F53DF"/>
     <w:pPr>
       <w:tabs>
         <w:tab w:val="center" w:pos="4513"/>
@@ -13198,7 +13480,7 @@
     <w:name w:val="Header Char"/>
     <w:basedOn w:val="DefaultParagraphFont"/>
     <w:link w:val="Header"/>
-    <w:rsid w:val="00F93CEF"/>
+    <w:rsid w:val="008F53DF"/>
     <w:rPr>
       <w:rFonts w:ascii="Segoe UI" w:eastAsia="Segoe UI" w:hAnsi="Segoe UI" w:cs="Segoe UI"/>
       <w:color w:val="242424"/>
@@ -13209,7 +13491,7 @@
     <w:name w:val="footer"/>
     <w:basedOn w:val="Normal"/>
     <w:link w:val="FooterChar"/>
-    <w:rsid w:val="00F93CEF"/>
+    <w:rsid w:val="008F53DF"/>
     <w:pPr>
       <w:tabs>
         <w:tab w:val="center" w:pos="4513"/>
@@ -13222,7 +13504,7 @@
     <w:name w:val="Footer Char"/>
     <w:basedOn w:val="DefaultParagraphFont"/>
     <w:link w:val="Footer"/>
-    <w:rsid w:val="00F93CEF"/>
+    <w:rsid w:val="008F53DF"/>
     <w:rPr>
       <w:rFonts w:ascii="Segoe UI" w:eastAsia="Segoe UI" w:hAnsi="Segoe UI" w:cs="Segoe UI"/>
       <w:color w:val="242424"/>

--- a/participant-workbook.docx
+++ b/participant-workbook.docx
@@ -10,7 +10,7 @@
           <w:sz w:val="21"/>
           <w:szCs w:val="24"/>
         </w:rPr>
-        <w:id w:val="642935201"/>
+        <w:id w:val="-1982914215"/>
         <w:docPartObj>
           <w:docPartGallery w:val="Table of Contents"/>
           <w:docPartUnique/>
@@ -51,7 +51,7 @@
           <w:r>
             <w:fldChar w:fldCharType="separate"/>
           </w:r>
-          <w:hyperlink w:anchor="_Toc241754127" w:history="1">
+          <w:hyperlink w:anchor="_Toc241858796" w:history="1">
             <w:r>
               <w:rPr>
                 <w:rStyle w:val="Hyperlink"/>
@@ -78,7 +78,7 @@
                 <w:noProof/>
                 <w:webHidden/>
               </w:rPr>
-              <w:instrText xml:space="preserve"> PAGEREF _Toc241754127 \h </w:instrText>
+              <w:instrText xml:space="preserve"> PAGEREF _Toc241858796 \h </w:instrText>
             </w:r>
             <w:r>
               <w:rPr>
@@ -125,7 +125,7 @@
               <w14:ligatures w14:val="standardContextual"/>
             </w:rPr>
           </w:pPr>
-          <w:hyperlink w:anchor="_Toc241754128" w:history="1">
+          <w:hyperlink w:anchor="_Toc241858797" w:history="1">
             <w:r>
               <w:rPr>
                 <w:rStyle w:val="Hyperlink"/>
@@ -152,7 +152,7 @@
                 <w:noProof/>
                 <w:webHidden/>
               </w:rPr>
-              <w:instrText xml:space="preserve"> PAGEREF _Toc241754128 \h </w:instrText>
+              <w:instrText xml:space="preserve"> PAGEREF _Toc241858797 \h </w:instrText>
             </w:r>
             <w:r>
               <w:rPr>
@@ -199,7 +199,7 @@
               <w14:ligatures w14:val="standardContextual"/>
             </w:rPr>
           </w:pPr>
-          <w:hyperlink w:anchor="_Toc241754129" w:history="1">
+          <w:hyperlink w:anchor="_Toc241858798" w:history="1">
             <w:r>
               <w:rPr>
                 <w:rStyle w:val="Hyperlink"/>
@@ -226,7 +226,7 @@
                 <w:noProof/>
                 <w:webHidden/>
               </w:rPr>
-              <w:instrText xml:space="preserve"> PAGEREF _Toc241754129 \h </w:instrText>
+              <w:instrText xml:space="preserve"> PAGEREF _Toc241858798 \h </w:instrText>
             </w:r>
             <w:r>
               <w:rPr>
@@ -273,7 +273,7 @@
               <w14:ligatures w14:val="standardContextual"/>
             </w:rPr>
           </w:pPr>
-          <w:hyperlink w:anchor="_Toc241754130" w:history="1">
+          <w:hyperlink w:anchor="_Toc241858799" w:history="1">
             <w:r>
               <w:rPr>
                 <w:rStyle w:val="Hyperlink"/>
@@ -300,7 +300,7 @@
                 <w:noProof/>
                 <w:webHidden/>
               </w:rPr>
-              <w:instrText xml:space="preserve"> PAGEREF _Toc241754130 \h </w:instrText>
+              <w:instrText xml:space="preserve"> PAGEREF _Toc241858799 \h </w:instrText>
             </w:r>
             <w:r>
               <w:rPr>
@@ -347,7 +347,7 @@
               <w14:ligatures w14:val="standardContextual"/>
             </w:rPr>
           </w:pPr>
-          <w:hyperlink w:anchor="_Toc241754131" w:history="1">
+          <w:hyperlink w:anchor="_Toc241858800" w:history="1">
             <w:r>
               <w:rPr>
                 <w:rStyle w:val="Hyperlink"/>
@@ -374,7 +374,7 @@
                 <w:noProof/>
                 <w:webHidden/>
               </w:rPr>
-              <w:instrText xml:space="preserve"> PAGEREF _Toc241754131 \h </w:instrText>
+              <w:instrText xml:space="preserve"> PAGEREF _Toc241858800 \h </w:instrText>
             </w:r>
             <w:r>
               <w:rPr>
@@ -421,7 +421,7 @@
               <w14:ligatures w14:val="standardContextual"/>
             </w:rPr>
           </w:pPr>
-          <w:hyperlink w:anchor="_Toc241754132" w:history="1">
+          <w:hyperlink w:anchor="_Toc241858801" w:history="1">
             <w:r>
               <w:rPr>
                 <w:rStyle w:val="Hyperlink"/>
@@ -456,7 +456,7 @@
                 <w:noProof/>
                 <w:webHidden/>
               </w:rPr>
-              <w:instrText xml:space="preserve"> PAGEREF _Toc241754132 \h </w:instrText>
+              <w:instrText xml:space="preserve"> PAGEREF _Toc241858801 \h </w:instrText>
             </w:r>
             <w:r>
               <w:rPr>
@@ -476,7 +476,7 @@
                 <w:noProof/>
                 <w:webHidden/>
               </w:rPr>
-              <w:t>7</w:t>
+              <w:t>8</w:t>
             </w:r>
             <w:r>
               <w:rPr>
@@ -503,7 +503,7 @@
               <w14:ligatures w14:val="standardContextual"/>
             </w:rPr>
           </w:pPr>
-          <w:hyperlink w:anchor="_Toc241754133" w:history="1">
+          <w:hyperlink w:anchor="_Toc241858802" w:history="1">
             <w:r>
               <w:rPr>
                 <w:rStyle w:val="Hyperlink"/>
@@ -530,7 +530,7 @@
                 <w:noProof/>
                 <w:webHidden/>
               </w:rPr>
-              <w:instrText xml:space="preserve"> PAGEREF _Toc241754133 \h </w:instrText>
+              <w:instrText xml:space="preserve"> PAGEREF _Toc241858802 \h </w:instrText>
             </w:r>
             <w:r>
               <w:rPr>
@@ -577,7 +577,7 @@
               <w14:ligatures w14:val="standardContextual"/>
             </w:rPr>
           </w:pPr>
-          <w:hyperlink w:anchor="_Toc241754134" w:history="1">
+          <w:hyperlink w:anchor="_Toc241858803" w:history="1">
             <w:r>
               <w:rPr>
                 <w:rStyle w:val="Hyperlink"/>
@@ -604,7 +604,7 @@
                 <w:noProof/>
                 <w:webHidden/>
               </w:rPr>
-              <w:instrText xml:space="preserve"> PAGEREF _Toc241754134 \h </w:instrText>
+              <w:instrText xml:space="preserve"> PAGEREF _Toc241858803 \h </w:instrText>
             </w:r>
             <w:r>
               <w:rPr>
@@ -651,7 +651,7 @@
               <w14:ligatures w14:val="standardContextual"/>
             </w:rPr>
           </w:pPr>
-          <w:hyperlink w:anchor="_Toc241754135" w:history="1">
+          <w:hyperlink w:anchor="_Toc241858804" w:history="1">
             <w:r>
               <w:rPr>
                 <w:rStyle w:val="Hyperlink"/>
@@ -678,7 +678,7 @@
                 <w:noProof/>
                 <w:webHidden/>
               </w:rPr>
-              <w:instrText xml:space="preserve"> PAGEREF _Toc241754135 \h </w:instrText>
+              <w:instrText xml:space="preserve"> PAGEREF _Toc241858804 \h </w:instrText>
             </w:r>
             <w:r>
               <w:rPr>
@@ -725,7 +725,7 @@
               <w14:ligatures w14:val="standardContextual"/>
             </w:rPr>
           </w:pPr>
-          <w:hyperlink w:anchor="_Toc241754136" w:history="1">
+          <w:hyperlink w:anchor="_Toc241858805" w:history="1">
             <w:r>
               <w:rPr>
                 <w:rStyle w:val="Hyperlink"/>
@@ -760,7 +760,7 @@
                 <w:noProof/>
                 <w:webHidden/>
               </w:rPr>
-              <w:instrText xml:space="preserve"> PAGEREF _Toc241754136 \h </w:instrText>
+              <w:instrText xml:space="preserve"> PAGEREF _Toc241858805 \h </w:instrText>
             </w:r>
             <w:r>
               <w:rPr>
@@ -807,7 +807,7 @@
               <w14:ligatures w14:val="standardContextual"/>
             </w:rPr>
           </w:pPr>
-          <w:hyperlink w:anchor="_Toc241754137" w:history="1">
+          <w:hyperlink w:anchor="_Toc241858806" w:history="1">
             <w:r>
               <w:rPr>
                 <w:rStyle w:val="Hyperlink"/>
@@ -834,7 +834,7 @@
                 <w:noProof/>
                 <w:webHidden/>
               </w:rPr>
-              <w:instrText xml:space="preserve"> PAGEREF _Toc241754137 \h </w:instrText>
+              <w:instrText xml:space="preserve"> PAGEREF _Toc241858806 \h </w:instrText>
             </w:r>
             <w:r>
               <w:rPr>
@@ -881,7 +881,7 @@
               <w14:ligatures w14:val="standardContextual"/>
             </w:rPr>
           </w:pPr>
-          <w:hyperlink w:anchor="_Toc241754138" w:history="1">
+          <w:hyperlink w:anchor="_Toc241858807" w:history="1">
             <w:r>
               <w:rPr>
                 <w:rStyle w:val="Hyperlink"/>
@@ -908,7 +908,7 @@
                 <w:noProof/>
                 <w:webHidden/>
               </w:rPr>
-              <w:instrText xml:space="preserve"> PAGEREF _Toc241754138 \h </w:instrText>
+              <w:instrText xml:space="preserve"> PAGEREF _Toc241858807 \h </w:instrText>
             </w:r>
             <w:r>
               <w:rPr>
@@ -955,7 +955,7 @@
               <w14:ligatures w14:val="standardContextual"/>
             </w:rPr>
           </w:pPr>
-          <w:hyperlink w:anchor="_Toc241754139" w:history="1">
+          <w:hyperlink w:anchor="_Toc241858808" w:history="1">
             <w:r>
               <w:rPr>
                 <w:rStyle w:val="Hyperlink"/>
@@ -990,7 +990,7 @@
                 <w:noProof/>
                 <w:webHidden/>
               </w:rPr>
-              <w:instrText xml:space="preserve"> PAGEREF _Toc241754139 \h </w:instrText>
+              <w:instrText xml:space="preserve"> PAGEREF _Toc241858808 \h </w:instrText>
             </w:r>
             <w:r>
               <w:rPr>
@@ -1037,7 +1037,7 @@
               <w14:ligatures w14:val="standardContextual"/>
             </w:rPr>
           </w:pPr>
-          <w:hyperlink w:anchor="_Toc241754140" w:history="1">
+          <w:hyperlink w:anchor="_Toc241858809" w:history="1">
             <w:r>
               <w:rPr>
                 <w:rStyle w:val="Hyperlink"/>
@@ -1064,7 +1064,7 @@
                 <w:noProof/>
                 <w:webHidden/>
               </w:rPr>
-              <w:instrText xml:space="preserve"> PAGEREF _Toc241754140 \h </w:instrText>
+              <w:instrText xml:space="preserve"> PAGEREF _Toc241858809 \h </w:instrText>
             </w:r>
             <w:r>
               <w:rPr>
@@ -1111,7 +1111,7 @@
               <w14:ligatures w14:val="standardContextual"/>
             </w:rPr>
           </w:pPr>
-          <w:hyperlink w:anchor="_Toc241754141" w:history="1">
+          <w:hyperlink w:anchor="_Toc241858810" w:history="1">
             <w:r>
               <w:rPr>
                 <w:rStyle w:val="Hyperlink"/>
@@ -1138,7 +1138,7 @@
                 <w:noProof/>
                 <w:webHidden/>
               </w:rPr>
-              <w:instrText xml:space="preserve"> PAGEREF _Toc241754141 \h </w:instrText>
+              <w:instrText xml:space="preserve"> PAGEREF _Toc241858810 \h </w:instrText>
             </w:r>
             <w:r>
               <w:rPr>
@@ -1181,7 +1181,7 @@
         <w:pStyle w:val="Heading1"/>
       </w:pPr>
       <w:bookmarkStart w:id="0" w:name="participant-workbook"/>
-      <w:bookmarkStart w:id="1" w:name="_Toc241754127"/>
+      <w:bookmarkStart w:id="1" w:name="_Toc241858796"/>
       <w:r>
         <w:t>Participant Workbook</w:t>
       </w:r>
@@ -1192,7 +1192,7 @@
         <w:pStyle w:val="Heading2"/>
       </w:pPr>
       <w:bookmarkStart w:id="2" w:name="Xa046f7e33c7391c4827688ee785cfee5a5aaa0a"/>
-      <w:bookmarkStart w:id="3" w:name="_Toc241754128"/>
+      <w:bookmarkStart w:id="3" w:name="_Toc241858797"/>
       <w:r>
         <w:t>Getting Things Done with Copilot Cowork for HR Tasks</w:t>
       </w:r>
@@ -1636,7 +1636,7 @@
     </w:p>
     <w:p>
       <w:r>
-        <w:pict w14:anchorId="75B0CCBC">
+        <w:pict w14:anchorId="7B728FD0">
           <v:rect id="_x0000_i1025" style="width:0;height:1.5pt" o:hralign="center" o:hrstd="t" o:hr="t"/>
         </w:pict>
       </w:r>
@@ -1646,7 +1646,7 @@
         <w:pStyle w:val="Heading2"/>
       </w:pPr>
       <w:bookmarkStart w:id="5" w:name="X004f5aab55e729b1fea9905fcfd8fe18120d1fc"/>
-      <w:bookmarkStart w:id="6" w:name="_Toc241754129"/>
+      <w:bookmarkStart w:id="6" w:name="_Toc241858798"/>
       <w:bookmarkEnd w:id="2"/>
       <w:bookmarkEnd w:id="4"/>
       <w:r>
@@ -1924,7 +1924,18 @@
         <w:t>Extract All</w:t>
       </w:r>
       <w:r>
-        <w:t>).</w:t>
+        <w:t xml:space="preserve">). Inside is a folder named </w:t>
+      </w:r>
+      <w:r>
+        <w:rPr>
+          <w:rStyle w:val="VerbatimChar"/>
+          <w:b/>
+          <w:bCs/>
+        </w:rPr>
+        <w:t>ai_hr_cowork_workshop</w:t>
+      </w:r>
+      <w:r>
+        <w:t xml:space="preserve"> that holds the six files.</w:t>
       </w:r>
     </w:p>
     <w:p>
@@ -1986,6 +1997,37 @@
           <w:b/>
           <w:bCs/>
         </w:rPr>
+        <w:t>+ Create or upload → Folder upload</w:t>
+      </w:r>
+      <w:r>
+        <w:t xml:space="preserve"> and choose the extracted </w:t>
+      </w:r>
+      <w:r>
+        <w:rPr>
+          <w:rStyle w:val="VerbatimChar"/>
+          <w:b/>
+          <w:bCs/>
+        </w:rPr>
+        <w:t>ai_hr_cowork_workshop</w:t>
+      </w:r>
+      <w:r>
+        <w:t xml:space="preserve"> folder (or drag the folder onto the page). OneDrive creates the folder and uploads all six files. </w:t>
+      </w:r>
+      <w:r>
+        <w:rPr>
+          <w:i/>
+          <w:iCs/>
+        </w:rPr>
+        <w:t>No Folder upload option?</w:t>
+      </w:r>
+      <w:r>
+        <w:t xml:space="preserve"> Select </w:t>
+      </w:r>
+      <w:r>
+        <w:rPr>
+          <w:b/>
+          <w:bCs/>
+        </w:rPr>
         <w:t>+ Create or upload → Folder</w:t>
       </w:r>
       <w:r>
@@ -2000,32 +2042,17 @@
         <w:t>ai_hr_cowork_workshop</w:t>
       </w:r>
       <w:r>
-        <w:t>, and open it.</w:t>
-      </w:r>
-    </w:p>
-    <w:p>
-      <w:pPr>
-        <w:pStyle w:val="Compact"/>
-        <w:numPr>
-          <w:ilvl w:val="0"/>
-          <w:numId w:val="6"/>
-        </w:numPr>
-      </w:pPr>
-      <w:r>
-        <w:t xml:space="preserve">Select </w:t>
-      </w:r>
-      <w:r>
-        <w:rPr>
-          <w:b/>
-          <w:bCs/>
-        </w:rPr>
-        <w:t>+ Create or upload → Files upload</w:t>
-      </w:r>
-      <w:r>
-        <w:t xml:space="preserve"> </w:t>
-      </w:r>
-      <w:r>
-        <w:t>(or drag and drop) and upload all six files.</w:t>
+        <w:t xml:space="preserve">, open it, then use </w:t>
+      </w:r>
+      <w:r>
+        <w:rPr>
+          <w:b/>
+          <w:bCs/>
+        </w:rPr>
+        <w:t>Files upload</w:t>
+      </w:r>
+      <w:r>
+        <w:t xml:space="preserve"> to add the six files.</w:t>
       </w:r>
     </w:p>
     <w:p>
@@ -2343,6 +2370,7 @@
               <w:rPr>
                 <w:rStyle w:val="VerbatimChar"/>
               </w:rPr>
+              <w:lastRenderedPageBreak/>
               <w:t>job-description-sample.docx</w:t>
             </w:r>
           </w:p>
@@ -2449,7 +2477,6 @@
               <w:rPr>
                 <w:rStyle w:val="VerbatimChar"/>
               </w:rPr>
-              <w:lastRenderedPageBreak/>
               <w:t>hr-tickets-sample.xlsx</w:t>
             </w:r>
           </w:p>
@@ -2565,7 +2592,10 @@
         <w:t>Add attachments (+) → Attach cloud files</w:t>
       </w:r>
       <w:r>
-        <w:t xml:space="preserve"> and pick the file from OneDrive, or type </w:t>
+        <w:t xml:space="preserve"> </w:t>
+      </w:r>
+      <w:r>
+        <w:t xml:space="preserve">and pick the file from OneDrive, or type </w:t>
       </w:r>
       <w:r>
         <w:rPr>
@@ -2700,7 +2730,10 @@
         <w:t>Automations</w:t>
       </w:r>
       <w:r>
-        <w:t xml:space="preserve"> — schedule tasks or run them on events (you'll use this in Exercise 7).</w:t>
+        <w:t xml:space="preserve"> </w:t>
+      </w:r>
+      <w:r>
+        <w:t>— schedule tasks or run them on events (you'll use this in Exercise 7).</w:t>
       </w:r>
     </w:p>
     <w:p>
@@ -2738,10 +2771,7 @@
         </w:r>
       </w:hyperlink>
       <w:r>
-        <w:t xml:space="preserve"> </w:t>
-      </w:r>
-      <w:r>
-        <w:t>for the full tour.</w:t>
+        <w:t xml:space="preserve"> for the full tour.</w:t>
       </w:r>
     </w:p>
     <w:p>
@@ -2769,7 +2799,10 @@
         <w:t>automatically adds to the start of every task</w:t>
       </w:r>
       <w:r>
-        <w:t>, so you don't have to repeat your tone, format, or rules in each prompt. Set them once now and they apply to every exercise today.</w:t>
+        <w:t xml:space="preserve">, so you </w:t>
+      </w:r>
+      <w:r>
+        <w:t>don't have to repeat your tone, format, or rules in each prompt. Set them once now and they apply to every exercise today.</w:t>
       </w:r>
     </w:p>
     <w:p>
@@ -2781,7 +2814,7 @@
           <w:noProof/>
         </w:rPr>
         <w:drawing>
-          <wp:inline distT="0" distB="0" distL="0" distR="0" wp14:anchorId="1AAB47AD" wp14:editId="37E98998">
+          <wp:inline distT="0" distB="0" distL="0" distR="0" wp14:anchorId="75040D3B" wp14:editId="377C7537">
             <wp:extent cx="6210300" cy="886384"/>
             <wp:effectExtent l="0" t="0" r="0" b="0"/>
             <wp:docPr id="19" name="Picture" descr="The &quot;Customize instructions for Cowork&quot; card: Give Cowork guidance that is automatically added to the start of every task."/>
@@ -2912,7 +2945,10 @@
         <w:spacing w:before="30" w:after="30"/>
       </w:pPr>
       <w:r>
-        <w:t>I work in HR at Zava. Write in a warm, professional, inclusive tone suitable for employee communications. When you answer a policy or benefits question, cite the source document and add "Policies can change — please confirm with HR." Save emails and messages as drafts for me to review; during this workshop, never send anything to anyone but me. Use only the Zava sample files in my OneDrive folder Documents/ai_hr_cowork_workshop, and never include real employee personal data.</w:t>
+        <w:t xml:space="preserve">I work in HR at Zava. Write in a warm, professional, inclusive tone suitable for employee communications. When you answer a policy or benefits question, cite the source document and add </w:t>
+      </w:r>
+      <w:r>
+        <w:t>"Policies can change — please confirm with HR." Save emails and messages as drafts for me to review; during this workshop, never send anything to anyone but me. Use only the Zava sample files in my OneDrive folder Documents/ai_hr_cowork_workshop, and never include real employee personal data.</w:t>
       </w:r>
     </w:p>
     <w:p>
@@ -2928,6 +2964,7 @@
           <w:b/>
           <w:bCs/>
         </w:rPr>
+        <w:lastRenderedPageBreak/>
         <w:t>Check it works:</w:t>
       </w:r>
       <w:r>
@@ -2963,7 +3000,6 @@
           <w:b/>
           <w:bCs/>
         </w:rPr>
-        <w:lastRenderedPageBreak/>
         <w:t>More sample instructions for after the workshop.</w:t>
       </w:r>
       <w:r>
@@ -3463,7 +3499,7 @@
     </w:p>
     <w:p>
       <w:r>
-        <w:pict w14:anchorId="15506C94">
+        <w:pict w14:anchorId="3CA97E4C">
           <v:rect id="_x0000_i1026" style="width:0;height:1.5pt" o:hralign="center" o:hrstd="t" o:hr="t"/>
         </w:pict>
       </w:r>
@@ -3473,7 +3509,7 @@
         <w:pStyle w:val="Heading2"/>
       </w:pPr>
       <w:bookmarkStart w:id="12" w:name="X32d5feb5c42a67d990bbf5c51199fb4ed691306"/>
-      <w:bookmarkStart w:id="13" w:name="_Toc241754130"/>
+      <w:bookmarkStart w:id="13" w:name="_Toc241858799"/>
       <w:bookmarkEnd w:id="5"/>
       <w:bookmarkEnd w:id="11"/>
       <w:r>
@@ -3527,6 +3563,7 @@
           <w:b/>
           <w:bCs/>
         </w:rPr>
+        <w:lastRenderedPageBreak/>
         <w:t>Goal:</w:t>
       </w:r>
       <w:r>
@@ -3578,7 +3615,6 @@
           <w:b/>
           <w:bCs/>
         </w:rPr>
-        <w:lastRenderedPageBreak/>
         <w:t>Why Cowork?</w:t>
       </w:r>
       <w:r>
@@ -4178,6 +4214,7 @@
         <w:spacing w:before="30" w:after="30"/>
       </w:pPr>
       <w:r>
+        <w:lastRenderedPageBreak/>
         <w:t>For each recommended action, label it:</w:t>
       </w:r>
     </w:p>
@@ -4211,11 +4248,7 @@
         <w:spacing w:before="30" w:after="30"/>
       </w:pPr>
       <w:r>
-        <w:t xml:space="preserve">Explain the signal behind the recommendation and give me one clear next action. Keep recommendations focused on workstreams, decisions, and commitments rather than evaluating </w:t>
-      </w:r>
-      <w:r>
-        <w:lastRenderedPageBreak/>
-        <w:t xml:space="preserve">individual people. Make the dashboard executive-ready and easy to scan, with expandable </w:t>
+        <w:t xml:space="preserve">Explain the signal behind the recommendation and give me one clear next action. Keep recommendations focused on workstreams, decisions, and commitments rather than evaluating individual people. Make the dashboard executive-ready and easy to scan, with expandable </w:t>
       </w:r>
       <w:r>
         <w:t>sections, traffic-light indicators, and links to the supporting emails, meetings, chats, and files. The most important content should answer: What needs my attention, and what should I do differently today?</w:t>
@@ -4746,7 +4779,7 @@
     </w:p>
     <w:p>
       <w:r>
-        <w:pict w14:anchorId="496233DF">
+        <w:pict w14:anchorId="4D5EEFBE">
           <v:rect id="_x0000_i1027" style="width:0;height:1.5pt" o:hralign="center" o:hrstd="t" o:hr="t"/>
         </w:pict>
       </w:r>
@@ -4756,7 +4789,7 @@
         <w:pStyle w:val="Heading2"/>
       </w:pPr>
       <w:bookmarkStart w:id="15" w:name="X3bc279fb422ae0c320998ddb1f4965378ddecb6"/>
-      <w:bookmarkStart w:id="16" w:name="_Toc241754131"/>
+      <w:bookmarkStart w:id="16" w:name="_Toc241858800"/>
       <w:bookmarkEnd w:id="12"/>
       <w:bookmarkEnd w:id="14"/>
       <w:r>
@@ -4834,6 +4867,7 @@
           <w:b/>
           <w:bCs/>
         </w:rPr>
+        <w:lastRenderedPageBreak/>
         <w:t>Output:</w:t>
       </w:r>
       <w:r>
@@ -4871,7 +4905,6 @@
           <w:b/>
           <w:bCs/>
         </w:rPr>
-        <w:lastRenderedPageBreak/>
         <w:t>Why Cowork?</w:t>
       </w:r>
       <w:r>
@@ -5492,7 +5525,7 @@
     </w:p>
     <w:p>
       <w:r>
-        <w:pict w14:anchorId="576CBE23">
+        <w:pict w14:anchorId="4E202676">
           <v:rect id="_x0000_i1028" style="width:0;height:1.5pt" o:hralign="center" o:hrstd="t" o:hr="t"/>
         </w:pict>
       </w:r>
@@ -5502,10 +5535,11 @@
         <w:pStyle w:val="Heading2"/>
       </w:pPr>
       <w:bookmarkStart w:id="19" w:name="coffee-break-10-min"/>
-      <w:bookmarkStart w:id="20" w:name="_Toc241754132"/>
+      <w:bookmarkStart w:id="20" w:name="_Toc241858801"/>
       <w:bookmarkEnd w:id="15"/>
       <w:bookmarkEnd w:id="18"/>
       <w:r>
+        <w:lastRenderedPageBreak/>
         <w:t>☕</w:t>
       </w:r>
       <w:r>
@@ -5523,8 +5557,7 @@
     </w:p>
     <w:p>
       <w:r>
-        <w:lastRenderedPageBreak/>
-        <w:pict w14:anchorId="01C7338A">
+        <w:pict w14:anchorId="42705FEC">
           <v:rect id="_x0000_i1029" style="width:0;height:1.5pt" o:hralign="center" o:hrstd="t" o:hr="t"/>
         </w:pict>
       </w:r>
@@ -5534,7 +5567,7 @@
         <w:pStyle w:val="Heading2"/>
       </w:pPr>
       <w:bookmarkStart w:id="21" w:name="X01d412a0f2e13c2810eaf63626ad375735c7ae4"/>
-      <w:bookmarkStart w:id="22" w:name="_Toc241754133"/>
+      <w:bookmarkStart w:id="22" w:name="_Toc241858802"/>
       <w:bookmarkEnd w:id="19"/>
       <w:r>
         <w:t>Exercise 3 — Navigate websites with Cowork's browser (25 min)</w:t>
@@ -6129,6 +6162,7 @@
         <w:spacing w:before="30" w:after="30"/>
       </w:pPr>
       <w:r>
+        <w:lastRenderedPageBreak/>
         <w:t xml:space="preserve">Go to </w:t>
       </w:r>
       <w:hyperlink r:id="rId17">
@@ -6157,7 +6191,6 @@
         <w:spacing w:before="30" w:after="30"/>
       </w:pPr>
       <w:r>
-        <w:lastRenderedPageBreak/>
         <w:t xml:space="preserve">Compare both with the overtime rule in </w:t>
       </w:r>
       <w:r>
@@ -6534,7 +6567,7 @@
     </w:p>
     <w:p>
       <w:r>
-        <w:pict w14:anchorId="5210DB0C">
+        <w:pict w14:anchorId="6C1CBF84">
           <v:rect id="_x0000_i1030" style="width:0;height:1.5pt" o:hralign="center" o:hrstd="t" o:hr="t"/>
         </w:pict>
       </w:r>
@@ -6544,7 +6577,7 @@
         <w:pStyle w:val="Heading2"/>
       </w:pPr>
       <w:bookmarkStart w:id="25" w:name="X9116c4916658806051619465b6a84d1f6bc9a0f"/>
-      <w:bookmarkStart w:id="26" w:name="_Toc241754134"/>
+      <w:bookmarkStart w:id="26" w:name="_Toc241858803"/>
       <w:bookmarkEnd w:id="21"/>
       <w:bookmarkEnd w:id="24"/>
       <w:r>
@@ -6683,6 +6716,7 @@
           <w:b/>
           <w:bCs/>
         </w:rPr>
+        <w:lastRenderedPageBreak/>
         <w:t>Workflow:</w:t>
       </w:r>
       <w:r>
@@ -6750,7 +6784,6 @@
           <w:b/>
           <w:bCs/>
         </w:rPr>
-        <w:lastRenderedPageBreak/>
         <w:t>Data sources:</w:t>
       </w:r>
       <w:r>
@@ -7321,6 +7354,7 @@
           <w:b/>
           <w:bCs/>
         </w:rPr>
+        <w:lastRenderedPageBreak/>
         <w:t>Optional — share it:</w:t>
       </w:r>
       <w:r>
@@ -7378,7 +7412,6 @@
         <w:ind w:left="288" w:right="144"/>
       </w:pPr>
       <w:r>
-        <w:lastRenderedPageBreak/>
         <w:t xml:space="preserve">Compare your result with the reference skill in </w:t>
       </w:r>
       <w:hyperlink r:id="rId20">
@@ -7395,7 +7428,7 @@
     </w:p>
     <w:p>
       <w:r>
-        <w:pict w14:anchorId="6BB031C0">
+        <w:pict w14:anchorId="25EC228A">
           <v:rect id="_x0000_i1031" style="width:0;height:1.5pt" o:hralign="center" o:hrstd="t" o:hr="t"/>
         </w:pict>
       </w:r>
@@ -7405,7 +7438,7 @@
         <w:pStyle w:val="Heading2"/>
       </w:pPr>
       <w:bookmarkStart w:id="30" w:name="X760f3e0179454091390b23f90bebafb9e8f1201"/>
-      <w:bookmarkStart w:id="31" w:name="_Toc241754135"/>
+      <w:bookmarkStart w:id="31" w:name="_Toc241858804"/>
       <w:bookmarkEnd w:id="25"/>
       <w:bookmarkEnd w:id="29"/>
       <w:r>
@@ -7925,6 +7958,7 @@
           <w:b/>
           <w:bCs/>
         </w:rPr>
+        <w:lastRenderedPageBreak/>
         <w:t>Optional — go further in Exercise 7:</w:t>
       </w:r>
       <w:r>
@@ -7953,7 +7987,6 @@
           <w:b/>
           <w:bCs/>
         </w:rPr>
-        <w:lastRenderedPageBreak/>
         <w:t>Stretch:</w:t>
       </w:r>
       <w:r>
@@ -8001,7 +8034,7 @@
     </w:p>
     <w:p>
       <w:r>
-        <w:pict w14:anchorId="61719426">
+        <w:pict w14:anchorId="6EF5DE13">
           <v:rect id="_x0000_i1032" style="width:0;height:1.5pt" o:hralign="center" o:hrstd="t" o:hr="t"/>
         </w:pict>
       </w:r>
@@ -8011,7 +8044,7 @@
         <w:pStyle w:val="Heading2"/>
       </w:pPr>
       <w:bookmarkStart w:id="34" w:name="coffee-break-10-min-1"/>
-      <w:bookmarkStart w:id="35" w:name="_Toc241754136"/>
+      <w:bookmarkStart w:id="35" w:name="_Toc241858805"/>
       <w:bookmarkEnd w:id="30"/>
       <w:bookmarkEnd w:id="33"/>
       <w:r>
@@ -8032,7 +8065,7 @@
     </w:p>
     <w:p>
       <w:r>
-        <w:pict w14:anchorId="5D4D6A51">
+        <w:pict w14:anchorId="695565DA">
           <v:rect id="_x0000_i1033" style="width:0;height:1.5pt" o:hralign="center" o:hrstd="t" o:hr="t"/>
         </w:pict>
       </w:r>
@@ -8042,7 +8075,7 @@
         <w:pStyle w:val="Heading2"/>
       </w:pPr>
       <w:bookmarkStart w:id="36" w:name="Xf7f32dcfb537d7c4ae5b893dda38a88c9f0e2b6"/>
-      <w:bookmarkStart w:id="37" w:name="_Toc241754137"/>
+      <w:bookmarkStart w:id="37" w:name="_Toc241858806"/>
       <w:bookmarkEnd w:id="34"/>
       <w:r>
         <w:t>Exercise 6 — Onboarding orientation pack (20 min)</w:t>
@@ -8635,7 +8668,7 @@
     </w:p>
     <w:p>
       <w:r>
-        <w:pict w14:anchorId="7DF49092">
+        <w:pict w14:anchorId="0C314C37">
           <v:rect id="_x0000_i1034" style="width:0;height:1.5pt" o:hralign="center" o:hrstd="t" o:hr="t"/>
         </w:pict>
       </w:r>
@@ -8645,7 +8678,7 @@
         <w:pStyle w:val="Heading2"/>
       </w:pPr>
       <w:bookmarkStart w:id="41" w:name="exercise-7--automate--share-15-min"/>
-      <w:bookmarkStart w:id="42" w:name="_Toc241754138"/>
+      <w:bookmarkStart w:id="42" w:name="_Toc241858807"/>
       <w:bookmarkEnd w:id="36"/>
       <w:bookmarkEnd w:id="40"/>
       <w:r>
@@ -9394,7 +9427,7 @@
     </w:p>
     <w:p>
       <w:r>
-        <w:pict w14:anchorId="2A5B2781">
+        <w:pict w14:anchorId="5A45A2A9">
           <v:rect id="_x0000_i1035" style="width:0;height:1.5pt" o:hralign="center" o:hrstd="t" o:hr="t"/>
         </w:pict>
       </w:r>
@@ -9404,7 +9437,7 @@
         <w:pStyle w:val="Heading2"/>
       </w:pPr>
       <w:bookmarkStart w:id="46" w:name="Xe1b23373e9a2acd1ab99bbefc4c291e916a0b16"/>
-      <w:bookmarkStart w:id="47" w:name="_Toc241754139"/>
+      <w:bookmarkStart w:id="47" w:name="_Toc241858808"/>
       <w:bookmarkEnd w:id="41"/>
       <w:bookmarkEnd w:id="45"/>
       <w:r>
@@ -9472,7 +9505,7 @@
           <w:noProof/>
         </w:rPr>
         <w:drawing>
-          <wp:inline distT="0" distB="0" distL="0" distR="0" wp14:anchorId="06073A16" wp14:editId="5E4C16A3">
+          <wp:inline distT="0" distB="0" distL="0" distR="0" wp14:anchorId="3C7E0E94" wp14:editId="4B020DCB">
             <wp:extent cx="6210300" cy="3261914"/>
             <wp:effectExtent l="0" t="0" r="0" b="0"/>
             <wp:docPr id="57" name="Picture" descr="The Cowork Customize page with the Plugins tab selected, showing installed plugins with on/off toggles."/>
@@ -9888,7 +9921,7 @@
     </w:p>
     <w:p>
       <w:r>
-        <w:pict w14:anchorId="280D5158">
+        <w:pict w14:anchorId="28D81045">
           <v:rect id="_x0000_i1036" style="width:0;height:1.5pt" o:hralign="center" o:hrstd="t" o:hr="t"/>
         </w:pict>
       </w:r>
@@ -9898,7 +9931,7 @@
         <w:pStyle w:val="Heading2"/>
       </w:pPr>
       <w:bookmarkStart w:id="48" w:name="Xdd19a083c7c4832db36b8e6e8282dd21006c5ab"/>
-      <w:bookmarkStart w:id="49" w:name="_Toc241754140"/>
+      <w:bookmarkStart w:id="49" w:name="_Toc241858809"/>
       <w:bookmarkEnd w:id="46"/>
       <w:r>
         <w:t>Exercise 8 — Build a Policy Agent with Copilot Agent Builder (20 min)</w:t>
@@ -10712,7 +10745,7 @@
     </w:p>
     <w:p>
       <w:r>
-        <w:pict w14:anchorId="21F6668D">
+        <w:pict w14:anchorId="03F4F3A6">
           <v:rect id="_x0000_i1037" style="width:0;height:1.5pt" o:hralign="center" o:hrstd="t" o:hr="t"/>
         </w:pict>
       </w:r>
@@ -10722,7 +10755,7 @@
         <w:pStyle w:val="Heading2"/>
       </w:pPr>
       <w:bookmarkStart w:id="55" w:name="wrap-up-5-min"/>
-      <w:bookmarkStart w:id="56" w:name="_Toc241754141"/>
+      <w:bookmarkStart w:id="56" w:name="_Toc241858810"/>
       <w:bookmarkEnd w:id="48"/>
       <w:bookmarkEnd w:id="54"/>
       <w:r>
@@ -11169,7 +11202,7 @@
   <w:abstractNum w:abstractNumId="0" w15:restartNumberingAfterBreak="0">
     <w:nsid w:val="0000A990"/>
     <w:multiLevelType w:val="multilevel"/>
-    <w:tmpl w:val="AEA6AF68"/>
+    <w:tmpl w:val="C67275BA"/>
     <w:lvl w:ilvl="0">
       <w:numFmt w:val="bullet"/>
       <w:lvlText w:val=" "/>
@@ -11246,7 +11279,7 @@
   <w:abstractNum w:abstractNumId="1" w15:restartNumberingAfterBreak="0">
     <w:nsid w:val="0000A991"/>
     <w:multiLevelType w:val="multilevel"/>
-    <w:tmpl w:val="A824F6AC"/>
+    <w:tmpl w:val="CE7611CC"/>
     <w:lvl w:ilvl="0">
       <w:numFmt w:val="bullet"/>
       <w:lvlText w:val=""/>
@@ -11350,7 +11383,7 @@
   <w:abstractNum w:abstractNumId="2" w15:restartNumberingAfterBreak="0">
     <w:nsid w:val="00A99411"/>
     <w:multiLevelType w:val="multilevel"/>
-    <w:tmpl w:val="B5A29EF2"/>
+    <w:tmpl w:val="205CF3BA"/>
     <w:lvl w:ilvl="0">
       <w:start w:val="1"/>
       <w:numFmt w:val="decimal"/>
@@ -11433,13 +11466,13 @@
       </w:pPr>
     </w:lvl>
   </w:abstractNum>
-  <w:num w:numId="1" w16cid:durableId="197014049">
+  <w:num w:numId="1" w16cid:durableId="290138292">
     <w:abstractNumId w:val="0"/>
   </w:num>
-  <w:num w:numId="2" w16cid:durableId="245380843">
+  <w:num w:numId="2" w16cid:durableId="1520220">
     <w:abstractNumId w:val="1"/>
   </w:num>
-  <w:num w:numId="3" w16cid:durableId="677660896">
+  <w:num w:numId="3" w16cid:durableId="491023933">
     <w:abstractNumId w:val="2"/>
     <w:lvlOverride w:ilvl="0">
       <w:startOverride w:val="1"/>
@@ -11469,7 +11502,7 @@
       <w:startOverride w:val="1"/>
     </w:lvlOverride>
   </w:num>
-  <w:num w:numId="4" w16cid:durableId="2088070941">
+  <w:num w:numId="4" w16cid:durableId="1811511052">
     <w:abstractNumId w:val="2"/>
     <w:lvlOverride w:ilvl="0">
       <w:startOverride w:val="1"/>
@@ -11499,10 +11532,10 @@
       <w:startOverride w:val="1"/>
     </w:lvlOverride>
   </w:num>
-  <w:num w:numId="5" w16cid:durableId="1584685254">
+  <w:num w:numId="5" w16cid:durableId="511261328">
     <w:abstractNumId w:val="1"/>
   </w:num>
-  <w:num w:numId="6" w16cid:durableId="1274745711">
+  <w:num w:numId="6" w16cid:durableId="489369875">
     <w:abstractNumId w:val="2"/>
     <w:lvlOverride w:ilvl="0">
       <w:startOverride w:val="1"/>
@@ -11532,10 +11565,10 @@
       <w:startOverride w:val="1"/>
     </w:lvlOverride>
   </w:num>
-  <w:num w:numId="7" w16cid:durableId="496044963">
+  <w:num w:numId="7" w16cid:durableId="254172948">
     <w:abstractNumId w:val="1"/>
   </w:num>
-  <w:num w:numId="8" w16cid:durableId="448203395">
+  <w:num w:numId="8" w16cid:durableId="1264846348">
     <w:abstractNumId w:val="2"/>
     <w:lvlOverride w:ilvl="0">
       <w:startOverride w:val="1"/>
@@ -11565,13 +11598,13 @@
       <w:startOverride w:val="1"/>
     </w:lvlOverride>
   </w:num>
-  <w:num w:numId="9" w16cid:durableId="540678008">
+  <w:num w:numId="9" w16cid:durableId="1779789915">
     <w:abstractNumId w:val="1"/>
   </w:num>
-  <w:num w:numId="10" w16cid:durableId="1883441085">
+  <w:num w:numId="10" w16cid:durableId="1778408771">
     <w:abstractNumId w:val="1"/>
   </w:num>
-  <w:num w:numId="11" w16cid:durableId="534080246">
+  <w:num w:numId="11" w16cid:durableId="1513564361">
     <w:abstractNumId w:val="2"/>
     <w:lvlOverride w:ilvl="0">
       <w:startOverride w:val="1"/>
@@ -11601,22 +11634,22 @@
       <w:startOverride w:val="1"/>
     </w:lvlOverride>
   </w:num>
-  <w:num w:numId="12" w16cid:durableId="1403455081">
+  <w:num w:numId="12" w16cid:durableId="1397167436">
     <w:abstractNumId w:val="1"/>
   </w:num>
-  <w:num w:numId="13" w16cid:durableId="1383217186">
+  <w:num w:numId="13" w16cid:durableId="267006741">
     <w:abstractNumId w:val="1"/>
   </w:num>
-  <w:num w:numId="14" w16cid:durableId="1377393855">
+  <w:num w:numId="14" w16cid:durableId="1140076031">
     <w:abstractNumId w:val="1"/>
   </w:num>
-  <w:num w:numId="15" w16cid:durableId="1161507832">
+  <w:num w:numId="15" w16cid:durableId="1823236878">
     <w:abstractNumId w:val="1"/>
   </w:num>
-  <w:num w:numId="16" w16cid:durableId="174225557">
+  <w:num w:numId="16" w16cid:durableId="1084111306">
     <w:abstractNumId w:val="1"/>
   </w:num>
-  <w:num w:numId="17" w16cid:durableId="1790780150">
+  <w:num w:numId="17" w16cid:durableId="212545252">
     <w:abstractNumId w:val="2"/>
     <w:lvlOverride w:ilvl="0">
       <w:startOverride w:val="1"/>
@@ -11646,7 +11679,7 @@
       <w:startOverride w:val="1"/>
     </w:lvlOverride>
   </w:num>
-  <w:num w:numId="18" w16cid:durableId="873234324">
+  <w:num w:numId="18" w16cid:durableId="1735007763">
     <w:abstractNumId w:val="2"/>
     <w:lvlOverride w:ilvl="0">
       <w:startOverride w:val="1"/>
@@ -11676,16 +11709,16 @@
       <w:startOverride w:val="1"/>
     </w:lvlOverride>
   </w:num>
-  <w:num w:numId="19" w16cid:durableId="2009599523">
+  <w:num w:numId="19" w16cid:durableId="12266100">
     <w:abstractNumId w:val="1"/>
   </w:num>
-  <w:num w:numId="20" w16cid:durableId="1749884594">
+  <w:num w:numId="20" w16cid:durableId="1010567441">
     <w:abstractNumId w:val="1"/>
   </w:num>
-  <w:num w:numId="21" w16cid:durableId="898903763">
+  <w:num w:numId="21" w16cid:durableId="1151294527">
     <w:abstractNumId w:val="1"/>
   </w:num>
-  <w:num w:numId="22" w16cid:durableId="1004942423">
+  <w:num w:numId="22" w16cid:durableId="1651900874">
     <w:abstractNumId w:val="2"/>
     <w:lvlOverride w:ilvl="0">
       <w:startOverride w:val="1"/>
@@ -11715,7 +11748,7 @@
       <w:startOverride w:val="1"/>
     </w:lvlOverride>
   </w:num>
-  <w:num w:numId="23" w16cid:durableId="565578858">
+  <w:num w:numId="23" w16cid:durableId="1541742900">
     <w:abstractNumId w:val="2"/>
     <w:lvlOverride w:ilvl="0">
       <w:startOverride w:val="1"/>
@@ -11745,10 +11778,10 @@
       <w:startOverride w:val="1"/>
     </w:lvlOverride>
   </w:num>
-  <w:num w:numId="24" w16cid:durableId="1834834088">
+  <w:num w:numId="24" w16cid:durableId="2130197927">
     <w:abstractNumId w:val="1"/>
   </w:num>
-  <w:num w:numId="25" w16cid:durableId="899367357">
+  <w:num w:numId="25" w16cid:durableId="1184441359">
     <w:abstractNumId w:val="2"/>
     <w:lvlOverride w:ilvl="0">
       <w:startOverride w:val="1"/>
@@ -11778,13 +11811,13 @@
       <w:startOverride w:val="1"/>
     </w:lvlOverride>
   </w:num>
-  <w:num w:numId="26" w16cid:durableId="485436646">
+  <w:num w:numId="26" w16cid:durableId="389619543">
     <w:abstractNumId w:val="1"/>
   </w:num>
-  <w:num w:numId="27" w16cid:durableId="155607989">
+  <w:num w:numId="27" w16cid:durableId="2098363677">
     <w:abstractNumId w:val="1"/>
   </w:num>
-  <w:num w:numId="28" w16cid:durableId="880095088">
+  <w:num w:numId="28" w16cid:durableId="857886670">
     <w:abstractNumId w:val="2"/>
     <w:lvlOverride w:ilvl="0">
       <w:startOverride w:val="1"/>
@@ -11814,22 +11847,22 @@
       <w:startOverride w:val="1"/>
     </w:lvlOverride>
   </w:num>
-  <w:num w:numId="29" w16cid:durableId="2090614621">
+  <w:num w:numId="29" w16cid:durableId="1601987636">
     <w:abstractNumId w:val="1"/>
   </w:num>
-  <w:num w:numId="30" w16cid:durableId="1181578850">
+  <w:num w:numId="30" w16cid:durableId="908657690">
     <w:abstractNumId w:val="1"/>
   </w:num>
-  <w:num w:numId="31" w16cid:durableId="1929607617">
+  <w:num w:numId="31" w16cid:durableId="501287344">
     <w:abstractNumId w:val="1"/>
   </w:num>
-  <w:num w:numId="32" w16cid:durableId="414984621">
+  <w:num w:numId="32" w16cid:durableId="1911112745">
     <w:abstractNumId w:val="1"/>
   </w:num>
-  <w:num w:numId="33" w16cid:durableId="1195726175">
+  <w:num w:numId="33" w16cid:durableId="1427918090">
     <w:abstractNumId w:val="1"/>
   </w:num>
-  <w:num w:numId="34" w16cid:durableId="621425472">
+  <w:num w:numId="34" w16cid:durableId="1952324628">
     <w:abstractNumId w:val="2"/>
     <w:lvlOverride w:ilvl="0">
       <w:startOverride w:val="1"/>
@@ -11859,13 +11892,13 @@
       <w:startOverride w:val="1"/>
     </w:lvlOverride>
   </w:num>
-  <w:num w:numId="35" w16cid:durableId="1933199461">
+  <w:num w:numId="35" w16cid:durableId="1655598046">
     <w:abstractNumId w:val="1"/>
   </w:num>
-  <w:num w:numId="36" w16cid:durableId="733116820">
+  <w:num w:numId="36" w16cid:durableId="1785267612">
     <w:abstractNumId w:val="1"/>
   </w:num>
-  <w:num w:numId="37" w16cid:durableId="1871720273">
+  <w:num w:numId="37" w16cid:durableId="208300313">
     <w:abstractNumId w:val="2"/>
     <w:lvlOverride w:ilvl="0">
       <w:startOverride w:val="1"/>
@@ -11895,25 +11928,25 @@
       <w:startOverride w:val="1"/>
     </w:lvlOverride>
   </w:num>
-  <w:num w:numId="38" w16cid:durableId="2017266177">
+  <w:num w:numId="38" w16cid:durableId="362829910">
     <w:abstractNumId w:val="1"/>
   </w:num>
-  <w:num w:numId="39" w16cid:durableId="1987661478">
+  <w:num w:numId="39" w16cid:durableId="85420849">
     <w:abstractNumId w:val="1"/>
   </w:num>
-  <w:num w:numId="40" w16cid:durableId="1979843384">
+  <w:num w:numId="40" w16cid:durableId="85468606">
     <w:abstractNumId w:val="1"/>
   </w:num>
-  <w:num w:numId="41" w16cid:durableId="269364528">
+  <w:num w:numId="41" w16cid:durableId="431894784">
     <w:abstractNumId w:val="1"/>
   </w:num>
-  <w:num w:numId="42" w16cid:durableId="356277895">
+  <w:num w:numId="42" w16cid:durableId="1872451732">
     <w:abstractNumId w:val="1"/>
   </w:num>
-  <w:num w:numId="43" w16cid:durableId="1399092877">
+  <w:num w:numId="43" w16cid:durableId="1501890929">
     <w:abstractNumId w:val="1"/>
   </w:num>
-  <w:num w:numId="44" w16cid:durableId="1237596571">
+  <w:num w:numId="44" w16cid:durableId="1138300270">
     <w:abstractNumId w:val="1"/>
   </w:num>
 </w:numbering>
@@ -13164,7 +13197,7 @@
     <w:next w:val="Normal"/>
     <w:autoRedefine/>
     <w:uiPriority w:val="39"/>
-    <w:rsid w:val="00F93CEF"/>
+    <w:rsid w:val="00240705"/>
     <w:pPr>
       <w:spacing w:after="100"/>
     </w:pPr>
@@ -13175,7 +13208,7 @@
     <w:next w:val="Normal"/>
     <w:autoRedefine/>
     <w:uiPriority w:val="39"/>
-    <w:rsid w:val="00F93CEF"/>
+    <w:rsid w:val="00240705"/>
     <w:pPr>
       <w:spacing w:after="100"/>
       <w:ind w:left="210"/>
@@ -13185,7 +13218,7 @@
     <w:name w:val="header"/>
     <w:basedOn w:val="Normal"/>
     <w:link w:val="HeaderChar"/>
-    <w:rsid w:val="00F93CEF"/>
+    <w:rsid w:val="00240705"/>
     <w:pPr>
       <w:tabs>
         <w:tab w:val="center" w:pos="4513"/>
@@ -13198,7 +13231,7 @@
     <w:name w:val="Header Char"/>
     <w:basedOn w:val="DefaultParagraphFont"/>
     <w:link w:val="Header"/>
-    <w:rsid w:val="00F93CEF"/>
+    <w:rsid w:val="00240705"/>
     <w:rPr>
       <w:rFonts w:ascii="Segoe UI" w:eastAsia="Segoe UI" w:hAnsi="Segoe UI" w:cs="Segoe UI"/>
       <w:color w:val="242424"/>
@@ -13209,7 +13242,7 @@
     <w:name w:val="footer"/>
     <w:basedOn w:val="Normal"/>
     <w:link w:val="FooterChar"/>
-    <w:rsid w:val="00F93CEF"/>
+    <w:rsid w:val="00240705"/>
     <w:pPr>
       <w:tabs>
         <w:tab w:val="center" w:pos="4513"/>
@@ -13222,7 +13255,7 @@
     <w:name w:val="Footer Char"/>
     <w:basedOn w:val="DefaultParagraphFont"/>
     <w:link w:val="Footer"/>
-    <w:rsid w:val="00F93CEF"/>
+    <w:rsid w:val="00240705"/>
     <w:rPr>
       <w:rFonts w:ascii="Segoe UI" w:eastAsia="Segoe UI" w:hAnsi="Segoe UI" w:cs="Segoe UI"/>
       <w:color w:val="242424"/>
